--- a/docs/VEHICLE_PRIORITY_GATE_CONTROL.docx
+++ b/docs/VEHICLE_PRIORITY_GATE_CONTROL.docx
@@ -16,7 +16,7 @@
     </w:p>
     <w:p>
       <w:r>
-        <w:t>Sistema di gestione accessi e pesatura con doppia sbarra e priorità veicoli, integrato con un sistema esterno di identificazione targhe.</w:t>
+        <w:t>Sistema di gestione accessi e pesatura con controllo sbarre automatico, integrato con un sistema esterno di identificazione targhe. La priorità determina l'ordine di servizio in coda quando più prenotazioni hanno la stessa data.</w:t>
       </w:r>
     </w:p>
     <w:p>
@@ -92,7 +92,7 @@
         <w:ind w:left="1417"/>
       </w:pPr>
       <w:r>
-        <w:t>Priorità (determina quale sbarra aprire)</w:t>
+        <w:t>Priorità (usata per ordinare la coda in caso di stessa data)</w:t>
       </w:r>
     </w:p>
     <w:p>
@@ -136,7 +136,7 @@
         <w:pStyle w:val="Heading2"/>
       </w:pPr>
       <w:r>
-        <w:t>Fase 2: Apertura Sbarra in Base alla Priorità</w:t>
+        <w:t>Fase 2: Gestione Coda e Apertura Sbarra</w:t>
       </w:r>
     </w:p>
     <w:p>
@@ -149,7 +149,11 @@
         <w:pStyle w:val="ListNumber"/>
       </w:pPr>
       <w:r>
-        <w:t>Cerca il prossimo accesso in coda (sia con pesatura che solo transito), ordinato per priorità decrescente. A parità di priorità viene servito il più vecchio.</w:t>
+        <w:t>Cerca il prossimo accesso da servire:</w:t>
+        <w:br/>
+        <w:t xml:space="preserve">    • Prima passa la prenotazione con data meno recente (la più vecchia ha precedenza)</w:t>
+        <w:br/>
+        <w:t xml:space="preserve">    • A parità di data, passa quella con priorità più alta</w:t>
       </w:r>
     </w:p>
     <w:p>
@@ -157,11 +161,7 @@
         <w:pStyle w:val="ListNumber"/>
       </w:pPr>
       <w:r>
-        <w:t>In base alla priorità del veicolo selezionato:</w:t>
-        <w:br/>
-        <w:t xml:space="preserve">    • Priorità ALTA → Apre Sbarra 1 (corsia preferenziale)</w:t>
-        <w:br/>
-        <w:t xml:space="preserve">    • Priorità BASSA → Apre Sbarra 2 (corsia normale)</w:t>
+        <w:t>Apre la sbarra corrispondente.</w:t>
       </w:r>
     </w:p>
     <w:p>
@@ -243,7 +243,7 @@
         <w:pStyle w:val="ListNumber"/>
       </w:pPr>
       <w:r>
-        <w:t>Le sbarre si aprono normalmente in base alla priorità.</w:t>
+        <w:t>La sbarra si apre normalmente seguendo l'ordine di coda.</w:t>
       </w:r>
     </w:p>
     <w:p>
@@ -275,7 +275,285 @@
         <w:pStyle w:val="Heading1"/>
       </w:pPr>
       <w:r>
-        <w:t>2. Schema del Processo</w:t>
+        <w:t>2. Ordinamento della Coda</w:t>
+      </w:r>
+    </w:p>
+    <w:p>
+      <w:r>
+        <w:t>La coda viene ordinata così:</w:t>
+      </w:r>
+    </w:p>
+    <w:p>
+      <w:pPr>
+        <w:pStyle w:val="ListNumber"/>
+      </w:pPr>
+      <w:r>
+        <w:rPr>
+          <w:b/>
+        </w:rPr>
+        <w:t>Data prenotazione ASC</w:t>
+      </w:r>
+      <w:r>
+        <w:t xml:space="preserve"> — la prenotazione più vecchia passa prima</w:t>
+      </w:r>
+    </w:p>
+    <w:p>
+      <w:pPr>
+        <w:pStyle w:val="ListNumber"/>
+      </w:pPr>
+      <w:r>
+        <w:rPr>
+          <w:b/>
+        </w:rPr>
+        <w:t>Priorità DESC</w:t>
+      </w:r>
+      <w:r>
+        <w:t xml:space="preserve"> — a parità di data, passa prima quella con priorità più alta</w:t>
+      </w:r>
+    </w:p>
+    <w:p/>
+    <w:tbl>
+      <w:tblPr>
+        <w:tblStyle w:val="LightShading-Accent1"/>
+        <w:tblW w:type="auto" w:w="0"/>
+        <w:jc w:val="center"/>
+        <w:tblLook w:firstColumn="1" w:firstRow="1" w:lastColumn="0" w:lastRow="0" w:noHBand="0" w:noVBand="1" w:val="04A0"/>
+      </w:tblPr>
+      <w:tblGrid>
+        <w:gridCol w:w="2160"/>
+        <w:gridCol w:w="2160"/>
+        <w:gridCol w:w="2160"/>
+        <w:gridCol w:w="2160"/>
+      </w:tblGrid>
+      <w:tr>
+        <w:tc>
+          <w:tcPr>
+            <w:tcW w:type="dxa" w:w="2160"/>
+          </w:tcPr>
+          <w:p>
+            <w:r>
+              <w:rPr>
+                <w:b/>
+              </w:rPr>
+              <w:t>Targa</w:t>
+            </w:r>
+          </w:p>
+        </w:tc>
+        <w:tc>
+          <w:tcPr>
+            <w:tcW w:type="dxa" w:w="2160"/>
+          </w:tcPr>
+          <w:p>
+            <w:r>
+              <w:rPr>
+                <w:b/>
+              </w:rPr>
+              <w:t>Data Prenotazione</w:t>
+            </w:r>
+          </w:p>
+        </w:tc>
+        <w:tc>
+          <w:tcPr>
+            <w:tcW w:type="dxa" w:w="2160"/>
+          </w:tcPr>
+          <w:p>
+            <w:r>
+              <w:rPr>
+                <w:b/>
+              </w:rPr>
+              <w:t>Priorità</w:t>
+            </w:r>
+          </w:p>
+        </w:tc>
+        <w:tc>
+          <w:tcPr>
+            <w:tcW w:type="dxa" w:w="2160"/>
+          </w:tcPr>
+          <w:p>
+            <w:r>
+              <w:rPr>
+                <w:b/>
+              </w:rPr>
+              <w:t>Ordine di Servizio</w:t>
+            </w:r>
+          </w:p>
+        </w:tc>
+      </w:tr>
+      <w:tr>
+        <w:tc>
+          <w:tcPr>
+            <w:tcW w:type="dxa" w:w="2160"/>
+          </w:tcPr>
+          <w:p>
+            <w:r>
+              <w:t>AB123</w:t>
+            </w:r>
+          </w:p>
+        </w:tc>
+        <w:tc>
+          <w:tcPr>
+            <w:tcW w:type="dxa" w:w="2160"/>
+          </w:tcPr>
+          <w:p>
+            <w:r>
+              <w:t>10/03 ore 08:00</w:t>
+            </w:r>
+          </w:p>
+        </w:tc>
+        <w:tc>
+          <w:tcPr>
+            <w:tcW w:type="dxa" w:w="2160"/>
+          </w:tcPr>
+          <w:p>
+            <w:r>
+              <w:t>1</w:t>
+            </w:r>
+          </w:p>
+        </w:tc>
+        <w:tc>
+          <w:tcPr>
+            <w:tcW w:type="dxa" w:w="2160"/>
+          </w:tcPr>
+          <w:p>
+            <w:r>
+              <w:t>1° (data più vecchia)</w:t>
+            </w:r>
+          </w:p>
+        </w:tc>
+      </w:tr>
+      <w:tr>
+        <w:tc>
+          <w:tcPr>
+            <w:tcW w:type="dxa" w:w="2160"/>
+          </w:tcPr>
+          <w:p>
+            <w:r>
+              <w:t>CD456</w:t>
+            </w:r>
+          </w:p>
+        </w:tc>
+        <w:tc>
+          <w:tcPr>
+            <w:tcW w:type="dxa" w:w="2160"/>
+          </w:tcPr>
+          <w:p>
+            <w:r>
+              <w:t>11/03 ore 09:00</w:t>
+            </w:r>
+          </w:p>
+        </w:tc>
+        <w:tc>
+          <w:tcPr>
+            <w:tcW w:type="dxa" w:w="2160"/>
+          </w:tcPr>
+          <w:p>
+            <w:r>
+              <w:t>3</w:t>
+            </w:r>
+          </w:p>
+        </w:tc>
+        <w:tc>
+          <w:tcPr>
+            <w:tcW w:type="dxa" w:w="2160"/>
+          </w:tcPr>
+          <w:p>
+            <w:r>
+              <w:t>2° (stessa data, priorità alta)</w:t>
+            </w:r>
+          </w:p>
+        </w:tc>
+      </w:tr>
+      <w:tr>
+        <w:tc>
+          <w:tcPr>
+            <w:tcW w:type="dxa" w:w="2160"/>
+          </w:tcPr>
+          <w:p>
+            <w:r>
+              <w:t>EF789</w:t>
+            </w:r>
+          </w:p>
+        </w:tc>
+        <w:tc>
+          <w:tcPr>
+            <w:tcW w:type="dxa" w:w="2160"/>
+          </w:tcPr>
+          <w:p>
+            <w:r>
+              <w:t>11/03 ore 09:00</w:t>
+            </w:r>
+          </w:p>
+        </w:tc>
+        <w:tc>
+          <w:tcPr>
+            <w:tcW w:type="dxa" w:w="2160"/>
+          </w:tcPr>
+          <w:p>
+            <w:r>
+              <w:t>1</w:t>
+            </w:r>
+          </w:p>
+        </w:tc>
+        <w:tc>
+          <w:tcPr>
+            <w:tcW w:type="dxa" w:w="2160"/>
+          </w:tcPr>
+          <w:p>
+            <w:r>
+              <w:t>3° (stessa data, priorità bassa)</w:t>
+            </w:r>
+          </w:p>
+        </w:tc>
+      </w:tr>
+      <w:tr>
+        <w:tc>
+          <w:tcPr>
+            <w:tcW w:type="dxa" w:w="2160"/>
+          </w:tcPr>
+          <w:p>
+            <w:r>
+              <w:t>GH012</w:t>
+            </w:r>
+          </w:p>
+        </w:tc>
+        <w:tc>
+          <w:tcPr>
+            <w:tcW w:type="dxa" w:w="2160"/>
+          </w:tcPr>
+          <w:p>
+            <w:r>
+              <w:t>12/03 ore 10:00</w:t>
+            </w:r>
+          </w:p>
+        </w:tc>
+        <w:tc>
+          <w:tcPr>
+            <w:tcW w:type="dxa" w:w="2160"/>
+          </w:tcPr>
+          <w:p>
+            <w:r>
+              <w:t>2</w:t>
+            </w:r>
+          </w:p>
+        </w:tc>
+        <w:tc>
+          <w:tcPr>
+            <w:tcW w:type="dxa" w:w="2160"/>
+          </w:tcPr>
+          <w:p>
+            <w:r>
+              <w:t>4° (data più recente)</w:t>
+            </w:r>
+          </w:p>
+        </w:tc>
+      </w:tr>
+    </w:tbl>
+    <w:p>
+      <w:pPr>
+        <w:pStyle w:val="Heading1"/>
+      </w:pPr>
+      <w:r>
+        <w:t>3. Schema del Processo</w:t>
       </w:r>
     </w:p>
     <w:p>
@@ -284,7 +562,7 @@
           <w:rFonts w:ascii="Consolas" w:hAnsi="Consolas"/>
           <w:sz w:val="16"/>
         </w:rPr>
-        <w:t>Sistema Esterno          Nostro Software            Pesa 1          Sbarra 1/2       Pesa 2</w:t>
+        <w:t>Sistema Esterno          Nostro Software            Pesa 1           Sbarra           Pesa 2</w:t>
         <w:br/>
         <w:t xml:space="preserve">     │                        │                       │                 │               │</w:t>
         <w:br/>
@@ -308,15 +586,15 @@
         <w:br/>
         <w:t xml:space="preserve">     │                        │  Cerca prossimo       │                 │               │</w:t>
         <w:br/>
-        <w:t xml:space="preserve">     │                        │  per priorità         │                 │               │</w:t>
+        <w:t xml:space="preserve">     │                        │  (data ASC, poi       │                 │               │</w:t>
+        <w:br/>
+        <w:t xml:space="preserve">     │                        │   priorità DESC)      │                 │               │</w:t>
         <w:br/>
         <w:t xml:space="preserve">     │                        │                       │                 │               │</w:t>
         <w:br/>
         <w:t xml:space="preserve">     │                        │  Apri sbarra ─────────────────────────►│               │</w:t>
         <w:br/>
-        <w:t xml:space="preserve">     │                        │  (1 o 2 da priorità)  │                 │ APERTA        │</w:t>
-        <w:br/>
-        <w:t xml:space="preserve">     │                        │                       │                 │               │</w:t>
+        <w:t xml:space="preserve">     │                        │                       │                 │ APERTA        │</w:t>
         <w:br/>
         <w:t xml:space="preserve">     │                        │  Pannello + Sirena    │                 │               │</w:t>
         <w:br/>
@@ -363,7 +641,7 @@
         <w:pStyle w:val="Heading1"/>
       </w:pPr>
       <w:r>
-        <w:t>3. Cosa Serve Implementare</w:t>
+        <w:t>4. Cosa Serve Implementare</w:t>
       </w:r>
     </w:p>
     <w:p>
@@ -376,7 +654,7 @@
     </w:p>
     <w:p>
       <w:r>
-        <w:t>Tabella separata per i soli transiti (senza pesatura). Contiene: targa, slot, priorità, sbarra usata, data ingresso/uscita, note, ID dal sistema esterno.</w:t>
+        <w:t>Tabella separata per i soli transiti (senza pesatura). Contiene: targa, slot, priorità, data ingresso/uscita, note, ID dal sistema esterno.</w:t>
       </w:r>
     </w:p>
     <w:p>
@@ -437,7 +715,7 @@
         <w:pStyle w:val="ListNumber"/>
       </w:pPr>
       <w:r>
-        <w:t>Nel Callback Realtime, quando la pesa è vuota: cercare il prossimo accesso/transito in coda per priorità.</w:t>
+        <w:t>Nel Callback Realtime, quando la pesa è vuota: cercare il prossimo accesso/transito in coda (data ASC, priorità DESC).</w:t>
       </w:r>
     </w:p>
     <w:p>
@@ -445,7 +723,7 @@
         <w:pStyle w:val="ListNumber"/>
       </w:pPr>
       <w:r>
-        <w:t>Aprire il relè della sbarra corretta (configurazione gate → relè).</w:t>
+        <w:t>Aprire il relè della sbarra.</w:t>
       </w:r>
     </w:p>
     <w:p>
@@ -477,7 +755,7 @@
         <w:pStyle w:val="Heading1"/>
       </w:pPr>
       <w:r>
-        <w:t>4. Esempi Pratici</w:t>
+        <w:t>5. Esempi Pratici</w:t>
       </w:r>
     </w:p>
     <w:p>
@@ -485,12 +763,12 @@
         <w:pStyle w:val="Heading2"/>
       </w:pPr>
       <w:r>
-        <w:t>Veicolo priorità alta con pesatura</w:t>
+        <w:t>Veicolo con pesatura</w:t>
       </w:r>
     </w:p>
     <w:p>
       <w:r>
-        <w:t>Sistema esterno invia targa + priorità 3 → pesa vuota → apre Sbarra 1 → veicolo pesa su Pesa 1 → chiude sbarra → va a Pesa 2 → pesatura automatica → accesso chiuso.</w:t>
+        <w:t>Sistema esterno invia targa + data + priorità → pesa vuota → apre sbarra → veicolo transita su Pesa 1 → chiude sbarra → va a Pesa 2 → pesatura automatica → accesso chiuso.</w:t>
       </w:r>
     </w:p>
     <w:p>
@@ -503,7 +781,7 @@
     </w:p>
     <w:p>
       <w:r>
-        <w:t>Sistema esterno invia targa + priorità 2 + tipo transito → pesa vuota → apre sbarra in base a priorità → veicolo passa → chiude sbarra → registra passaggio → nessuna pesatura.</w:t>
+        <w:t>Sistema esterno invia targa + data + priorità + tipo transito → pesa vuota → apre sbarra → veicolo passa → chiude sbarra → registra passaggio → nessuna pesatura.</w:t>
       </w:r>
     </w:p>
     <w:p>
@@ -511,12 +789,12 @@
         <w:pStyle w:val="Heading2"/>
       </w:pPr>
       <w:r>
-        <w:t>Coda mista</w:t>
+        <w:t>Coda con stessa data</w:t>
       </w:r>
     </w:p>
     <w:p>
       <w:r>
-        <w:t>Tre veicoli in coda con priorità 1, 3, 2 → viene servito prima quello con priorità 3 (Sbarra 1), poi 2 (Sbarra 1), poi 1 (Sbarra 2).</w:t>
+        <w:t>Due veicoli prenotati per la stessa data, uno con priorità 3 e uno con priorità 1 → passa prima quello con priorità 3. Se hanno date diverse, passa prima quello con data più vecchia indipendentemente dalla priorità.</w:t>
       </w:r>
     </w:p>
     <w:sectPr>

--- a/docs/VEHICLE_PRIORITY_GATE_CONTROL.docx
+++ b/docs/VEHICLE_PRIORITY_GATE_CONTROL.docx
@@ -74,7 +74,7 @@
         <w:ind w:left="1417"/>
       </w:pPr>
       <w:r>
-        <w:t>Data/Ora dell'arrivo</w:t>
+        <w:t>Data</w:t>
       </w:r>
     </w:p>
     <w:p>
@@ -83,7 +83,7 @@
         <w:ind w:left="1417"/>
       </w:pPr>
       <w:r>
-        <w:t>Slot assegnato (fascia oraria o posizione)</w:t>
+        <w:t>Slot assegnato (1 o 2)</w:t>
       </w:r>
     </w:p>
     <w:p>
@@ -93,42 +93,6 @@
       </w:pPr>
       <w:r>
         <w:t>Priorità (usata per ordinare la coda in caso di stessa data)</w:t>
-      </w:r>
-    </w:p>
-    <w:p>
-      <w:pPr>
-        <w:spacing w:before="120"/>
-      </w:pPr>
-      <w:r>
-        <w:t>L'accesso può essere di due tipi:</w:t>
-      </w:r>
-    </w:p>
-    <w:p>
-      <w:pPr>
-        <w:pStyle w:val="ListBullet"/>
-      </w:pPr>
-      <w:r>
-        <w:rPr>
-          <w:b/>
-        </w:rPr>
-        <w:t xml:space="preserve">Con pesatura: </w:t>
-      </w:r>
-      <w:r>
-        <w:t>accesso normale, il veicolo verrà pesato sulla Pesa 2.</w:t>
-      </w:r>
-    </w:p>
-    <w:p>
-      <w:pPr>
-        <w:pStyle w:val="ListBullet"/>
-      </w:pPr>
-      <w:r>
-        <w:rPr>
-          <w:b/>
-        </w:rPr>
-        <w:t xml:space="preserve">Solo transito: </w:t>
-      </w:r>
-      <w:r>
-        <w:t>senza pesatura, viene registrato solo il passaggio.</w:t>
       </w:r>
     </w:p>
     <w:p>
@@ -149,11 +113,7 @@
         <w:pStyle w:val="ListNumber"/>
       </w:pPr>
       <w:r>
-        <w:t>Cerca il prossimo accesso da servire:</w:t>
-        <w:br/>
-        <w:t xml:space="preserve">    • Prima passa la prenotazione con data meno recente (la più vecchia ha precedenza)</w:t>
-        <w:br/>
-        <w:t xml:space="preserve">    • A parità di data, passa quella con priorità più alta</w:t>
+        <w:t>Cerca il prossimo accesso da servire e lo seleziona.</w:t>
       </w:r>
     </w:p>
     <w:p>
@@ -162,22 +122,6 @@
       </w:pPr>
       <w:r>
         <w:t>Apre la sbarra corrispondente.</w:t>
-      </w:r>
-    </w:p>
-    <w:p>
-      <w:pPr>
-        <w:pStyle w:val="ListNumber"/>
-      </w:pPr>
-      <w:r>
-        <w:t>Mostra la targa sul pannello e attiva la sirena.</w:t>
-      </w:r>
-    </w:p>
-    <w:p>
-      <w:pPr>
-        <w:pStyle w:val="ListNumber"/>
-      </w:pPr>
-      <w:r>
-        <w:t>Quando il veicolo sale sulla pesa (peso rilevato) → chiude la sbarra.</w:t>
       </w:r>
     </w:p>
     <w:p>
@@ -214,6 +158,14 @@
         <w:pStyle w:val="ListNumber"/>
       </w:pPr>
       <w:r>
+        <w:t>Il sistema identifica la targa e apre la sbarra.</w:t>
+      </w:r>
+    </w:p>
+    <w:p>
+      <w:pPr>
+        <w:pStyle w:val="ListNumber"/>
+      </w:pPr>
+      <w:r>
         <w:t>Il sistema esegue la pesata automatica: attende stabilità del peso, registra il peso, genera report.</w:t>
       </w:r>
     </w:p>
@@ -230,7 +182,7 @@
         <w:pStyle w:val="Heading2"/>
       </w:pPr>
       <w:r>
-        <w:t>Fase 4: Transito Senza Pesata</w:t>
+        <w:t>Fase 4: Transito Senza Pesata Sulla Pesa 2 Per Ritiro Documenti</w:t>
       </w:r>
     </w:p>
     <w:p>
@@ -251,7 +203,7 @@
         <w:pStyle w:val="ListNumber"/>
       </w:pPr>
       <w:r>
-        <w:t>Il veicolo transita sulla Pesa 1 ma la pesatura NON scatta.</w:t>
+        <w:t>Il veicolo transita sulla Pesa 2 ma la pesatura NON scatta.</w:t>
       </w:r>
     </w:p>
     <w:p>
@@ -348,7 +300,7 @@
               <w:rPr>
                 <w:b/>
               </w:rPr>
-              <w:t>Data Prenotazione</w:t>
+              <w:t>Data</w:t>
             </w:r>
           </w:p>
         </w:tc>
@@ -723,15 +675,7 @@
         <w:pStyle w:val="ListNumber"/>
       </w:pPr>
       <w:r>
-        <w:t>Aprire il relè della sbarra.</w:t>
-      </w:r>
-    </w:p>
-    <w:p>
-      <w:pPr>
-        <w:pStyle w:val="ListNumber"/>
-      </w:pPr>
-      <w:r>
-        <w:t>Quando il veicolo sale sulla pesa, chiudere la sbarra.</w:t>
+        <w:t>Aprire la sbarra corrispondente.</w:t>
       </w:r>
     </w:p>
     <w:p>
@@ -768,7 +712,7 @@
     </w:p>
     <w:p>
       <w:r>
-        <w:t>Sistema esterno invia targa + data + priorità → pesa vuota → apre sbarra → veicolo transita su Pesa 1 → chiude sbarra → va a Pesa 2 → pesatura automatica → accesso chiuso.</w:t>
+        <w:t>Sistema esterno invia targa + data + slot + priorità → pesa vuota → apre sbarra → veicolo transita su Pesa 1 → va a Pesa 2 → identificazione targa → apre sbarra → pesatura automatica → accesso chiuso.</w:t>
       </w:r>
     </w:p>
     <w:p>
@@ -781,7 +725,7 @@
     </w:p>
     <w:p>
       <w:r>
-        <w:t>Sistema esterno invia targa + data + priorità + tipo transito → pesa vuota → apre sbarra → veicolo passa → chiude sbarra → registra passaggio → nessuna pesatura.</w:t>
+        <w:t>Sistema esterno invia targa + data + slot + priorità + tipo transito → pesa vuota → apre sbarra → veicolo transita sulla Pesa 2 → registra passaggio → nessuna pesatura.</w:t>
       </w:r>
     </w:p>
     <w:p>

--- a/docs/VEHICLE_PRIORITY_GATE_CONTROL.docx
+++ b/docs/VEHICLE_PRIORITY_GATE_CONTROL.docx
@@ -514,78 +514,75 @@
           <w:rFonts w:ascii="Consolas" w:hAnsi="Consolas"/>
           <w:sz w:val="16"/>
         </w:rPr>
-        <w:t>Sistema Esterno          Nostro Software            Pesa 1           Sbarra           Pesa 2</w:t>
+        <w:t>Sistema Esterno          Nostro Software            Pesa 1           Sbarra 1         Pesa 2           Sbarra 2</w:t>
         <w:br/>
-        <w:t xml:space="preserve">     │                        │                       │                 │               │</w:t>
+        <w:t xml:space="preserve">     │                        │                       │                 │               │                 │</w:t>
         <w:br/>
-        <w:t xml:space="preserve">     │  POST /access          │                       │                 │               │</w:t>
+        <w:t xml:space="preserve">     │  POST /access          │                       │                 │               │                 │</w:t>
         <w:br/>
-        <w:t xml:space="preserve">     │  (targa, slot,         │                       │                 │               │</w:t>
+        <w:t xml:space="preserve">     │  (targa, data,         │                       │                 │               │                 │</w:t>
         <w:br/>
-        <w:t xml:space="preserve">     │   priorità, tipo)      │                       │                 │               │</w:t>
+        <w:t xml:space="preserve">     │   slot, priorità)      │                       │                 │               │                 │</w:t>
         <w:br/>
-        <w:t xml:space="preserve">     │───────────────────────►│                       │                 │               │</w:t>
+        <w:t xml:space="preserve">     │───────────────────────►│                       │                 │               │                 │</w:t>
         <w:br/>
-        <w:t xml:space="preserve">     │                        │  Salva accesso        │                 │               │</w:t>
+        <w:t xml:space="preserve">     │                        │  Salva accesso        │                 │               │                 │</w:t>
         <w:br/>
-        <w:t xml:space="preserve">     │                        │                       │                 │               │</w:t>
+        <w:t xml:space="preserve">     │                        │                       │                 │               │                 │</w:t>
         <w:br/>
-        <w:t xml:space="preserve">     │                        │  [Monitoraggio Pesa]  │                 │               │</w:t>
+        <w:t xml:space="preserve">     │                        │  [Monitoraggio Pesa]  │                 │               │                 │</w:t>
         <w:br/>
-        <w:t xml:space="preserve">     │                        │◄──────────────────────│ pesa vuota      │               │</w:t>
+        <w:t xml:space="preserve">     │                        │◄──────────────────────│ pesa vuota      │               │                 │</w:t>
         <w:br/>
-        <w:t xml:space="preserve">     │                        │                       │                 │               │</w:t>
+        <w:t xml:space="preserve">     │                        │                       │                 │               │                 │</w:t>
         <w:br/>
-        <w:t xml:space="preserve">     │                        │  Cerca prossimo       │                 │               │</w:t>
+        <w:t xml:space="preserve">     │                        │  Cerca prossimo       │                 │               │                 │</w:t>
         <w:br/>
-        <w:t xml:space="preserve">     │                        │  (data ASC, poi       │                 │               │</w:t>
+        <w:t xml:space="preserve">     │                        │  accesso da servire   │                 │               │                 │</w:t>
         <w:br/>
-        <w:t xml:space="preserve">     │                        │   priorità DESC)      │                 │               │</w:t>
+        <w:t xml:space="preserve">     │                        │  e lo seleziona       │                 │               │                 │</w:t>
         <w:br/>
-        <w:t xml:space="preserve">     │                        │                       │                 │               │</w:t>
+        <w:t xml:space="preserve">     │                        │                       │                 │               │                 │</w:t>
         <w:br/>
-        <w:t xml:space="preserve">     │                        │  Apri sbarra ─────────────────────────►│               │</w:t>
+        <w:t xml:space="preserve">     │                        │  Apri sbarra 1 ──────────────────────►│               │                 │</w:t>
         <w:br/>
-        <w:t xml:space="preserve">     │                        │                       │                 │ APERTA        │</w:t>
+        <w:t xml:space="preserve">     │                        │                       │                 │ APERTA        │                 │</w:t>
         <w:br/>
-        <w:t xml:space="preserve">     │                        │  Pannello + Sirena    │                 │               │</w:t>
+        <w:t xml:space="preserve">     │                        │                       │                 │               │                 │</w:t>
         <w:br/>
-        <w:t xml:space="preserve">     │                        │                       │                 │               │</w:t>
+        <w:t xml:space="preserve">     │                  [Veicolo transita su Pesa 1]   │                 │               │                 │</w:t>
         <w:br/>
-        <w:t xml:space="preserve">     │                  [Veicolo sale sulla pesa]      │                 │               │</w:t>
+        <w:t xml:space="preserve">     │                        │                       │                 │               │                 │</w:t>
         <w:br/>
-        <w:t xml:space="preserve">     │                        │◄──────────────────────│ peso rilevato   │               │</w:t>
+        <w:t xml:space="preserve">     │                        │  ┌─ SE con pesatura:  │                 │               │                 │</w:t>
         <w:br/>
-        <w:t xml:space="preserve">     │                        │                       │                 │               │</w:t>
+        <w:t xml:space="preserve">     │                        │  │  Veicolo va a Pesa 2                │               │                 │</w:t>
         <w:br/>
-        <w:t xml:space="preserve">     │                        │  Chiudi sbarra ───────────────────────►│ CHIUSA        │</w:t>
+        <w:t xml:space="preserve">     │                        │  │  Identificazione   │                 │               │                 │</w:t>
         <w:br/>
-        <w:t xml:space="preserve">     │                        │                       │                 │               │</w:t>
+        <w:t xml:space="preserve">     │                        │  │  (telecamera/badge)│                 │               │                 │</w:t>
         <w:br/>
-        <w:t xml:space="preserve">     │                        │  ┌─ SE solo transito: │                 │               │</w:t>
+        <w:t xml:space="preserve">     │                        │  │  Apri sbarra 2 ────────────────────────────────────────────────────►│</w:t>
         <w:br/>
-        <w:t xml:space="preserve">     │                        │  │  Registra passaggio│                 │               │</w:t>
+        <w:t xml:space="preserve">     │                        │  │                    │                 │               │  APERTA         │</w:t>
         <w:br/>
-        <w:t xml:space="preserve">     │                        │  │  FINE              │                 │               │</w:t>
+        <w:t xml:space="preserve">     │                        │  │  Pesatura auto ────────────────────────────────────►│                 │</w:t>
         <w:br/>
-        <w:t xml:space="preserve">     │                        │  │                    │                 │               │</w:t>
+        <w:t xml:space="preserve">     │                        │  │  Accesso chiuso    │                 │               │                 │</w:t>
         <w:br/>
-        <w:t xml:space="preserve">     │                        │  └─ SE con pesatura:  │                 │               │</w:t>
+        <w:t xml:space="preserve">     │                        │  │                    │                 │               │                 │</w:t>
         <w:br/>
-        <w:t xml:space="preserve">     │                        │     Veicolo va a Pesa 2                │               │</w:t>
+        <w:t xml:space="preserve">     │                        │  └─ SE solo transito: │                 │               │                 │</w:t>
         <w:br/>
-        <w:t xml:space="preserve">     │                        │                       │                 │               │</w:t>
+        <w:t xml:space="preserve">     │                        │     Veicolo va a Pesa 2                │               │                 │</w:t>
         <w:br/>
-        <w:t xml:space="preserve">     │                        │  Identificazione ─────────────────────────────────────►│</w:t>
+        <w:t xml:space="preserve">     │                        │     Sbarra si apre    │                 │               │                 │</w:t>
         <w:br/>
-        <w:t xml:space="preserve">     │                        │  (telecamera/badge)   │                 │               │</w:t>
+        <w:t xml:space="preserve">     │                        │     Pesatura NON scatta                │               │                 │</w:t>
         <w:br/>
-        <w:t xml:space="preserve">     │                        │◄──────────────────────────────────────────────────────│</w:t>
+        <w:t xml:space="preserve">     │                        │     Registra passaggio│                 │               │                 │</w:t>
         <w:br/>
-        <w:t xml:space="preserve">     │                        │  Pesatura automatica  │                 │               │</w:t>
-        <w:br/>
-        <w:t xml:space="preserve">     │                        │  Accesso chiuso       │                 │               │</w:t>
-        <w:br/>
+        <w:t xml:space="preserve">     │                        │     FINE              │                 │               │                 │</w:t>
       </w:r>
     </w:p>
     <w:p>

--- a/docs/VEHICLE_PRIORITY_GATE_CONTROL.docx
+++ b/docs/VEHICLE_PRIORITY_GATE_CONTROL.docx
@@ -264,333 +264,12 @@
       </w:r>
     </w:p>
     <w:p/>
-    <w:tbl>
-      <w:tblPr>
-        <w:tblStyle w:val="LightShading-Accent1"/>
-        <w:tblW w:type="auto" w:w="0"/>
-        <w:jc w:val="center"/>
-        <w:tblLook w:firstColumn="1" w:firstRow="1" w:lastColumn="0" w:lastRow="0" w:noHBand="0" w:noVBand="1" w:val="04A0"/>
-      </w:tblPr>
-      <w:tblGrid>
-        <w:gridCol w:w="2160"/>
-        <w:gridCol w:w="2160"/>
-        <w:gridCol w:w="2160"/>
-        <w:gridCol w:w="2160"/>
-      </w:tblGrid>
-      <w:tr>
-        <w:tc>
-          <w:tcPr>
-            <w:tcW w:type="dxa" w:w="2160"/>
-          </w:tcPr>
-          <w:p>
-            <w:r>
-              <w:rPr>
-                <w:b/>
-              </w:rPr>
-              <w:t>Targa</w:t>
-            </w:r>
-          </w:p>
-        </w:tc>
-        <w:tc>
-          <w:tcPr>
-            <w:tcW w:type="dxa" w:w="2160"/>
-          </w:tcPr>
-          <w:p>
-            <w:r>
-              <w:rPr>
-                <w:b/>
-              </w:rPr>
-              <w:t>Data</w:t>
-            </w:r>
-          </w:p>
-        </w:tc>
-        <w:tc>
-          <w:tcPr>
-            <w:tcW w:type="dxa" w:w="2160"/>
-          </w:tcPr>
-          <w:p>
-            <w:r>
-              <w:rPr>
-                <w:b/>
-              </w:rPr>
-              <w:t>Priorità</w:t>
-            </w:r>
-          </w:p>
-        </w:tc>
-        <w:tc>
-          <w:tcPr>
-            <w:tcW w:type="dxa" w:w="2160"/>
-          </w:tcPr>
-          <w:p>
-            <w:r>
-              <w:rPr>
-                <w:b/>
-              </w:rPr>
-              <w:t>Ordine di Servizio</w:t>
-            </w:r>
-          </w:p>
-        </w:tc>
-      </w:tr>
-      <w:tr>
-        <w:tc>
-          <w:tcPr>
-            <w:tcW w:type="dxa" w:w="2160"/>
-          </w:tcPr>
-          <w:p>
-            <w:r>
-              <w:t>AB123</w:t>
-            </w:r>
-          </w:p>
-        </w:tc>
-        <w:tc>
-          <w:tcPr>
-            <w:tcW w:type="dxa" w:w="2160"/>
-          </w:tcPr>
-          <w:p>
-            <w:r>
-              <w:t>10/03 ore 08:00</w:t>
-            </w:r>
-          </w:p>
-        </w:tc>
-        <w:tc>
-          <w:tcPr>
-            <w:tcW w:type="dxa" w:w="2160"/>
-          </w:tcPr>
-          <w:p>
-            <w:r>
-              <w:t>1</w:t>
-            </w:r>
-          </w:p>
-        </w:tc>
-        <w:tc>
-          <w:tcPr>
-            <w:tcW w:type="dxa" w:w="2160"/>
-          </w:tcPr>
-          <w:p>
-            <w:r>
-              <w:t>1° (data più vecchia)</w:t>
-            </w:r>
-          </w:p>
-        </w:tc>
-      </w:tr>
-      <w:tr>
-        <w:tc>
-          <w:tcPr>
-            <w:tcW w:type="dxa" w:w="2160"/>
-          </w:tcPr>
-          <w:p>
-            <w:r>
-              <w:t>CD456</w:t>
-            </w:r>
-          </w:p>
-        </w:tc>
-        <w:tc>
-          <w:tcPr>
-            <w:tcW w:type="dxa" w:w="2160"/>
-          </w:tcPr>
-          <w:p>
-            <w:r>
-              <w:t>11/03 ore 09:00</w:t>
-            </w:r>
-          </w:p>
-        </w:tc>
-        <w:tc>
-          <w:tcPr>
-            <w:tcW w:type="dxa" w:w="2160"/>
-          </w:tcPr>
-          <w:p>
-            <w:r>
-              <w:t>3</w:t>
-            </w:r>
-          </w:p>
-        </w:tc>
-        <w:tc>
-          <w:tcPr>
-            <w:tcW w:type="dxa" w:w="2160"/>
-          </w:tcPr>
-          <w:p>
-            <w:r>
-              <w:t>2° (stessa data, priorità alta)</w:t>
-            </w:r>
-          </w:p>
-        </w:tc>
-      </w:tr>
-      <w:tr>
-        <w:tc>
-          <w:tcPr>
-            <w:tcW w:type="dxa" w:w="2160"/>
-          </w:tcPr>
-          <w:p>
-            <w:r>
-              <w:t>EF789</w:t>
-            </w:r>
-          </w:p>
-        </w:tc>
-        <w:tc>
-          <w:tcPr>
-            <w:tcW w:type="dxa" w:w="2160"/>
-          </w:tcPr>
-          <w:p>
-            <w:r>
-              <w:t>11/03 ore 09:00</w:t>
-            </w:r>
-          </w:p>
-        </w:tc>
-        <w:tc>
-          <w:tcPr>
-            <w:tcW w:type="dxa" w:w="2160"/>
-          </w:tcPr>
-          <w:p>
-            <w:r>
-              <w:t>1</w:t>
-            </w:r>
-          </w:p>
-        </w:tc>
-        <w:tc>
-          <w:tcPr>
-            <w:tcW w:type="dxa" w:w="2160"/>
-          </w:tcPr>
-          <w:p>
-            <w:r>
-              <w:t>3° (stessa data, priorità bassa)</w:t>
-            </w:r>
-          </w:p>
-        </w:tc>
-      </w:tr>
-      <w:tr>
-        <w:tc>
-          <w:tcPr>
-            <w:tcW w:type="dxa" w:w="2160"/>
-          </w:tcPr>
-          <w:p>
-            <w:r>
-              <w:t>GH012</w:t>
-            </w:r>
-          </w:p>
-        </w:tc>
-        <w:tc>
-          <w:tcPr>
-            <w:tcW w:type="dxa" w:w="2160"/>
-          </w:tcPr>
-          <w:p>
-            <w:r>
-              <w:t>12/03 ore 10:00</w:t>
-            </w:r>
-          </w:p>
-        </w:tc>
-        <w:tc>
-          <w:tcPr>
-            <w:tcW w:type="dxa" w:w="2160"/>
-          </w:tcPr>
-          <w:p>
-            <w:r>
-              <w:t>2</w:t>
-            </w:r>
-          </w:p>
-        </w:tc>
-        <w:tc>
-          <w:tcPr>
-            <w:tcW w:type="dxa" w:w="2160"/>
-          </w:tcPr>
-          <w:p>
-            <w:r>
-              <w:t>4° (data più recente)</w:t>
-            </w:r>
-          </w:p>
-        </w:tc>
-      </w:tr>
-    </w:tbl>
     <w:p>
       <w:pPr>
         <w:pStyle w:val="Heading1"/>
       </w:pPr>
       <w:r>
-        <w:t>3. Schema del Processo</w:t>
-      </w:r>
-    </w:p>
-    <w:p>
-      <w:r>
-        <w:rPr>
-          <w:rFonts w:ascii="Consolas" w:hAnsi="Consolas"/>
-          <w:sz w:val="16"/>
-        </w:rPr>
-        <w:t>Sistema Esterno          Nostro Software            Pesa 1           Sbarra 1         Pesa 2           Sbarra 2</w:t>
-        <w:br/>
-        <w:t xml:space="preserve">     │                        │                       │                 │               │                 │</w:t>
-        <w:br/>
-        <w:t xml:space="preserve">     │  POST /access          │                       │                 │               │                 │</w:t>
-        <w:br/>
-        <w:t xml:space="preserve">     │  (targa, data,         │                       │                 │               │                 │</w:t>
-        <w:br/>
-        <w:t xml:space="preserve">     │   slot, priorità)      │                       │                 │               │                 │</w:t>
-        <w:br/>
-        <w:t xml:space="preserve">     │───────────────────────►│                       │                 │               │                 │</w:t>
-        <w:br/>
-        <w:t xml:space="preserve">     │                        │  Salva accesso        │                 │               │                 │</w:t>
-        <w:br/>
-        <w:t xml:space="preserve">     │                        │                       │                 │               │                 │</w:t>
-        <w:br/>
-        <w:t xml:space="preserve">     │                        │  [Monitoraggio Pesa]  │                 │               │                 │</w:t>
-        <w:br/>
-        <w:t xml:space="preserve">     │                        │◄──────────────────────│ pesa vuota      │               │                 │</w:t>
-        <w:br/>
-        <w:t xml:space="preserve">     │                        │                       │                 │               │                 │</w:t>
-        <w:br/>
-        <w:t xml:space="preserve">     │                        │  Cerca prossimo       │                 │               │                 │</w:t>
-        <w:br/>
-        <w:t xml:space="preserve">     │                        │  accesso da servire   │                 │               │                 │</w:t>
-        <w:br/>
-        <w:t xml:space="preserve">     │                        │  e lo seleziona       │                 │               │                 │</w:t>
-        <w:br/>
-        <w:t xml:space="preserve">     │                        │                       │                 │               │                 │</w:t>
-        <w:br/>
-        <w:t xml:space="preserve">     │                        │  Apri sbarra 1 ──────────────────────►│               │                 │</w:t>
-        <w:br/>
-        <w:t xml:space="preserve">     │                        │                       │                 │ APERTA        │                 │</w:t>
-        <w:br/>
-        <w:t xml:space="preserve">     │                        │                       │                 │               │                 │</w:t>
-        <w:br/>
-        <w:t xml:space="preserve">     │                  [Veicolo transita su Pesa 1]   │                 │               │                 │</w:t>
-        <w:br/>
-        <w:t xml:space="preserve">     │                        │                       │                 │               │                 │</w:t>
-        <w:br/>
-        <w:t xml:space="preserve">     │                        │  ┌─ SE con pesatura:  │                 │               │                 │</w:t>
-        <w:br/>
-        <w:t xml:space="preserve">     │                        │  │  Veicolo va a Pesa 2                │               │                 │</w:t>
-        <w:br/>
-        <w:t xml:space="preserve">     │                        │  │  Identificazione   │                 │               │                 │</w:t>
-        <w:br/>
-        <w:t xml:space="preserve">     │                        │  │  (telecamera/badge)│                 │               │                 │</w:t>
-        <w:br/>
-        <w:t xml:space="preserve">     │                        │  │  Apri sbarra 2 ────────────────────────────────────────────────────►│</w:t>
-        <w:br/>
-        <w:t xml:space="preserve">     │                        │  │                    │                 │               │  APERTA         │</w:t>
-        <w:br/>
-        <w:t xml:space="preserve">     │                        │  │  Pesatura auto ────────────────────────────────────►│                 │</w:t>
-        <w:br/>
-        <w:t xml:space="preserve">     │                        │  │  Accesso chiuso    │                 │               │                 │</w:t>
-        <w:br/>
-        <w:t xml:space="preserve">     │                        │  │                    │                 │               │                 │</w:t>
-        <w:br/>
-        <w:t xml:space="preserve">     │                        │  └─ SE solo transito: │                 │               │                 │</w:t>
-        <w:br/>
-        <w:t xml:space="preserve">     │                        │     Veicolo va a Pesa 2                │               │                 │</w:t>
-        <w:br/>
-        <w:t xml:space="preserve">     │                        │     Sbarra si apre    │                 │               │                 │</w:t>
-        <w:br/>
-        <w:t xml:space="preserve">     │                        │     Pesatura NON scatta                │               │                 │</w:t>
-        <w:br/>
-        <w:t xml:space="preserve">     │                        │     Registra passaggio│                 │               │                 │</w:t>
-        <w:br/>
-        <w:t xml:space="preserve">     │                        │     FINE              │                 │               │                 │</w:t>
-      </w:r>
-    </w:p>
-    <w:p>
-      <w:pPr>
-        <w:pStyle w:val="Heading1"/>
-      </w:pPr>
-      <w:r>
-        <w:t>4. Cosa Serve Implementare</w:t>
+        <w:t>3. Cosa Serve Implementare</w:t>
       </w:r>
     </w:p>
     <w:p>
@@ -689,53 +368,6 @@
       </w:pPr>
       <w:r>
         <w:t>Se è un accesso normale → procedere con il flusso di pesatura esistente.</w:t>
-      </w:r>
-    </w:p>
-    <w:p>
-      <w:pPr>
-        <w:pStyle w:val="Heading1"/>
-      </w:pPr>
-      <w:r>
-        <w:t>5. Esempi Pratici</w:t>
-      </w:r>
-    </w:p>
-    <w:p>
-      <w:pPr>
-        <w:pStyle w:val="Heading2"/>
-      </w:pPr>
-      <w:r>
-        <w:t>Veicolo con pesatura</w:t>
-      </w:r>
-    </w:p>
-    <w:p>
-      <w:r>
-        <w:t>Sistema esterno invia targa + data + slot + priorità → pesa vuota → apre sbarra → veicolo transita su Pesa 1 → va a Pesa 2 → identificazione targa → apre sbarra → pesatura automatica → accesso chiuso.</w:t>
-      </w:r>
-    </w:p>
-    <w:p>
-      <w:pPr>
-        <w:pStyle w:val="Heading2"/>
-      </w:pPr>
-      <w:r>
-        <w:t>Veicolo solo transito</w:t>
-      </w:r>
-    </w:p>
-    <w:p>
-      <w:r>
-        <w:t>Sistema esterno invia targa + data + slot + priorità + tipo transito → pesa vuota → apre sbarra → veicolo transita sulla Pesa 2 → registra passaggio → nessuna pesatura.</w:t>
-      </w:r>
-    </w:p>
-    <w:p>
-      <w:pPr>
-        <w:pStyle w:val="Heading2"/>
-      </w:pPr>
-      <w:r>
-        <w:t>Coda con stessa data</w:t>
-      </w:r>
-    </w:p>
-    <w:p>
-      <w:r>
-        <w:t>Due veicoli prenotati per la stessa data, uno con priorità 3 e uno con priorità 1 → passa prima quello con priorità 3. Se hanno date diverse, passa prima quello con data più vecchia indipendentemente dalla priorità.</w:t>
       </w:r>
     </w:p>
     <w:sectPr>

--- a/docs/VEHICLE_PRIORITY_GATE_CONTROL.docx
+++ b/docs/VEHICLE_PRIORITY_GATE_CONTROL.docx
@@ -264,6 +264,229 @@
       </w:r>
     </w:p>
     <w:p/>
+    <w:tbl>
+      <w:tblPr>
+        <w:tblStyle w:val="TableGrid"/>
+        <w:tblW w:type="auto" w:w="0"/>
+        <w:tblLook w:firstColumn="1" w:firstRow="1" w:lastColumn="0" w:lastRow="0" w:noHBand="0" w:noVBand="1" w:val="04A0"/>
+      </w:tblPr>
+      <w:tblGrid>
+        <w:gridCol w:w="2160"/>
+        <w:gridCol w:w="2160"/>
+        <w:gridCol w:w="2160"/>
+        <w:gridCol w:w="2160"/>
+      </w:tblGrid>
+      <w:tr>
+        <w:tc>
+          <w:tcPr>
+            <w:tcW w:type="dxa" w:w="2160"/>
+          </w:tcPr>
+          <w:p>
+            <w:r>
+              <w:t>Targa</w:t>
+            </w:r>
+          </w:p>
+        </w:tc>
+        <w:tc>
+          <w:tcPr>
+            <w:tcW w:type="dxa" w:w="2160"/>
+          </w:tcPr>
+          <w:p>
+            <w:r>
+              <w:t>Data Prenotazione</w:t>
+            </w:r>
+          </w:p>
+        </w:tc>
+        <w:tc>
+          <w:tcPr>
+            <w:tcW w:type="dxa" w:w="2160"/>
+          </w:tcPr>
+          <w:p>
+            <w:r>
+              <w:t>Priorità</w:t>
+            </w:r>
+          </w:p>
+        </w:tc>
+        <w:tc>
+          <w:tcPr>
+            <w:tcW w:type="dxa" w:w="2160"/>
+          </w:tcPr>
+          <w:p>
+            <w:r>
+              <w:t>Ordine di Servizio</w:t>
+            </w:r>
+          </w:p>
+        </w:tc>
+      </w:tr>
+      <w:tr>
+        <w:tc>
+          <w:tcPr>
+            <w:tcW w:type="dxa" w:w="2160"/>
+          </w:tcPr>
+          <w:p>
+            <w:r>
+              <w:t>AB123</w:t>
+            </w:r>
+          </w:p>
+        </w:tc>
+        <w:tc>
+          <w:tcPr>
+            <w:tcW w:type="dxa" w:w="2160"/>
+          </w:tcPr>
+          <w:p>
+            <w:r>
+              <w:t>10/03 ore 08:00</w:t>
+            </w:r>
+          </w:p>
+        </w:tc>
+        <w:tc>
+          <w:tcPr>
+            <w:tcW w:type="dxa" w:w="2160"/>
+          </w:tcPr>
+          <w:p>
+            <w:r>
+              <w:t>1</w:t>
+            </w:r>
+          </w:p>
+        </w:tc>
+        <w:tc>
+          <w:tcPr>
+            <w:tcW w:type="dxa" w:w="2160"/>
+          </w:tcPr>
+          <w:p>
+            <w:r>
+              <w:t>1° (data più vecchia)</w:t>
+            </w:r>
+          </w:p>
+        </w:tc>
+      </w:tr>
+      <w:tr>
+        <w:tc>
+          <w:tcPr>
+            <w:tcW w:type="dxa" w:w="2160"/>
+          </w:tcPr>
+          <w:p>
+            <w:r>
+              <w:t>CD456</w:t>
+            </w:r>
+          </w:p>
+        </w:tc>
+        <w:tc>
+          <w:tcPr>
+            <w:tcW w:type="dxa" w:w="2160"/>
+          </w:tcPr>
+          <w:p>
+            <w:r>
+              <w:t>11/03 ore 09:00</w:t>
+            </w:r>
+          </w:p>
+        </w:tc>
+        <w:tc>
+          <w:tcPr>
+            <w:tcW w:type="dxa" w:w="2160"/>
+          </w:tcPr>
+          <w:p>
+            <w:r>
+              <w:t>3</w:t>
+            </w:r>
+          </w:p>
+        </w:tc>
+        <w:tc>
+          <w:tcPr>
+            <w:tcW w:type="dxa" w:w="2160"/>
+          </w:tcPr>
+          <w:p>
+            <w:r>
+              <w:t>2° (stessa data, priorità alta)</w:t>
+            </w:r>
+          </w:p>
+        </w:tc>
+      </w:tr>
+      <w:tr>
+        <w:tc>
+          <w:tcPr>
+            <w:tcW w:type="dxa" w:w="2160"/>
+          </w:tcPr>
+          <w:p>
+            <w:r>
+              <w:t>EF789</w:t>
+            </w:r>
+          </w:p>
+        </w:tc>
+        <w:tc>
+          <w:tcPr>
+            <w:tcW w:type="dxa" w:w="2160"/>
+          </w:tcPr>
+          <w:p>
+            <w:r>
+              <w:t>11/03 ore 09:00</w:t>
+            </w:r>
+          </w:p>
+        </w:tc>
+        <w:tc>
+          <w:tcPr>
+            <w:tcW w:type="dxa" w:w="2160"/>
+          </w:tcPr>
+          <w:p>
+            <w:r>
+              <w:t>1</w:t>
+            </w:r>
+          </w:p>
+        </w:tc>
+        <w:tc>
+          <w:tcPr>
+            <w:tcW w:type="dxa" w:w="2160"/>
+          </w:tcPr>
+          <w:p>
+            <w:r>
+              <w:t>3° (stessa data, priorità bassa)</w:t>
+            </w:r>
+          </w:p>
+        </w:tc>
+      </w:tr>
+      <w:tr>
+        <w:tc>
+          <w:tcPr>
+            <w:tcW w:type="dxa" w:w="2160"/>
+          </w:tcPr>
+          <w:p>
+            <w:r>
+              <w:t>GH012</w:t>
+            </w:r>
+          </w:p>
+        </w:tc>
+        <w:tc>
+          <w:tcPr>
+            <w:tcW w:type="dxa" w:w="2160"/>
+          </w:tcPr>
+          <w:p>
+            <w:r>
+              <w:t>12/03 ore 10:00</w:t>
+            </w:r>
+          </w:p>
+        </w:tc>
+        <w:tc>
+          <w:tcPr>
+            <w:tcW w:type="dxa" w:w="2160"/>
+          </w:tcPr>
+          <w:p>
+            <w:r>
+              <w:t>2</w:t>
+            </w:r>
+          </w:p>
+        </w:tc>
+        <w:tc>
+          <w:tcPr>
+            <w:tcW w:type="dxa" w:w="2160"/>
+          </w:tcPr>
+          <w:p>
+            <w:r>
+              <w:t>4° (data più recente)</w:t>
+            </w:r>
+          </w:p>
+        </w:tc>
+      </w:tr>
+    </w:tbl>
     <w:p>
       <w:pPr>
         <w:pStyle w:val="Heading1"/>
@@ -277,12 +500,37 @@
         <w:pStyle w:val="Heading2"/>
       </w:pPr>
       <w:r>
-        <w:t>Tabella transit_access</w:t>
+        <w:t>Gestione Accessi con number_in_out</w:t>
       </w:r>
     </w:p>
     <w:p>
+      <w:pPr/>
       <w:r>
-        <w:t>Tabella separata per i soli transiti (senza pesatura). Contiene: targa, slot, priorità, data ingresso/uscita, note, ID dal sistema esterno.</w:t>
+        <w:t>Si utilizza un'unica tabella access per tutti i tipi di accesso. Il campo number_in_out distingue il tipo:</w:t>
+      </w:r>
+    </w:p>
+    <w:p>
+      <w:pPr>
+        <w:pStyle w:val="ListBullet"/>
+      </w:pPr>
+      <w:r>
+        <w:t>number_in_out &gt; 0 (es. 1, 2, ...) → Prenotazione con pesatura. Il numero indica il conteggio ingressi/uscite.</w:t>
+      </w:r>
+    </w:p>
+    <w:p>
+      <w:pPr>
+        <w:pStyle w:val="ListBullet"/>
+      </w:pPr>
+      <w:r>
+        <w:t>number_in_out = 0 → Accesso permanente. Il veicolo può entrare senza prenotazione specifica.</w:t>
+      </w:r>
+    </w:p>
+    <w:p>
+      <w:pPr>
+        <w:pStyle w:val="ListBullet"/>
+      </w:pPr>
+      <w:r>
+        <w:t>number_in_out = -1 → Solo transito. Il veicolo transita senza pesatura, viene registrato solo il passaggio.</w:t>
       </w:r>
     </w:p>
     <w:p>
@@ -294,8 +542,9 @@
       </w:r>
     </w:p>
     <w:p>
+      <w:pPr/>
       <w:r>
-        <w:t>Endpoint per il sistema esterno per caricare gli accessi:</w:t>
+        <w:t>Endpoint unico per il sistema esterno per caricare tutti i tipi di accesso:</w:t>
       </w:r>
     </w:p>
     <w:p>
@@ -303,31 +552,60 @@
         <w:pStyle w:val="ListBullet"/>
       </w:pPr>
       <w:r>
-        <w:rPr>
-          <w:rFonts w:ascii="Consolas" w:hAnsi="Consolas"/>
-          <w:b/>
-          <w:sz w:val="20"/>
-        </w:rPr>
-        <w:t>POST /api/open-to-customer/access</w:t>
-      </w:r>
-      <w:r>
-        <w:t xml:space="preserve"> — Crea accesso con pesatura (con targa, slot, priorità)</w:t>
+        <w:t>POST /api/anagrafic/access — Crea un accesso (pesatura, permanente o transito in base a number_in_out)</w:t>
       </w:r>
     </w:p>
     <w:p>
-      <w:pPr>
-        <w:pStyle w:val="ListBullet"/>
-      </w:pPr>
+      <w:pPr/>
+      <w:r>
+        <w:t>Body della richiesta:</w:t>
+      </w:r>
+    </w:p>
+    <w:p>
+      <w:pPr/>
       <w:r>
         <w:rPr>
-          <w:rFonts w:ascii="Consolas" w:hAnsi="Consolas"/>
+          <w:rFonts w:ascii="Courier New" w:hAnsi="Courier New"/>
+          <w:sz w:val="18"/>
+        </w:rPr>
+        <w:t>{</w:t>
+        <w:br/>
+        <w:t xml:space="preserve">  "typeSubject": "CUSTOMER",</w:t>
+        <w:br/>
+        <w:t xml:space="preserve">  "subject": {},</w:t>
+        <w:br/>
+        <w:t xml:space="preserve">  "vector": {},</w:t>
+        <w:br/>
+        <w:t xml:space="preserve">  "driver": {},</w:t>
+        <w:br/>
+        <w:t xml:space="preserve">  "vehicle": {},</w:t>
+        <w:br/>
+        <w:t xml:space="preserve">  "material": {},</w:t>
+        <w:br/>
+        <w:t xml:space="preserve">  "number_in_out": 1,</w:t>
+        <w:br/>
+        <w:t xml:space="preserve">  "note": "string",</w:t>
+        <w:br/>
+        <w:t xml:space="preserve">  "document_reference": "string",</w:t>
+        <w:br/>
+        <w:t xml:space="preserve">  "type": "RESERVATION",</w:t>
+        <w:br/>
+        <w:t xml:space="preserve">  "badge": "string",</w:t>
+        <w:br/>
+        <w:t xml:space="preserve">  "permanent": false,</w:t>
+        <w:br/>
+        <w:t xml:space="preserve">  "hidden": false</w:t>
+        <w:br/>
+        <w:t>}</w:t>
+      </w:r>
+    </w:p>
+    <w:p>
+      <w:pPr/>
+      <w:r>
+        <w:rPr>
           <w:b/>
-          <w:sz w:val="20"/>
         </w:rPr>
-        <w:t>POST /api/open-to-customer/transit-access</w:t>
-      </w:r>
-      <w:r>
-        <w:t xml:space="preserve"> — Crea accesso solo transito (con targa, slot, priorità)</w:t>
+        <w:t>Dove number_in_out: 1 (o altro numero &gt; 0) per pesatura, 0 per permanente, -1 per solo transito.</w:t>
       </w:r>
     </w:p>
     <w:p>
@@ -343,7 +621,7 @@
         <w:pStyle w:val="ListNumber"/>
       </w:pPr>
       <w:r>
-        <w:t>Nel Callback Realtime, quando la pesa è vuota: cercare il prossimo accesso/transito in coda (data ASC, priorità DESC).</w:t>
+        <w:t>Nel Callback Realtime, quando la pesa è vuota: cercare il prossimo accesso in coda (data ASC, priorità DESC).</w:t>
       </w:r>
     </w:p>
     <w:p>
@@ -351,7 +629,7 @@
         <w:pStyle w:val="ListNumber"/>
       </w:pPr>
       <w:r>
-        <w:t>Aprire la sbarra corrispondente.</w:t>
+        <w:t>Aprire il relè della sbarra.</w:t>
       </w:r>
     </w:p>
     <w:p>
@@ -359,7 +637,7 @@
         <w:pStyle w:val="ListNumber"/>
       </w:pPr>
       <w:r>
-        <w:t>Se è un transito → registrare solo il passaggio, non avviare pesatura.</w:t>
+        <w:t>Quando il veicolo sale sulla pesa, chiudere la sbarra.</w:t>
       </w:r>
     </w:p>
     <w:p>
@@ -367,7 +645,15 @@
         <w:pStyle w:val="ListNumber"/>
       </w:pPr>
       <w:r>
-        <w:t>Se è un accesso normale → procedere con il flusso di pesatura esistente.</w:t>
+        <w:t>Se è un transito (number_in_out = -1) → registrare solo il passaggio, non avviare pesatura.</w:t>
+      </w:r>
+    </w:p>
+    <w:p>
+      <w:pPr>
+        <w:pStyle w:val="ListNumber"/>
+      </w:pPr>
+      <w:r>
+        <w:t>Se è un accesso normale (number_in_out &gt; 0) → procedere con il flusso di pesatura esistente.</w:t>
       </w:r>
     </w:p>
     <w:sectPr>

--- a/docs/VEHICLE_PRIORITY_GATE_CONTROL.docx
+++ b/docs/VEHICLE_PRIORITY_GATE_CONTROL.docx
@@ -656,6 +656,72 @@
         <w:t>Se è un accesso normale (number_in_out &gt; 0) → procedere con il flusso di pesatura esistente.</w:t>
       </w:r>
     </w:p>
+    <w:p>
+      <w:pPr>
+        <w:pStyle w:val="Heading2"/>
+      </w:pPr>
+      <w:r>
+        <w:t>Generazione Dati in Uscita (CSV e Report PDF)</w:t>
+      </w:r>
+    </w:p>
+    <w:p>
+      <w:pPr/>
+      <w:r>
+        <w:t>Al completamento di ogni accesso con pesatura, il sistema genera automaticamente i documenti di report:</w:t>
+      </w:r>
+    </w:p>
+    <w:p>
+      <w:pPr>
+        <w:pStyle w:val="ListBullet"/>
+      </w:pPr>
+      <w:r>
+        <w:t>File CSV — Contiene i dati della pesata (targa, peso lordo, tara, peso netto, data/ora ingresso e uscita, materiale, note). Un file per ogni pesata completata.</w:t>
+      </w:r>
+    </w:p>
+    <w:p>
+      <w:pPr>
+        <w:pStyle w:val="ListBullet"/>
+      </w:pPr>
+      <w:r>
+        <w:t>Report PDF — Documento con i dati della pesata e le immagini catturate dalle telecamere (foto del veicolo in ingresso e in uscita). Generato automaticamente alla chiusura dell'accesso.</w:t>
+      </w:r>
+    </w:p>
+    <w:p>
+      <w:pPr>
+        <w:pStyle w:val="Heading2"/>
+      </w:pPr>
+      <w:r>
+        <w:t>Salvataggio e Sincronizzazione</w:t>
+      </w:r>
+    </w:p>
+    <w:p>
+      <w:pPr/>
+      <w:r>
+        <w:t>I file vengono salvati in una cartella locale sulla macchina del software:</w:t>
+      </w:r>
+    </w:p>
+    <w:p>
+      <w:pPr>
+        <w:pStyle w:val="ListBullet"/>
+      </w:pPr>
+      <w:r>
+        <w:t>Cartella locale — Percorso configurabile nelle impostazioni. I file CSV e PDF vengono salvati qui automaticamente.</w:t>
+      </w:r>
+    </w:p>
+    <w:p>
+      <w:pPr>
+        <w:pStyle w:val="ListBullet"/>
+      </w:pPr>
+      <w:r>
+        <w:t>Cartella remota (opzionale) — Configurando un percorso di rete (cartella condivisa sul server del cliente), i file vengono copiati automaticamente anche nella cartella remota. Questo permette al sistema esterno del cliente di accedere direttamente ai report senza intervento manuale.</w:t>
+      </w:r>
+    </w:p>
+    <w:p>
+      <w:pPr/>
+      <w:r>
+        <w:t>Se la cartella remota non è raggiungibile, i file restano salvati in locale e vengono sincronizzati automaticamente al ripristino della connessione.</w:t>
+      </w:r>
+    </w:p>
     <w:sectPr>
       <w:pgSz w:w="12240" w:h="15840"/>
       <w:pgMar w:top="1440" w:right="1800" w:bottom="1440" w:left="1800" w:header="720" w:footer="720" w:gutter="0"/>

--- a/docs/VEHICLE_PRIORITY_GATE_CONTROL.docx
+++ b/docs/VEHICLE_PRIORITY_GATE_CONTROL.docx
@@ -97,6 +97,14 @@
     </w:p>
     <w:p>
       <w:pPr>
+        <w:pStyle w:val="ListBullet"/>
+      </w:pPr>
+      <w:r>
+        <w:t>ID di riferimento dal sistema esterno</w:t>
+      </w:r>
+    </w:p>
+    <w:p>
+      <w:pPr>
         <w:pStyle w:val="Heading2"/>
       </w:pPr>
       <w:r>
@@ -122,6 +130,14 @@
       </w:pPr>
       <w:r>
         <w:t>Apre la sbarra corrispondente.</w:t>
+      </w:r>
+    </w:p>
+    <w:p>
+      <w:pPr>
+        <w:pStyle w:val="ListNumber"/>
+      </w:pPr>
+      <w:r>
+        <w:t>Se il veicolo non viene riconosciuto automaticamente (targa non in coda), è presente un QR code alla sbarra. L'autista inquadra il QR code per auto-registrarsi nel sistema e procedere con l'accesso.</w:t>
       </w:r>
     </w:p>
     <w:p>
@@ -594,7 +610,9 @@
         <w:br/>
         <w:t xml:space="preserve">  "permanent": false,</w:t>
         <w:br/>
-        <w:t xml:space="preserve">  "hidden": false</w:t>
+        <w:t xml:space="preserve">  "hidden": false,</w:t>
+        <w:br/>
+        <w:t xml:space="preserve">  "external_id": "string"</w:t>
         <w:br/>
         <w:t>}</w:t>
       </w:r>
@@ -605,7 +623,7 @@
         <w:rPr>
           <w:b/>
         </w:rPr>
-        <w:t>Dove number_in_out: 1 (o altro numero &gt; 0) per pesatura, 0 per permanente, -1 per solo transito.</w:t>
+        <w:t>Dove number_in_out: 1 (o altro numero &gt; 0) per pesatura, 0 per permanente, -1 per solo transito. Il campo external_id contiene l'ID di riferimento del sistema esterno del cliente.</w:t>
       </w:r>
     </w:p>
     <w:p>

--- a/docs/VEHICLE_PRIORITY_GATE_CONTROL.docx
+++ b/docs/VEHICLE_PRIORITY_GATE_CONTROL.docx
@@ -97,14 +97,6 @@
     </w:p>
     <w:p>
       <w:pPr>
-        <w:pStyle w:val="ListBullet"/>
-      </w:pPr>
-      <w:r>
-        <w:t>ID di riferimento dal sistema esterno</w:t>
-      </w:r>
-    </w:p>
-    <w:p>
-      <w:pPr>
         <w:pStyle w:val="Heading2"/>
       </w:pPr>
       <w:r>
@@ -130,14 +122,6 @@
       </w:pPr>
       <w:r>
         <w:t>Apre la sbarra corrispondente.</w:t>
-      </w:r>
-    </w:p>
-    <w:p>
-      <w:pPr>
-        <w:pStyle w:val="ListNumber"/>
-      </w:pPr>
-      <w:r>
-        <w:t>Se il veicolo non viene riconosciuto automaticamente (targa non in coda), è presente un QR code alla sbarra. L'autista inquadra il QR code per auto-registrarsi nel sistema e procedere con l'accesso.</w:t>
       </w:r>
     </w:p>
     <w:p>
@@ -610,9 +594,7 @@
         <w:br/>
         <w:t xml:space="preserve">  "permanent": false,</w:t>
         <w:br/>
-        <w:t xml:space="preserve">  "hidden": false,</w:t>
-        <w:br/>
-        <w:t xml:space="preserve">  "external_id": "string"</w:t>
+        <w:t xml:space="preserve">  "hidden": false</w:t>
         <w:br/>
         <w:t>}</w:t>
       </w:r>
@@ -623,7 +605,7 @@
         <w:rPr>
           <w:b/>
         </w:rPr>
-        <w:t>Dove number_in_out: 1 (o altro numero &gt; 0) per pesatura, 0 per permanente, -1 per solo transito. Il campo external_id contiene l'ID di riferimento del sistema esterno del cliente.</w:t>
+        <w:t>Dove number_in_out: 1 (o altro numero &gt; 0) per pesatura, 0 per permanente, -1 per solo transito.</w:t>
       </w:r>
     </w:p>
     <w:p>

--- a/docs/VEHICLE_PRIORITY_GATE_CONTROL.docx
+++ b/docs/VEHICLE_PRIORITY_GATE_CONTROL.docx
@@ -134,7 +134,7 @@
     </w:p>
     <w:p>
       <w:r>
-        <w:t>Per i veicoli con accesso con pesatura:</w:t>
+        <w:t>Sopra ciascuna pesa è installata una telecamera per la lettura automatica della targa. Per i veicoli con accesso con pesatura:</w:t>
       </w:r>
     </w:p>
     <w:p>
@@ -142,7 +142,7 @@
         <w:pStyle w:val="ListNumber"/>
       </w:pPr>
       <w:r>
-        <w:t>Il veicolo procede dalla Pesa 1 alla Pesa 2.</w:t>
+        <w:t>Il veicolo sale sulla Pesa 2.</w:t>
       </w:r>
     </w:p>
     <w:p>
@@ -150,7 +150,7 @@
         <w:pStyle w:val="ListNumber"/>
       </w:pPr>
       <w:r>
-        <w:t>Viene identificato automaticamente tramite telecamera (targa) o badge RFID.</w:t>
+        <w:t>La telecamera sopra la pesa legge la targa e identifica la prenotazione associata.</w:t>
       </w:r>
     </w:p>
     <w:p>
@@ -158,7 +158,7 @@
         <w:pStyle w:val="ListNumber"/>
       </w:pPr>
       <w:r>
-        <w:t>Il sistema identifica la targa e apre la sbarra.</w:t>
+        <w:t>La pesatura automatica parte: il sistema attende la stabilità del peso, registra il peso e genera il report.</w:t>
       </w:r>
     </w:p>
     <w:p>
@@ -166,7 +166,7 @@
         <w:pStyle w:val="ListNumber"/>
       </w:pPr>
       <w:r>
-        <w:t>Il sistema esegue la pesata automatica: attende stabilità del peso, registra il peso, genera report.</w:t>
+        <w:t>Se la telecamera non riesce a leggere la targa, di fianco alla pesa è presente un totem con lettore QR code. L'autista appoggia il proprio QR code sul lettore e la pesata parte come con la telecamera.</w:t>
       </w:r>
     </w:p>
     <w:p>

--- a/docs/VEHICLE_PRIORITY_GATE_CONTROL.docx
+++ b/docs/VEHICLE_PRIORITY_GATE_CONTROL.docx
@@ -113,7 +113,7 @@
         <w:pStyle w:val="ListNumber"/>
       </w:pPr>
       <w:r>
-        <w:t>Cerca il prossimo accesso da servire e lo seleziona.</w:t>
+        <w:t>Cerca il prossimo accesso da servire.</w:t>
       </w:r>
     </w:p>
     <w:p>
@@ -150,7 +150,7 @@
         <w:pStyle w:val="ListNumber"/>
       </w:pPr>
       <w:r>
-        <w:t>La telecamera sopra la pesa legge la targa e identifica la prenotazione associata.</w:t>
+        <w:t>La telecamera sopra la pesa legge la targa, identifica e seleziona la prenotazione associata.</w:t>
       </w:r>
     </w:p>
     <w:p>

--- a/docs/VEHICLE_PRIORITY_GATE_CONTROL.docx
+++ b/docs/VEHICLE_PRIORITY_GATE_CONTROL.docx
@@ -129,12 +129,12 @@
         <w:pStyle w:val="Heading2"/>
       </w:pPr>
       <w:r>
-        <w:t>Fase 3: Pesatura Automatica sulla Pesa 2</w:t>
+        <w:t>Fase 3: Pesatura Automatica sulla Pesa 1</w:t>
       </w:r>
     </w:p>
     <w:p>
       <w:r>
-        <w:t>Sopra ciascuna pesa è installata una telecamera per la lettura automatica della targa. Per i veicoli con accesso con pesatura:</w:t>
+        <w:t>Sopra la Pesa 1 è installata una telecamera per la lettura automatica della targa. Quando il veicolo sale sulla pesa:</w:t>
       </w:r>
     </w:p>
     <w:p>
@@ -142,7 +142,7 @@
         <w:pStyle w:val="ListNumber"/>
       </w:pPr>
       <w:r>
-        <w:t>Il veicolo sale sulla Pesa 2.</w:t>
+        <w:t>La telecamera legge la targa, identifica e seleziona la prenotazione associata.</w:t>
       </w:r>
     </w:p>
     <w:p>
@@ -150,7 +150,7 @@
         <w:pStyle w:val="ListNumber"/>
       </w:pPr>
       <w:r>
-        <w:t>La telecamera sopra la pesa legge la targa, identifica e seleziona la prenotazione associata.</w:t>
+        <w:t>Se la telecamera non riesce a leggere la targa, di fianco alla pesa è presente un totem con lettore QR code. L'autista appoggia il proprio QR code sul lettore e la pesata parte come con la telecamera.</w:t>
       </w:r>
     </w:p>
     <w:p>
@@ -166,7 +166,20 @@
         <w:pStyle w:val="ListNumber"/>
       </w:pPr>
       <w:r>
-        <w:t>Se la telecamera non riesce a leggere la targa, di fianco alla pesa è presente un totem con lettore QR code. L'autista appoggia il proprio QR code sul lettore e la pesata parte come con la telecamera.</w:t>
+        <w:t>Il veicolo scende dalla pesa e l'accesso viene chiuso.</w:t>
+      </w:r>
+    </w:p>
+    <w:p>
+      <w:pPr>
+        <w:pStyle w:val="Heading2"/>
+      </w:pPr>
+      <w:r>
+        <w:t>Fase 4: Gestione Sbarra Pesa 2</w:t>
+      </w:r>
+    </w:p>
+    <w:p>
+      <w:r>
+        <w:t>La Pesa 2 funziona con una coda semplice e gestione automatica della sbarra:</w:t>
       </w:r>
     </w:p>
     <w:p>
@@ -174,20 +187,7 @@
         <w:pStyle w:val="ListNumber"/>
       </w:pPr>
       <w:r>
-        <w:t>L'accesso viene chiuso.</w:t>
-      </w:r>
-    </w:p>
-    <w:p>
-      <w:pPr>
-        <w:pStyle w:val="Heading2"/>
-      </w:pPr>
-      <w:r>
-        <w:t>Fase 4: Transito Senza Pesata Sulla Pesa 2 Per Ritiro Documenti</w:t>
-      </w:r>
-    </w:p>
-    <w:p>
-      <w:r>
-        <w:t>Per i veicoli registrati come solo transito:</w:t>
+        <w:t>Quando la Pesa 2 è vuota (peso sotto la soglia minima), la sbarra si apre.</w:t>
       </w:r>
     </w:p>
     <w:p>
@@ -195,7 +195,7 @@
         <w:pStyle w:val="ListNumber"/>
       </w:pPr>
       <w:r>
-        <w:t>La sbarra si apre normalmente seguendo l'ordine di coda.</w:t>
+        <w:t>Quando un veicolo sale sulla pesa, la sbarra si chiude.</w:t>
       </w:r>
     </w:p>
     <w:p>
@@ -203,7 +203,7 @@
         <w:pStyle w:val="ListNumber"/>
       </w:pPr>
       <w:r>
-        <w:t>Il veicolo transita sulla Pesa 2 ma la pesatura NON scatta.</w:t>
+        <w:t>Per i veicoli con pesatura (number_in_out &gt; 0): viene eseguita la pesata automatica.</w:t>
       </w:r>
     </w:p>
     <w:p>
@@ -211,15 +211,7 @@
         <w:pStyle w:val="ListNumber"/>
       </w:pPr>
       <w:r>
-        <w:t>Viene registrato solo il passaggio (data/ora).</w:t>
-      </w:r>
-    </w:p>
-    <w:p>
-      <w:pPr>
-        <w:pStyle w:val="ListNumber"/>
-      </w:pPr>
-      <w:r>
-        <w:t>Utile per veicoli di servizio o mezzi che non necessitano di pesatura.</w:t>
+        <w:t>Per i veicoli solo transito (number_in_out = -1): il veicolo transita senza pesatura, viene registrato solo il passaggio (data/ora).</w:t>
       </w:r>
     </w:p>
     <w:p>

--- a/docs/VEHICLE_PRIORITY_GATE_CONTROL.docx
+++ b/docs/VEHICLE_PRIORITY_GATE_CONTROL.docx
@@ -158,7 +158,7 @@
         <w:pStyle w:val="ListNumber"/>
       </w:pPr>
       <w:r>
-        <w:t>La pesatura automatica parte: il sistema attende la stabilità del peso, registra il peso e genera il report.</w:t>
+        <w:t>La pesatura automatica parte: il sistema attende la stabilità del peso e registra il peso.</w:t>
       </w:r>
     </w:p>
     <w:p>
@@ -166,7 +166,7 @@
         <w:pStyle w:val="ListNumber"/>
       </w:pPr>
       <w:r>
-        <w:t>Il veicolo scende dalla pesa e l'accesso viene chiuso.</w:t>
+        <w:t>Il veicolo scende dalla pesa.</w:t>
       </w:r>
     </w:p>
     <w:p>
@@ -203,7 +203,7 @@
         <w:pStyle w:val="ListNumber"/>
       </w:pPr>
       <w:r>
-        <w:t>Per i veicoli con pesatura (number_in_out &gt; 0): viene eseguita la pesata automatica.</w:t>
+        <w:t>Per i veicoli con pesatura (number_in_out &gt; 0): viene eseguita la pesata automatica, vengono generate le immagini dalle telecamere, il file CSV e il report PDF. La prenotazione viene chiusa.</w:t>
       </w:r>
     </w:p>
     <w:p>
@@ -211,7 +211,7 @@
         <w:pStyle w:val="ListNumber"/>
       </w:pPr>
       <w:r>
-        <w:t>Per i veicoli solo transito (number_in_out = -1): il veicolo transita senza pesatura, viene registrato solo il passaggio (data/ora).</w:t>
+        <w:t>Per i veicoli solo transito (number_in_out = -1): il veicolo transita senza pesatura, viene registrato solo il passaggio (data/ora). La prenotazione viene chiusa.</w:t>
       </w:r>
     </w:p>
     <w:p>

--- a/docs/VEHICLE_PRIORITY_GATE_CONTROL.docx
+++ b/docs/VEHICLE_PRIORITY_GATE_CONTROL.docx
@@ -203,7 +203,7 @@
         <w:pStyle w:val="ListNumber"/>
       </w:pPr>
       <w:r>
-        <w:t>Per i veicoli con pesatura (number_in_out &gt; 0): viene eseguita la pesata automatica, vengono generate le immagini dalle telecamere, il file CSV e il report PDF. La prenotazione viene chiusa.</w:t>
+        <w:t>Viene eseguita la pesata automatica, vengono generate le immagini dalle telecamere, il file CSV e il report PDF.</w:t>
       </w:r>
     </w:p>
     <w:p>
@@ -211,7 +211,7 @@
         <w:pStyle w:val="ListNumber"/>
       </w:pPr>
       <w:r>
-        <w:t>Per i veicoli solo transito (number_in_out = -1): il veicolo transita senza pesatura, viene registrato solo il passaggio (data/ora). La prenotazione viene chiusa.</w:t>
+        <w:t>La prenotazione viene chiusa.</w:t>
       </w:r>
     </w:p>
     <w:p>

--- a/docs/VEHICLE_PRIORITY_GATE_CONTROL.docx
+++ b/docs/VEHICLE_PRIORITY_GATE_CONTROL.docx
@@ -613,7 +613,7 @@
         <w:pStyle w:val="ListNumber"/>
       </w:pPr>
       <w:r>
-        <w:t>Nel Callback Realtime, quando la pesa è vuota: cercare il prossimo accesso in coda (data ASC, priorità DESC).</w:t>
+        <w:t>Nel Callback Realtime della Pesa 1, quando la pesa è vuota: cercare il prossimo accesso in coda (data ASC, priorità DESC).</w:t>
       </w:r>
     </w:p>
     <w:p>
@@ -621,7 +621,7 @@
         <w:pStyle w:val="ListNumber"/>
       </w:pPr>
       <w:r>
-        <w:t>Aprire il relè della sbarra.</w:t>
+        <w:t>Aprire il relè della sbarra corrispondente allo slot assegnato all'accesso.</w:t>
       </w:r>
     </w:p>
     <w:p>

--- a/docs/VEHICLE_PRIORITY_GATE_CONTROL.docx
+++ b/docs/VEHICLE_PRIORITY_GATE_CONTROL.docx
@@ -650,6 +650,22 @@
     </w:p>
     <w:p>
       <w:pPr>
+        <w:pStyle w:val="ListNumber"/>
+      </w:pPr>
+      <w:r>
+        <w:t xml:space="preserve">Nel Callback Realtime della Pesa 2, quando la pesa è vuota: aprire la sbarra.</w:t>
+      </w:r>
+    </w:p>
+    <w:p>
+      <w:pPr>
+        <w:pStyle w:val="ListNumber"/>
+      </w:pPr>
+      <w:r>
+        <w:t xml:space="preserve">Quando il veicolo sale sulla pesa, chiudere la sbarra.</w:t>
+      </w:r>
+    </w:p>
+    <w:p>
+      <w:pPr>
         <w:pStyle w:val="Heading2"/>
       </w:pPr>
       <w:r>

--- a/docs/VEHICLE_PRIORITY_GATE_CONTROL.docx
+++ b/docs/VEHICLE_PRIORITY_GATE_CONTROL.docx
@@ -637,6 +637,14 @@
         <w:pStyle w:val="ListNumber"/>
       </w:pPr>
       <w:r>
+        <w:t xml:space="preserve">Nel Callback Realtime della Pesa 2, quando la pesa è vuota: aprire la sbarra.</w:t>
+      </w:r>
+    </w:p>
+    <w:p>
+      <w:pPr>
+        <w:pStyle w:val="ListNumber"/>
+      </w:pPr>
+      <w:r>
         <w:t>Se è un transito (number_in_out = -1) → registrare solo il passaggio, non avviare pesatura.</w:t>
       </w:r>
     </w:p>
@@ -646,22 +654,6 @@
       </w:pPr>
       <w:r>
         <w:t>Se è un accesso normale (number_in_out &gt; 0) → procedere con il flusso di pesatura esistente.</w:t>
-      </w:r>
-    </w:p>
-    <w:p>
-      <w:pPr>
-        <w:pStyle w:val="ListNumber"/>
-      </w:pPr>
-      <w:r>
-        <w:t xml:space="preserve">Nel Callback Realtime della Pesa 2, quando la pesa è vuota: aprire la sbarra.</w:t>
-      </w:r>
-    </w:p>
-    <w:p>
-      <w:pPr>
-        <w:pStyle w:val="ListNumber"/>
-      </w:pPr>
-      <w:r>
-        <w:t xml:space="preserve">Quando il veicolo sale sulla pesa, chiudere la sbarra.</w:t>
       </w:r>
     </w:p>
     <w:p>

--- a/docs/VEHICLE_PRIORITY_GATE_CONTROL.docx
+++ b/docs/VEHICLE_PRIORITY_GATE_CONTROL.docx
@@ -150,7 +150,7 @@
         <w:pStyle w:val="ListNumber"/>
       </w:pPr>
       <w:r>
-        <w:t>Se la telecamera non riesce a leggere la targa, di fianco alla pesa è presente un totem con lettore QR code. L'autista appoggia il proprio QR code sul lettore e la pesata parte come con la telecamera.</w:t>
+        <w:t>La pesatura automatica parte: il sistema attende la stabilità del peso e registra il peso.</w:t>
       </w:r>
     </w:p>
     <w:p>
@@ -158,7 +158,7 @@
         <w:pStyle w:val="ListNumber"/>
       </w:pPr>
       <w:r>
-        <w:t>La pesatura automatica parte: il sistema attende la stabilità del peso e registra il peso.</w:t>
+        <w:t>Se la telecamera non riesce a leggere la targa, di fianco alla pesa è presente un totem con lettore QR code. L'autista appoggia il proprio QR code sul lettore e la pesata parte come con la telecamera.</w:t>
       </w:r>
     </w:p>
     <w:p>

--- a/docs/VEHICLE_PRIORITY_GATE_CONTROL.docx
+++ b/docs/VEHICLE_PRIORITY_GATE_CONTROL.docx
@@ -629,7 +629,7 @@
         <w:pStyle w:val="ListNumber"/>
       </w:pPr>
       <w:r>
-        <w:t>Quando il veicolo sale sulla pesa, chiudere la sbarra.</w:t>
+        <w:t xml:space="preserve">Nel Callback Realtime della Pesa 2, quando la pesa è vuota: aprire la sbarra.</w:t>
       </w:r>
     </w:p>
     <w:p>
@@ -637,7 +637,7 @@
         <w:pStyle w:val="ListNumber"/>
       </w:pPr>
       <w:r>
-        <w:t xml:space="preserve">Nel Callback Realtime della Pesa 2, quando la pesa è vuota: aprire la sbarra.</w:t>
+        <w:t>Quando il veicolo sale sulla pesa, chiudere la sbarra.</w:t>
       </w:r>
     </w:p>
     <w:p>

--- a/docs/VEHICLE_PRIORITY_GATE_CONTROL.docx
+++ b/docs/VEHICLE_PRIORITY_GATE_CONTROL.docx
@@ -212,6 +212,46 @@
       </w:pPr>
       <w:r>
         <w:t>La prenotazione viene chiusa.</w:t>
+      </w:r>
+    </w:p>
+    <w:p>
+      <w:pPr>
+        <w:pStyle w:val="Heading2"/>
+      </w:pPr>
+      <w:r>
+        <w:t xml:space="preserve">Fase 5: Transito Senza Pesatura</w:t>
+      </w:r>
+    </w:p>
+    <w:p>
+      <w:pPr>
+        <w:pStyle w:val="Normal"/>
+      </w:pPr>
+      <w:r>
+        <w:t xml:space="preserve">Alcuni mezzi devono attraversare le pese solo come transito, senza effettuare la pesatura:</w:t>
+      </w:r>
+    </w:p>
+    <w:p>
+      <w:pPr>
+        <w:pStyle w:val="ListNumber"/>
+      </w:pPr>
+      <w:r>
+        <w:t xml:space="preserve">Il veicolo transita sulla pesa ma la pesatura NON scatta. Viene registrato solo il passaggio (data/ora).</w:t>
+      </w:r>
+    </w:p>
+    <w:p>
+      <w:pPr>
+        <w:pStyle w:val="ListNumber"/>
+      </w:pPr>
+      <w:r>
+        <w:t xml:space="preserve">Sulla Pesa 1, essendoci due code (due slot), il veicolo in solo transito ha la precedenza rispetto a quello che deve effettuare la pesata, per evitare di occupare la pesa inutilmente.</w:t>
+      </w:r>
+    </w:p>
+    <w:p>
+      <w:pPr>
+        <w:pStyle w:val="ListNumber"/>
+      </w:pPr>
+      <w:r>
+        <w:t xml:space="preserve">Sulla Pesa 2 il transito avviene normalmente seguendo la coda, senza pesatura.</w:t>
       </w:r>
     </w:p>
     <w:p>

--- a/docs/VEHICLE_PRIORITY_GATE_CONTROL.docx
+++ b/docs/VEHICLE_PRIORITY_GATE_CONTROL.docx
@@ -243,7 +243,7 @@
         <w:pStyle w:val="ListNumber"/>
       </w:pPr>
       <w:r>
-        <w:t xml:space="preserve">Sulla Pesa 1, essendoci due code (due slot), il veicolo in solo transito ha la precedenza rispetto a quello che deve effettuare la pesata, per evitare di occupare la pesa inutilmente.</w:t>
+        <w:t>Sulla Pesa 1, essendoci due code (due slot), il veicolo in solo transito ha la precedenza rispetto a quello che deve effettuare la pesata, per evitare di farlo attendere inutilmente.</w:t>
       </w:r>
     </w:p>
     <w:p>

--- a/docs/VEHICLE_PRIORITY_GATE_CONTROL.docx
+++ b/docs/VEHICLE_PRIORITY_GATE_CONTROL.docx
@@ -18,10 +18,83 @@
     <w:p>
       <w:pPr>
         <w:pStyle w:val="Normal"/>
+        <w:rPr>
+          <w:b/>
+          <w:b/>
+          <w:bCs/>
+          <w:i/>
+          <w:i/>
+          <w:iCs/>
+          <w:u w:val="single"/>
+        </w:rPr>
+      </w:pPr>
+      <w:r>
+        <w:rPr>
+          <w:b/>
+          <w:bCs/>
+          <w:i/>
+          <w:iCs/>
+          <w:u w:val="single"/>
+        </w:rPr>
+        <w:t>19/03/2026</w:t>
+      </w:r>
+    </w:p>
+    <w:p>
+      <w:pPr>
+        <w:pStyle w:val="Normal"/>
+        <w:rPr>
+          <w:b/>
+          <w:b/>
+          <w:bCs/>
+          <w:i/>
+          <w:i/>
+          <w:iCs/>
+          <w:u w:val="single"/>
+        </w:rPr>
+      </w:pPr>
+      <w:r>
+        <w:rPr>
+          <w:b/>
+          <w:bCs/>
+          <w:i/>
+          <w:iCs/>
+          <w:u w:val="single"/>
+        </w:rPr>
+        <w:t>Riccardo Meggiolaro</w:t>
+      </w:r>
+    </w:p>
+    <w:p>
+      <w:pPr>
+        <w:pStyle w:val="Normal"/>
+        <w:rPr>
+          <w:b/>
+          <w:b/>
+          <w:bCs/>
+          <w:i/>
+          <w:i/>
+          <w:iCs/>
+          <w:u w:val="single"/>
+        </w:rPr>
+      </w:pPr>
+      <w:r>
+        <w:rPr>
+          <w:b/>
+          <w:bCs/>
+          <w:i/>
+          <w:iCs/>
+          <w:u w:val="single"/>
+        </w:rPr>
+        <w:t>Revisione 4</w:t>
+      </w:r>
+    </w:p>
+    <w:p>
+      <w:pPr>
+        <w:pStyle w:val="Normal"/>
         <w:rPr/>
       </w:pPr>
       <w:r>
         <w:rPr/>
+        <w:br/>
         <w:t>Sistema di gestione accessi e pesatura con controllo sbarre automatico, integrato con un sistema esterno di identificazione targhe. La priorità determina l'ordine di servizio in coda quando più prenotazioni hanno la stessa data.</w:t>
       </w:r>
     </w:p>
@@ -110,11 +183,19 @@
           <w:numId w:val="1"/>
         </w:numPr>
         <w:ind w:left="1417" w:hanging="360"/>
-        <w:rPr/>
+        <w:rPr>
+          <w:rFonts w:cstheme="minorBidi" w:eastAsiaTheme="minorEastAsia"/>
+          <w:highlight w:val="none"/>
+          <w:shd w:fill="auto" w:val="clear"/>
+        </w:rPr>
       </w:pPr>
       <w:r>
-        <w:rPr/>
-        <w:t>Data</w:t>
+        <w:rPr>
+          <w:rFonts w:cstheme="minorBidi" w:eastAsiaTheme="minorEastAsia"/>
+          <w:shd w:fill="auto" w:val="clear"/>
+          <w:lang w:val="it-IT"/>
+        </w:rPr>
+        <w:t>Identificativo 7 cifre (su codice Qrcode)</w:t>
       </w:r>
     </w:p>
     <w:p>
@@ -129,7 +210,14 @@
       </w:pPr>
       <w:r>
         <w:rPr/>
-        <w:t>Slot assegnato (1 o 2)</w:t>
+        <w:t xml:space="preserve">Data </w:t>
+      </w:r>
+      <w:r>
+        <w:rPr>
+          <w:rFonts w:cstheme="minorBidi" w:eastAsiaTheme="minorEastAsia"/>
+          <w:shd w:fill="auto" w:val="clear"/>
+        </w:rPr>
+        <w:t>Ora</w:t>
       </w:r>
     </w:p>
     <w:p>
@@ -144,17 +232,81 @@
       </w:pPr>
       <w:r>
         <w:rPr/>
-        <w:t>Priorità (usata per ordinare la coda in caso di stessa data)</w:t>
+        <w:t>Slot assegnato (1 o 2)</w:t>
       </w:r>
     </w:p>
     <w:p>
       <w:pPr>
+        <w:pStyle w:val="ListBullet"/>
+        <w:numPr>
+          <w:ilvl w:val="0"/>
+          <w:numId w:val="1"/>
+        </w:numPr>
+        <w:ind w:left="1417" w:hanging="360"/>
+        <w:rPr/>
+      </w:pPr>
+      <w:r>
+        <w:rPr>
+          <w:lang w:val="it-IT"/>
+        </w:rPr>
+        <w:t xml:space="preserve">Priorità (usata per ordinare la coda in caso di stessa data) </w:t>
+      </w:r>
+    </w:p>
+    <w:p>
+      <w:pPr>
+        <w:pStyle w:val="ListBullet"/>
+        <w:numPr>
+          <w:ilvl w:val="0"/>
+          <w:numId w:val="1"/>
+        </w:numPr>
+        <w:ind w:left="1417" w:hanging="360"/>
+        <w:rPr/>
+      </w:pPr>
+      <w:r>
+        <w:rPr/>
+        <w:t>“</w:t>
+      </w:r>
+      <w:r>
+        <w:rPr/>
+        <w:t>Accesso con pesatura” o “Solo transito”</w:t>
+      </w:r>
+    </w:p>
+    <w:p>
+      <w:pPr>
         <w:pStyle w:val="Titolo2"/>
         <w:rPr/>
       </w:pPr>
       <w:r>
         <w:rPr/>
-        <w:t>Fase 2: Gestione Coda e Apertura Sbarra</w:t>
+        <w:t>Fase 2: Gestion</w:t>
+      </w:r>
+      <w:r>
+        <w:rPr/>
+        <w:t>e</w:t>
+      </w:r>
+      <w:r>
+        <w:rPr/>
+        <w:t xml:space="preserve"> Cod</w:t>
+      </w:r>
+      <w:r>
+        <w:rPr/>
+        <w:t>e</w:t>
+      </w:r>
+      <w:r>
+        <w:rPr/>
+        <w:t xml:space="preserve"> e Apertura Sbarr</w:t>
+      </w:r>
+      <w:r>
+        <w:rPr/>
+        <w:t>e</w:t>
+      </w:r>
+      <w:r>
+        <w:rPr/>
+        <w:t xml:space="preserve"> </w:t>
+      </w:r>
+      <w:r>
+        <w:rPr/>
+        <w:t>sulla Pesa 1</w:t>
       </w:r>
     </w:p>
     <w:p>
@@ -174,11 +326,469 @@
           <w:ilvl w:val="0"/>
           <w:numId w:val="4"/>
         </w:numPr>
+        <w:rPr>
+          <w:lang w:val="it-IT"/>
+        </w:rPr>
+      </w:pPr>
+      <w:r>
+        <w:rPr>
+          <w:lang w:val="it-IT"/>
+        </w:rPr>
+        <w:t>Cerca il prossimo accesso</w:t>
+      </w:r>
+      <w:r>
+        <w:rPr>
+          <w:rFonts w:cstheme="minorBidi" w:eastAsiaTheme="minorEastAsia"/>
+          <w:shd w:fill="auto" w:val="clear"/>
+          <w:lang w:val="it-IT"/>
+        </w:rPr>
+        <w:t xml:space="preserve"> (in base all’ora, </w:t>
+      </w:r>
+      <w:r>
+        <w:rPr>
+          <w:rFonts w:cstheme="minorBidi" w:eastAsiaTheme="minorEastAsia"/>
+          <w:shd w:fill="auto" w:val="clear"/>
+          <w:lang w:val="it-IT"/>
+        </w:rPr>
+        <w:t>in caso di due con la stessa data in base alla priorità, in caso uno dei due sia di solo transito ha la precedenza</w:t>
+      </w:r>
+      <w:r>
+        <w:rPr>
+          <w:rFonts w:cstheme="minorBidi" w:eastAsiaTheme="minorEastAsia"/>
+          <w:shd w:fill="auto" w:val="clear"/>
+          <w:lang w:val="it-IT"/>
+        </w:rPr>
+        <w:t xml:space="preserve">) </w:t>
+      </w:r>
+      <w:r>
+        <w:rPr>
+          <w:lang w:val="it-IT"/>
+        </w:rPr>
+        <w:t xml:space="preserve">da servire e attiva apertura sbarra </w:t>
+      </w:r>
+      <w:r>
+        <w:rPr>
+          <w:b/>
+          <w:bCs/>
+          <w:lang w:val="it-IT"/>
+        </w:rPr>
+        <w:t>S1 o S2</w:t>
+      </w:r>
+      <w:r>
+        <w:rPr>
+          <w:lang w:val="it-IT"/>
+        </w:rPr>
+        <w:t xml:space="preserve"> corrispondente (slot 1 o 2) consentendo al mezzo di accede alla pesa. Gestione del solo passaggio (accesso) in entrata su PESA 1 utile per veicoli di servizio o mezzi che non necessitano di pesatura.</w:t>
+      </w:r>
+    </w:p>
+    <w:p>
+      <w:pPr>
+        <w:pStyle w:val="Titolo2"/>
         <w:rPr/>
       </w:pPr>
       <w:r>
         <w:rPr/>
-        <w:t>Cerca il prossimo accesso da servire.</w:t>
+        <w:t>Fase 3: Pesatura Automatica sulla Pesa 1</w:t>
+      </w:r>
+    </w:p>
+    <w:p>
+      <w:pPr>
+        <w:pStyle w:val="Normal"/>
+        <w:rPr>
+          <w:u w:val="single"/>
+          <w:lang w:val="it-IT"/>
+        </w:rPr>
+      </w:pPr>
+      <w:r>
+        <w:rPr>
+          <w:u w:val="single"/>
+          <w:lang w:val="it-IT"/>
+        </w:rPr>
+        <w:t>Per i veicoli con accesso con pesatura:</w:t>
+      </w:r>
+    </w:p>
+    <w:p>
+      <w:pPr>
+        <w:pStyle w:val="ListNumber"/>
+        <w:numPr>
+          <w:ilvl w:val="0"/>
+          <w:numId w:val="4"/>
+        </w:numPr>
+        <w:rPr>
+          <w:lang w:val="it-IT"/>
+        </w:rPr>
+      </w:pPr>
+      <w:r>
+        <w:rPr>
+          <w:lang w:val="it-IT"/>
+        </w:rPr>
+        <w:t xml:space="preserve">Il mezzo si reca in </w:t>
+      </w:r>
+      <w:r>
+        <w:rPr>
+          <w:b/>
+          <w:bCs/>
+          <w:lang w:val="it-IT"/>
+        </w:rPr>
+        <w:t xml:space="preserve">PESA 1. </w:t>
+      </w:r>
+      <w:r>
+        <w:rPr>
+          <w:lang w:val="it-IT"/>
+        </w:rPr>
+        <w:t xml:space="preserve">Telecamera </w:t>
+      </w:r>
+      <w:r>
+        <w:rPr>
+          <w:b/>
+          <w:bCs/>
+          <w:lang w:val="it-IT"/>
+        </w:rPr>
+        <w:t>T1</w:t>
+      </w:r>
+      <w:r>
+        <w:rPr>
+          <w:lang w:val="it-IT"/>
+        </w:rPr>
+        <w:t xml:space="preserve"> rileva targa ,se vi è riscontro sulle prenotazioni ,a peso stabile esegue la prima pesata (con acquisizione immagine fronte mezzo). Se la telecamera non rileva la targa o vi è un errore in fase di registrazione, l’autista aziona citofono </w:t>
+      </w:r>
+      <w:r>
+        <w:rPr>
+          <w:b/>
+          <w:bCs/>
+          <w:lang w:val="it-IT"/>
+        </w:rPr>
+        <w:t>C1</w:t>
+      </w:r>
+      <w:r>
+        <w:rPr>
+          <w:lang w:val="it-IT"/>
+        </w:rPr>
+        <w:t xml:space="preserve"> (l’operatore in ufficio può apportare modifiche alla registrazione ed eseguire l’operazione da interfaccia web), oppure si reca in ufficio per ritiro Qrcode (codice 7 cifre), ritorna sul mezzo e scansiona il codice su lettore a bordo totem . Il sistema esegue la pesata automatica:  registra il peso, genera stampa,report PDF con foto,  file CSV, apre la sbarra</w:t>
+      </w:r>
+      <w:r>
+        <w:rPr>
+          <w:b/>
+          <w:bCs/>
+          <w:lang w:val="it-IT"/>
+        </w:rPr>
+        <w:t xml:space="preserve"> S3</w:t>
+      </w:r>
+      <w:r>
+        <w:rPr>
+          <w:lang w:val="it-IT"/>
+        </w:rPr>
+        <w:t xml:space="preserve"> e accede allo stabilimento per carico o scarico merce.</w:t>
+      </w:r>
+    </w:p>
+    <w:p>
+      <w:pPr>
+        <w:pStyle w:val="Titolo2"/>
+        <w:rPr/>
+      </w:pPr>
+      <w:r>
+        <w:rPr/>
+        <w:t xml:space="preserve">Fase 4: Gestione Coda e Apertura Sbarra </w:t>
+      </w:r>
+      <w:r>
+        <w:rPr/>
+        <w:t xml:space="preserve">sulla </w:t>
+      </w:r>
+      <w:r>
+        <w:rPr/>
+        <w:t>Pesa 2</w:t>
+      </w:r>
+    </w:p>
+    <w:p>
+      <w:pPr>
+        <w:pStyle w:val="Normal"/>
+        <w:rPr>
+          <w:u w:val="single"/>
+          <w:lang w:val="it-IT"/>
+        </w:rPr>
+      </w:pPr>
+      <w:r>
+        <w:rPr>
+          <w:u w:val="single"/>
+          <w:lang w:val="it-IT"/>
+        </w:rPr>
+        <w:t>Per i veicoli con accesso con pesatura:</w:t>
+      </w:r>
+    </w:p>
+    <w:p>
+      <w:pPr>
+        <w:pStyle w:val="ListNumber"/>
+        <w:numPr>
+          <w:ilvl w:val="0"/>
+          <w:numId w:val="4"/>
+        </w:numPr>
+        <w:rPr>
+          <w:lang w:val="it-IT"/>
+        </w:rPr>
+      </w:pPr>
+      <w:r>
+        <w:rPr>
+          <w:lang w:val="it-IT"/>
+        </w:rPr>
+        <w:t>Il veicolo procede alla Pesa 2.</w:t>
+      </w:r>
+    </w:p>
+    <w:p>
+      <w:pPr>
+        <w:pStyle w:val="ListNumber"/>
+        <w:numPr>
+          <w:ilvl w:val="0"/>
+          <w:numId w:val="4"/>
+        </w:numPr>
+        <w:rPr>
+          <w:lang w:val="it-IT"/>
+        </w:rPr>
+      </w:pPr>
+      <w:r>
+        <w:rPr>
+          <w:lang w:val="it-IT"/>
+        </w:rPr>
+        <w:t xml:space="preserve">In prossimità della sbarra </w:t>
+      </w:r>
+      <w:r>
+        <w:rPr>
+          <w:b/>
+          <w:bCs/>
+          <w:lang w:val="it-IT"/>
+        </w:rPr>
+        <w:t>S4</w:t>
+      </w:r>
+      <w:r>
+        <w:rPr>
+          <w:lang w:val="it-IT"/>
+        </w:rPr>
+        <w:t xml:space="preserve"> se la </w:t>
+      </w:r>
+      <w:r>
+        <w:rPr>
+          <w:b/>
+          <w:bCs/>
+          <w:lang w:val="it-IT"/>
+        </w:rPr>
+        <w:t>PESA 2</w:t>
+      </w:r>
+      <w:r>
+        <w:rPr>
+          <w:lang w:val="it-IT"/>
+        </w:rPr>
+        <w:t xml:space="preserve"> è vuota questa è aperta per consentire l’accesso del mezzo alla pesa</w:t>
+      </w:r>
+    </w:p>
+    <w:p>
+      <w:pPr>
+        <w:pStyle w:val="ListNumber"/>
+        <w:numPr>
+          <w:ilvl w:val="0"/>
+          <w:numId w:val="0"/>
+        </w:numPr>
+        <w:ind w:left="360" w:hanging="0"/>
+        <w:rPr>
+          <w:lang w:val="it-IT"/>
+        </w:rPr>
+      </w:pPr>
+      <w:r>
+        <w:rPr>
+          <w:lang w:val="it-IT"/>
+        </w:rPr>
+        <w:t>Una volta in pesa S4 si chiude per evitare accesso di altri mezzi in pesa.</w:t>
+      </w:r>
+    </w:p>
+    <w:p>
+      <w:pPr>
+        <w:pStyle w:val="Titolo2"/>
+        <w:rPr/>
+      </w:pPr>
+      <w:r>
+        <w:rPr/>
+        <w:t>Fase 5: Pesatura Automatica sulla Pesa 2</w:t>
+      </w:r>
+    </w:p>
+    <w:p>
+      <w:pPr>
+        <w:pStyle w:val="ListNumber"/>
+        <w:numPr>
+          <w:ilvl w:val="0"/>
+          <w:numId w:val="0"/>
+        </w:numPr>
+        <w:ind w:left="360" w:hanging="0"/>
+        <w:rPr>
+          <w:lang w:val="it-IT"/>
+        </w:rPr>
+      </w:pPr>
+      <w:r>
+        <w:rPr/>
+      </w:r>
+    </w:p>
+    <w:p>
+      <w:pPr>
+        <w:pStyle w:val="ListNumber"/>
+        <w:numPr>
+          <w:ilvl w:val="0"/>
+          <w:numId w:val="4"/>
+        </w:numPr>
+        <w:rPr>
+          <w:lang w:val="it-IT"/>
+        </w:rPr>
+      </w:pPr>
+      <w:r>
+        <w:rPr>
+          <w:lang w:val="it-IT"/>
+        </w:rPr>
+        <w:t xml:space="preserve">Telecamera </w:t>
+      </w:r>
+      <w:r>
+        <w:rPr>
+          <w:b/>
+          <w:bCs/>
+          <w:lang w:val="it-IT"/>
+        </w:rPr>
+        <w:t>T2</w:t>
+      </w:r>
+      <w:r>
+        <w:rPr>
+          <w:lang w:val="it-IT"/>
+        </w:rPr>
+        <w:t xml:space="preserve"> rileva targa ,a peso sta</w:t>
+      </w:r>
+      <w:r>
+        <w:rPr>
+          <w:rFonts w:cstheme="minorBidi" w:eastAsiaTheme="minorEastAsia"/>
+          <w:shd w:fill="auto" w:val="clear"/>
+          <w:lang w:val="it-IT"/>
+        </w:rPr>
+        <w:t>bile se con valore max e min in tolleranza esegue la seconda pesata (con acquisizione immagine retro mezzo).</w:t>
+      </w:r>
+    </w:p>
+    <w:p>
+      <w:pPr>
+        <w:pStyle w:val="ListNumber"/>
+        <w:numPr>
+          <w:ilvl w:val="0"/>
+          <w:numId w:val="0"/>
+        </w:numPr>
+        <w:ind w:left="360" w:hanging="0"/>
+        <w:rPr>
+          <w:lang w:val="it-IT"/>
+        </w:rPr>
+      </w:pPr>
+      <w:r>
+        <w:rPr>
+          <w:lang w:val="it-IT"/>
+        </w:rPr>
+        <w:t xml:space="preserve">Se la telecamera non rileva la targa , l’autista scende dal mezzo si reca al totem </w:t>
+      </w:r>
+      <w:r>
+        <w:rPr>
+          <w:b/>
+          <w:bCs/>
+          <w:lang w:val="it-IT"/>
+        </w:rPr>
+        <w:t xml:space="preserve">B2 </w:t>
+      </w:r>
+      <w:r>
+        <w:rPr>
+          <w:lang w:val="it-IT"/>
+        </w:rPr>
+        <w:t xml:space="preserve"> ed esegue la lettura del Qrcode se provvisto oppure usa citofono </w:t>
+      </w:r>
+      <w:r>
+        <w:rPr>
+          <w:b/>
+          <w:bCs/>
+          <w:lang w:val="it-IT"/>
+        </w:rPr>
+        <w:t>C2</w:t>
+      </w:r>
+      <w:r>
+        <w:rPr>
+          <w:lang w:val="it-IT"/>
+        </w:rPr>
+        <w:t xml:space="preserve"> (l’operatore in ufficio può eseguire la pesata manualmente da interfaccia web).</w:t>
+      </w:r>
+    </w:p>
+    <w:p>
+      <w:pPr>
+        <w:pStyle w:val="ListNumber"/>
+        <w:numPr>
+          <w:ilvl w:val="0"/>
+          <w:numId w:val="0"/>
+        </w:numPr>
+        <w:ind w:left="360" w:hanging="0"/>
+        <w:rPr>
+          <w:lang w:val="it-IT"/>
+        </w:rPr>
+      </w:pPr>
+      <w:r>
+        <w:rPr>
+          <w:lang w:val="it-IT"/>
+        </w:rPr>
+        <w:t xml:space="preserve">Il sistema esegue la pesata automatica:  registra il peso, genera stampa,report PDF con foto,  file CSV, apre lasbarra </w:t>
+      </w:r>
+      <w:r>
+        <w:rPr>
+          <w:b/>
+          <w:bCs/>
+          <w:lang w:val="it-IT"/>
+        </w:rPr>
+        <w:t xml:space="preserve">S5 </w:t>
+      </w:r>
+      <w:r>
+        <w:rPr>
+          <w:lang w:val="it-IT"/>
+        </w:rPr>
+        <w:t xml:space="preserve">per uscita del mezzo dalla pesa. </w:t>
+      </w:r>
+    </w:p>
+    <w:p>
+      <w:pPr>
+        <w:pStyle w:val="ListNumber"/>
+        <w:numPr>
+          <w:ilvl w:val="0"/>
+          <w:numId w:val="0"/>
+        </w:numPr>
+        <w:ind w:left="360" w:hanging="0"/>
+        <w:rPr>
+          <w:lang w:val="it-IT"/>
+        </w:rPr>
+      </w:pPr>
+      <w:r>
+        <w:rPr>
+          <w:lang w:val="it-IT"/>
+        </w:rPr>
+        <w:t>La prenotazione viene chiusa.</w:t>
+      </w:r>
+    </w:p>
+    <w:p>
+      <w:pPr>
+        <w:pStyle w:val="Titolo2"/>
+        <w:rPr/>
+      </w:pPr>
+      <w:r>
+        <w:rPr/>
+        <w:t>Fase 5: Transito Senza Pesatura</w:t>
+      </w:r>
+    </w:p>
+    <w:p>
+      <w:pPr>
+        <w:pStyle w:val="Normal"/>
+        <w:rPr/>
+      </w:pPr>
+      <w:r>
+        <w:rPr/>
+        <w:t xml:space="preserve">Alcuni mezzi devono attraversare le pese solo come transito, senza effettuare la pesatura </w:t>
+      </w:r>
+      <w:r>
+        <w:rPr/>
+        <w:t>(Ad esempio per gli autisti che devono ritirare dei documenti dopo la pesatura o per veicoli propri che devono entrare in azienda)</w:t>
+      </w:r>
+      <w:r>
+        <w:rPr/>
+        <w:t>:</w:t>
       </w:r>
     </w:p>
     <w:p>
@@ -192,27 +802,7 @@
       </w:pPr>
       <w:r>
         <w:rPr/>
-        <w:t>Apre la sbarra corrispondente.</w:t>
-      </w:r>
-    </w:p>
-    <w:p>
-      <w:pPr>
-        <w:pStyle w:val="Titolo2"/>
-        <w:rPr/>
-      </w:pPr>
-      <w:r>
-        <w:rPr/>
-        <w:t>Fase 3: Pesatura Automatica sulla Pesa 1</w:t>
-      </w:r>
-    </w:p>
-    <w:p>
-      <w:pPr>
-        <w:pStyle w:val="Normal"/>
-        <w:rPr/>
-      </w:pPr>
-      <w:r>
-        <w:rPr/>
-        <w:t>Sopra la Pesa 1 è installata una telecamera per la lettura automatica della targa. Quando il veicolo sale sulla pesa:</w:t>
+        <w:t>Il veicolo transita sulla pesa ma la pesatura NON scatta. Viene registrato solo il passaggio (data/ora).</w:t>
       </w:r>
     </w:p>
     <w:p>
@@ -226,7 +816,7 @@
       </w:pPr>
       <w:r>
         <w:rPr/>
-        <w:t>La telecamera legge la targa, identifica e seleziona la prenotazione associata.</w:t>
+        <w:t>Sulla Pesa 1, essendoci due code (due slot), il veicolo in solo transito ha la precedenza rispetto a quello che deve effettuare la pesata, per evitare di farlo attendere inutilmente.</w:t>
       </w:r>
     </w:p>
     <w:p>
@@ -240,7 +830,7 @@
       </w:pPr>
       <w:r>
         <w:rPr/>
-        <w:t>La pesatura automatica parte: il sistema attende la stabilità del peso e registra il peso.</w:t>
+        <w:t>Sulla Pesa 2 il transito avviene normalmente seguendo la coda, senza pesatura.</w:t>
       </w:r>
     </w:p>
     <w:p>
@@ -254,7 +844,27 @@
       </w:pPr>
       <w:r>
         <w:rPr/>
-        <w:t>Se la telecamera non riesce a leggere la targa, di fianco alla pesa è presente un totem con lettore QR code. L'autista appoggia il proprio QR code sul lettore e la pesata parte come con la telecamera.</w:t>
+        <w:t>Al transito sulla Pesa 2 l’accesso di solo transito viene eliminato in automatico siccome sta ad indicare che sta uscendo dal cantiere.</w:t>
+      </w:r>
+    </w:p>
+    <w:p>
+      <w:pPr>
+        <w:pStyle w:val="Titolo1"/>
+        <w:rPr/>
+      </w:pPr>
+      <w:r>
+        <w:rPr/>
+        <w:t>2. Ordinamento della Coda</w:t>
+      </w:r>
+    </w:p>
+    <w:p>
+      <w:pPr>
+        <w:pStyle w:val="Normal"/>
+        <w:rPr/>
+      </w:pPr>
+      <w:r>
+        <w:rPr/>
+        <w:t>La coda viene ordinata così:</w:t>
       </w:r>
     </w:p>
     <w:p>
@@ -267,166 +877,10 @@
         <w:rPr/>
       </w:pPr>
       <w:r>
-        <w:rPr/>
-        <w:t>Il veicolo scende dalla pesa.</w:t>
-      </w:r>
-    </w:p>
-    <w:p>
-      <w:pPr>
-        <w:pStyle w:val="Titolo2"/>
-        <w:rPr/>
-      </w:pPr>
-      <w:r>
-        <w:rPr/>
-        <w:t>Fase 4: Gestione Sbarra Pesa 2</w:t>
-      </w:r>
-    </w:p>
-    <w:p>
-      <w:pPr>
-        <w:pStyle w:val="Normal"/>
-        <w:rPr/>
-      </w:pPr>
-      <w:r>
-        <w:rPr/>
-        <w:t>La Pesa 2 funziona con una coda semplice e gestione automatica della sbarra:</w:t>
-      </w:r>
-    </w:p>
-    <w:p>
-      <w:pPr>
-        <w:pStyle w:val="ListNumber"/>
-        <w:numPr>
-          <w:ilvl w:val="0"/>
-          <w:numId w:val="4"/>
-        </w:numPr>
-        <w:rPr/>
-      </w:pPr>
-      <w:r>
-        <w:rPr/>
-        <w:t>Quando la Pesa 2 è vuota (peso sotto la soglia minima), la sbarra si apre.</w:t>
-      </w:r>
-    </w:p>
-    <w:p>
-      <w:pPr>
-        <w:pStyle w:val="ListNumber"/>
-        <w:numPr>
-          <w:ilvl w:val="0"/>
-          <w:numId w:val="4"/>
-        </w:numPr>
-        <w:rPr/>
-      </w:pPr>
-      <w:r>
-        <w:rPr/>
-        <w:t>Quando un veicolo sale sulla pesa, la sbarra si chiude.</w:t>
-      </w:r>
-    </w:p>
-    <w:p>
-      <w:pPr>
-        <w:pStyle w:val="ListNumber"/>
-        <w:numPr>
-          <w:ilvl w:val="0"/>
-          <w:numId w:val="4"/>
-        </w:numPr>
-        <w:rPr/>
-      </w:pPr>
-      <w:r>
-        <w:rPr/>
-        <w:t>Viene eseguita la pesata automatica, vengono generate le immagini dalle telecamere, il file CSV e il report PDF.</w:t>
-      </w:r>
-    </w:p>
-    <w:p>
-      <w:pPr>
-        <w:pStyle w:val="ListNumber"/>
-        <w:numPr>
-          <w:ilvl w:val="0"/>
-          <w:numId w:val="4"/>
-        </w:numPr>
-        <w:rPr/>
-      </w:pPr>
-      <w:r>
-        <w:rPr/>
-        <w:t>La prenotazione viene chiusa.</w:t>
-      </w:r>
-    </w:p>
-    <w:p>
-      <w:pPr>
-        <w:pStyle w:val="Titolo2"/>
-        <w:rPr/>
-      </w:pPr>
-      <w:r>
-        <w:rPr/>
-        <w:t>Fase 5: Transito Senza Pesatura</w:t>
-      </w:r>
-    </w:p>
-    <w:p>
-      <w:pPr>
-        <w:pStyle w:val="Normal"/>
-        <w:rPr/>
-      </w:pPr>
-      <w:r>
-        <w:rPr/>
-        <w:t>Alcuni mezzi devono attraversare le pese solo come transito, senza effettuare la pesatura:</w:t>
-      </w:r>
-    </w:p>
-    <w:p>
-      <w:pPr>
-        <w:pStyle w:val="ListNumber"/>
-        <w:numPr>
-          <w:ilvl w:val="0"/>
-          <w:numId w:val="4"/>
-        </w:numPr>
-        <w:rPr/>
-      </w:pPr>
-      <w:r>
-        <w:rPr/>
-        <w:t>Il veicolo transita sulla pesa ma la pesatura NON scatta. Viene registrato solo il passaggio (data/ora).</w:t>
-      </w:r>
-    </w:p>
-    <w:p>
-      <w:pPr>
-        <w:pStyle w:val="ListNumber"/>
-        <w:numPr>
-          <w:ilvl w:val="0"/>
-          <w:numId w:val="4"/>
-        </w:numPr>
-        <w:rPr/>
-      </w:pPr>
-      <w:r>
-        <w:rPr/>
-        <w:t>Sulla Pesa 1, essendoci due code (due slot), il veicolo in solo transito ha la precedenza rispetto a quello che deve effettuare la pesata, per evitare di farlo attendere inutilmente.</w:t>
-      </w:r>
-    </w:p>
-    <w:p>
-      <w:pPr>
-        <w:pStyle w:val="ListNumber"/>
-        <w:numPr>
-          <w:ilvl w:val="0"/>
-          <w:numId w:val="4"/>
-        </w:numPr>
-        <w:rPr/>
-      </w:pPr>
-      <w:r>
-        <w:rPr/>
-        <w:t>Sulla Pesa 2 il transito avviene normalmente seguendo la coda, senza pesatura.</w:t>
-      </w:r>
-    </w:p>
-    <w:p>
-      <w:pPr>
-        <w:pStyle w:val="Titolo1"/>
-        <w:rPr/>
-      </w:pPr>
-      <w:r>
-        <w:rPr/>
-        <w:t>2. Ordinamento della Coda</w:t>
-      </w:r>
-    </w:p>
-    <w:p>
-      <w:pPr>
-        <w:pStyle w:val="Normal"/>
-        <w:rPr/>
-      </w:pPr>
-      <w:r>
-        <w:rPr/>
-        <w:t>La coda viene ordinata così:</w:t>
+        <w:rPr>
+          <w:b/>
+        </w:rPr>
+        <w:t>Gli accessi di transito hanno la precedenza su quelli con pesatura per l’accesso sulla Pesa 1</w:t>
       </w:r>
     </w:p>
     <w:p>
@@ -509,7 +963,8 @@
           <w:p>
             <w:pPr>
               <w:pStyle w:val="Normal"/>
-              <w:widowControl/>
+              <w:widowControl w:val="false"/>
+              <w:suppressAutoHyphens w:val="true"/>
               <w:spacing w:lineRule="auto" w:line="240" w:before="0" w:after="120"/>
               <w:jc w:val="left"/>
               <w:rPr>
@@ -538,7 +993,8 @@
           <w:p>
             <w:pPr>
               <w:pStyle w:val="Normal"/>
-              <w:widowControl/>
+              <w:widowControl w:val="false"/>
+              <w:suppressAutoHyphens w:val="true"/>
               <w:spacing w:lineRule="auto" w:line="240" w:before="0" w:after="120"/>
               <w:jc w:val="left"/>
               <w:rPr>
@@ -567,7 +1023,8 @@
           <w:p>
             <w:pPr>
               <w:pStyle w:val="Normal"/>
-              <w:widowControl/>
+              <w:widowControl w:val="false"/>
+              <w:suppressAutoHyphens w:val="true"/>
               <w:spacing w:lineRule="auto" w:line="240" w:before="0" w:after="120"/>
               <w:jc w:val="left"/>
               <w:rPr>
@@ -596,7 +1053,8 @@
           <w:p>
             <w:pPr>
               <w:pStyle w:val="Normal"/>
-              <w:widowControl/>
+              <w:widowControl w:val="false"/>
+              <w:suppressAutoHyphens w:val="true"/>
               <w:spacing w:lineRule="auto" w:line="240" w:before="0" w:after="120"/>
               <w:jc w:val="left"/>
               <w:rPr>
@@ -628,7 +1086,8 @@
           <w:p>
             <w:pPr>
               <w:pStyle w:val="Normal"/>
-              <w:widowControl/>
+              <w:widowControl w:val="false"/>
+              <w:suppressAutoHyphens w:val="true"/>
               <w:spacing w:lineRule="auto" w:line="240" w:before="0" w:after="120"/>
               <w:jc w:val="left"/>
               <w:rPr>
@@ -657,7 +1116,8 @@
           <w:p>
             <w:pPr>
               <w:pStyle w:val="Normal"/>
-              <w:widowControl/>
+              <w:widowControl w:val="false"/>
+              <w:suppressAutoHyphens w:val="true"/>
               <w:spacing w:lineRule="auto" w:line="240" w:before="0" w:after="120"/>
               <w:jc w:val="left"/>
               <w:rPr>
@@ -686,7 +1146,8 @@
           <w:p>
             <w:pPr>
               <w:pStyle w:val="Normal"/>
-              <w:widowControl/>
+              <w:widowControl w:val="false"/>
+              <w:suppressAutoHyphens w:val="true"/>
               <w:spacing w:lineRule="auto" w:line="240" w:before="0" w:after="120"/>
               <w:jc w:val="left"/>
               <w:rPr>
@@ -715,7 +1176,8 @@
           <w:p>
             <w:pPr>
               <w:pStyle w:val="Normal"/>
-              <w:widowControl/>
+              <w:widowControl w:val="false"/>
+              <w:suppressAutoHyphens w:val="true"/>
               <w:spacing w:lineRule="auto" w:line="240" w:before="0" w:after="120"/>
               <w:jc w:val="left"/>
               <w:rPr>
@@ -747,7 +1209,8 @@
           <w:p>
             <w:pPr>
               <w:pStyle w:val="Normal"/>
-              <w:widowControl/>
+              <w:widowControl w:val="false"/>
+              <w:suppressAutoHyphens w:val="true"/>
               <w:spacing w:lineRule="auto" w:line="240" w:before="0" w:after="120"/>
               <w:jc w:val="left"/>
               <w:rPr>
@@ -776,7 +1239,8 @@
           <w:p>
             <w:pPr>
               <w:pStyle w:val="Normal"/>
-              <w:widowControl/>
+              <w:widowControl w:val="false"/>
+              <w:suppressAutoHyphens w:val="true"/>
               <w:spacing w:lineRule="auto" w:line="240" w:before="0" w:after="120"/>
               <w:jc w:val="left"/>
               <w:rPr>
@@ -805,7 +1269,8 @@
           <w:p>
             <w:pPr>
               <w:pStyle w:val="Normal"/>
-              <w:widowControl/>
+              <w:widowControl w:val="false"/>
+              <w:suppressAutoHyphens w:val="true"/>
               <w:spacing w:lineRule="auto" w:line="240" w:before="0" w:after="120"/>
               <w:jc w:val="left"/>
               <w:rPr>
@@ -834,7 +1299,8 @@
           <w:p>
             <w:pPr>
               <w:pStyle w:val="Normal"/>
-              <w:widowControl/>
+              <w:widowControl w:val="false"/>
+              <w:suppressAutoHyphens w:val="true"/>
               <w:spacing w:lineRule="auto" w:line="240" w:before="0" w:after="120"/>
               <w:jc w:val="left"/>
               <w:rPr>
@@ -866,7 +1332,8 @@
           <w:p>
             <w:pPr>
               <w:pStyle w:val="Normal"/>
-              <w:widowControl/>
+              <w:widowControl w:val="false"/>
+              <w:suppressAutoHyphens w:val="true"/>
               <w:spacing w:lineRule="auto" w:line="240" w:before="0" w:after="120"/>
               <w:jc w:val="left"/>
               <w:rPr>
@@ -895,7 +1362,8 @@
           <w:p>
             <w:pPr>
               <w:pStyle w:val="Normal"/>
-              <w:widowControl/>
+              <w:widowControl w:val="false"/>
+              <w:suppressAutoHyphens w:val="true"/>
               <w:spacing w:lineRule="auto" w:line="240" w:before="0" w:after="120"/>
               <w:jc w:val="left"/>
               <w:rPr>
@@ -924,7 +1392,8 @@
           <w:p>
             <w:pPr>
               <w:pStyle w:val="Normal"/>
-              <w:widowControl/>
+              <w:widowControl w:val="false"/>
+              <w:suppressAutoHyphens w:val="true"/>
               <w:spacing w:lineRule="auto" w:line="240" w:before="0" w:after="120"/>
               <w:jc w:val="left"/>
               <w:rPr>
@@ -953,7 +1422,8 @@
           <w:p>
             <w:pPr>
               <w:pStyle w:val="Normal"/>
-              <w:widowControl/>
+              <w:widowControl w:val="false"/>
+              <w:suppressAutoHyphens w:val="true"/>
               <w:spacing w:lineRule="auto" w:line="240" w:before="0" w:after="120"/>
               <w:jc w:val="left"/>
               <w:rPr>
@@ -985,7 +1455,8 @@
           <w:p>
             <w:pPr>
               <w:pStyle w:val="Normal"/>
-              <w:widowControl/>
+              <w:widowControl w:val="false"/>
+              <w:suppressAutoHyphens w:val="true"/>
               <w:spacing w:lineRule="auto" w:line="240" w:before="0" w:after="120"/>
               <w:jc w:val="left"/>
               <w:rPr>
@@ -1014,7 +1485,8 @@
           <w:p>
             <w:pPr>
               <w:pStyle w:val="Normal"/>
-              <w:widowControl/>
+              <w:widowControl w:val="false"/>
+              <w:suppressAutoHyphens w:val="true"/>
               <w:spacing w:lineRule="auto" w:line="240" w:before="0" w:after="120"/>
               <w:jc w:val="left"/>
               <w:rPr>
@@ -1043,7 +1515,8 @@
           <w:p>
             <w:pPr>
               <w:pStyle w:val="Normal"/>
-              <w:widowControl/>
+              <w:widowControl w:val="false"/>
+              <w:suppressAutoHyphens w:val="true"/>
               <w:spacing w:lineRule="auto" w:line="240" w:before="0" w:after="120"/>
               <w:jc w:val="left"/>
               <w:rPr>
@@ -1072,7 +1545,8 @@
           <w:p>
             <w:pPr>
               <w:pStyle w:val="Normal"/>
-              <w:widowControl/>
+              <w:widowControl w:val="false"/>
+              <w:suppressAutoHyphens w:val="true"/>
               <w:spacing w:lineRule="auto" w:line="240" w:before="0" w:after="120"/>
               <w:jc w:val="left"/>
               <w:rPr>
@@ -1510,6 +1984,7 @@
         </w:tabs>
         <w:ind w:left="1080" w:hanging="360"/>
       </w:pPr>
+      <w:rPr/>
     </w:lvl>
     <w:lvl w:ilvl="2">
       <w:start w:val="1"/>
@@ -1522,6 +1997,7 @@
         </w:tabs>
         <w:ind w:left="1440" w:hanging="360"/>
       </w:pPr>
+      <w:rPr/>
     </w:lvl>
     <w:lvl w:ilvl="3">
       <w:start w:val="1"/>
@@ -1534,6 +2010,7 @@
         </w:tabs>
         <w:ind w:left="1800" w:hanging="360"/>
       </w:pPr>
+      <w:rPr/>
     </w:lvl>
     <w:lvl w:ilvl="4">
       <w:start w:val="1"/>
@@ -1546,6 +2023,7 @@
         </w:tabs>
         <w:ind w:left="2160" w:hanging="360"/>
       </w:pPr>
+      <w:rPr/>
     </w:lvl>
     <w:lvl w:ilvl="5">
       <w:start w:val="1"/>
@@ -1558,6 +2036,7 @@
         </w:tabs>
         <w:ind w:left="2520" w:hanging="360"/>
       </w:pPr>
+      <w:rPr/>
     </w:lvl>
     <w:lvl w:ilvl="6">
       <w:start w:val="1"/>
@@ -1570,6 +2049,7 @@
         </w:tabs>
         <w:ind w:left="2880" w:hanging="360"/>
       </w:pPr>
+      <w:rPr/>
     </w:lvl>
     <w:lvl w:ilvl="7">
       <w:start w:val="1"/>
@@ -1582,6 +2062,7 @@
         </w:tabs>
         <w:ind w:left="3240" w:hanging="360"/>
       </w:pPr>
+      <w:rPr/>
     </w:lvl>
     <w:lvl w:ilvl="8">
       <w:start w:val="1"/>
@@ -1594,6 +2075,7 @@
         </w:tabs>
         <w:ind w:left="3600" w:hanging="360"/>
       </w:pPr>
+      <w:rPr/>
     </w:lvl>
   </w:abstractNum>
   <w:abstractNum w:abstractNumId="2">
@@ -1623,6 +2105,7 @@
         </w:tabs>
         <w:ind w:left="1080" w:hanging="360"/>
       </w:pPr>
+      <w:rPr/>
     </w:lvl>
     <w:lvl w:ilvl="2">
       <w:start w:val="1"/>
@@ -1635,6 +2118,7 @@
         </w:tabs>
         <w:ind w:left="1440" w:hanging="360"/>
       </w:pPr>
+      <w:rPr/>
     </w:lvl>
     <w:lvl w:ilvl="3">
       <w:start w:val="1"/>
@@ -1647,6 +2131,7 @@
         </w:tabs>
         <w:ind w:left="1800" w:hanging="360"/>
       </w:pPr>
+      <w:rPr/>
     </w:lvl>
     <w:lvl w:ilvl="4">
       <w:start w:val="1"/>
@@ -1659,6 +2144,7 @@
         </w:tabs>
         <w:ind w:left="2160" w:hanging="360"/>
       </w:pPr>
+      <w:rPr/>
     </w:lvl>
     <w:lvl w:ilvl="5">
       <w:start w:val="1"/>
@@ -1671,6 +2157,7 @@
         </w:tabs>
         <w:ind w:left="2520" w:hanging="360"/>
       </w:pPr>
+      <w:rPr/>
     </w:lvl>
     <w:lvl w:ilvl="6">
       <w:start w:val="1"/>
@@ -1683,6 +2170,7 @@
         </w:tabs>
         <w:ind w:left="2880" w:hanging="360"/>
       </w:pPr>
+      <w:rPr/>
     </w:lvl>
     <w:lvl w:ilvl="7">
       <w:start w:val="1"/>
@@ -1695,6 +2183,7 @@
         </w:tabs>
         <w:ind w:left="3240" w:hanging="360"/>
       </w:pPr>
+      <w:rPr/>
     </w:lvl>
     <w:lvl w:ilvl="8">
       <w:start w:val="1"/>
@@ -1707,6 +2196,7 @@
         </w:tabs>
         <w:ind w:left="3600" w:hanging="360"/>
       </w:pPr>
+      <w:rPr/>
     </w:lvl>
   </w:abstractNum>
   <w:abstractNum w:abstractNumId="3">
@@ -1736,6 +2226,7 @@
         </w:tabs>
         <w:ind w:left="1080" w:hanging="360"/>
       </w:pPr>
+      <w:rPr/>
     </w:lvl>
     <w:lvl w:ilvl="2">
       <w:start w:val="1"/>
@@ -1748,6 +2239,7 @@
         </w:tabs>
         <w:ind w:left="1440" w:hanging="360"/>
       </w:pPr>
+      <w:rPr/>
     </w:lvl>
     <w:lvl w:ilvl="3">
       <w:start w:val="1"/>
@@ -1760,6 +2252,7 @@
         </w:tabs>
         <w:ind w:left="1800" w:hanging="360"/>
       </w:pPr>
+      <w:rPr/>
     </w:lvl>
     <w:lvl w:ilvl="4">
       <w:start w:val="1"/>
@@ -1772,6 +2265,7 @@
         </w:tabs>
         <w:ind w:left="2160" w:hanging="360"/>
       </w:pPr>
+      <w:rPr/>
     </w:lvl>
     <w:lvl w:ilvl="5">
       <w:start w:val="1"/>
@@ -1784,6 +2278,7 @@
         </w:tabs>
         <w:ind w:left="2520" w:hanging="360"/>
       </w:pPr>
+      <w:rPr/>
     </w:lvl>
     <w:lvl w:ilvl="6">
       <w:start w:val="1"/>
@@ -1796,6 +2291,7 @@
         </w:tabs>
         <w:ind w:left="2880" w:hanging="360"/>
       </w:pPr>
+      <w:rPr/>
     </w:lvl>
     <w:lvl w:ilvl="7">
       <w:start w:val="1"/>
@@ -1808,6 +2304,7 @@
         </w:tabs>
         <w:ind w:left="3240" w:hanging="360"/>
       </w:pPr>
+      <w:rPr/>
     </w:lvl>
     <w:lvl w:ilvl="8">
       <w:start w:val="1"/>
@@ -1820,6 +2317,7 @@
         </w:tabs>
         <w:ind w:left="3600" w:hanging="360"/>
       </w:pPr>
+      <w:rPr/>
     </w:lvl>
   </w:abstractNum>
   <w:abstractNum w:abstractNumId="4">
@@ -1847,6 +2345,7 @@
         </w:tabs>
         <w:ind w:left="1080" w:hanging="360"/>
       </w:pPr>
+      <w:rPr/>
     </w:lvl>
     <w:lvl w:ilvl="2">
       <w:start w:val="1"/>
@@ -1859,6 +2358,7 @@
         </w:tabs>
         <w:ind w:left="1440" w:hanging="360"/>
       </w:pPr>
+      <w:rPr/>
     </w:lvl>
     <w:lvl w:ilvl="3">
       <w:start w:val="1"/>
@@ -1871,6 +2371,7 @@
         </w:tabs>
         <w:ind w:left="1800" w:hanging="360"/>
       </w:pPr>
+      <w:rPr/>
     </w:lvl>
     <w:lvl w:ilvl="4">
       <w:start w:val="1"/>
@@ -1883,6 +2384,7 @@
         </w:tabs>
         <w:ind w:left="2160" w:hanging="360"/>
       </w:pPr>
+      <w:rPr/>
     </w:lvl>
     <w:lvl w:ilvl="5">
       <w:start w:val="1"/>
@@ -1895,6 +2397,7 @@
         </w:tabs>
         <w:ind w:left="2520" w:hanging="360"/>
       </w:pPr>
+      <w:rPr/>
     </w:lvl>
     <w:lvl w:ilvl="6">
       <w:start w:val="1"/>
@@ -1907,6 +2410,7 @@
         </w:tabs>
         <w:ind w:left="2880" w:hanging="360"/>
       </w:pPr>
+      <w:rPr/>
     </w:lvl>
     <w:lvl w:ilvl="7">
       <w:start w:val="1"/>
@@ -1919,6 +2423,7 @@
         </w:tabs>
         <w:ind w:left="3240" w:hanging="360"/>
       </w:pPr>
+      <w:rPr/>
     </w:lvl>
     <w:lvl w:ilvl="8">
       <w:start w:val="1"/>
@@ -1931,6 +2436,7 @@
         </w:tabs>
         <w:ind w:left="3600" w:hanging="360"/>
       </w:pPr>
+      <w:rPr/>
     </w:lvl>
   </w:abstractNum>
   <w:abstractNum w:abstractNumId="5">
@@ -1958,6 +2464,7 @@
         </w:tabs>
         <w:ind w:left="1080" w:hanging="360"/>
       </w:pPr>
+      <w:rPr/>
     </w:lvl>
     <w:lvl w:ilvl="2">
       <w:start w:val="1"/>
@@ -1970,6 +2477,7 @@
         </w:tabs>
         <w:ind w:left="1440" w:hanging="360"/>
       </w:pPr>
+      <w:rPr/>
     </w:lvl>
     <w:lvl w:ilvl="3">
       <w:start w:val="1"/>
@@ -1982,6 +2490,7 @@
         </w:tabs>
         <w:ind w:left="1800" w:hanging="360"/>
       </w:pPr>
+      <w:rPr/>
     </w:lvl>
     <w:lvl w:ilvl="4">
       <w:start w:val="1"/>
@@ -1994,6 +2503,7 @@
         </w:tabs>
         <w:ind w:left="2160" w:hanging="360"/>
       </w:pPr>
+      <w:rPr/>
     </w:lvl>
     <w:lvl w:ilvl="5">
       <w:start w:val="1"/>
@@ -2006,6 +2516,7 @@
         </w:tabs>
         <w:ind w:left="2520" w:hanging="360"/>
       </w:pPr>
+      <w:rPr/>
     </w:lvl>
     <w:lvl w:ilvl="6">
       <w:start w:val="1"/>
@@ -2018,6 +2529,7 @@
         </w:tabs>
         <w:ind w:left="2880" w:hanging="360"/>
       </w:pPr>
+      <w:rPr/>
     </w:lvl>
     <w:lvl w:ilvl="7">
       <w:start w:val="1"/>
@@ -2030,6 +2542,7 @@
         </w:tabs>
         <w:ind w:left="3240" w:hanging="360"/>
       </w:pPr>
+      <w:rPr/>
     </w:lvl>
     <w:lvl w:ilvl="8">
       <w:start w:val="1"/>
@@ -2042,6 +2555,7 @@
         </w:tabs>
         <w:ind w:left="3600" w:hanging="360"/>
       </w:pPr>
+      <w:rPr/>
     </w:lvl>
   </w:abstractNum>
   <w:abstractNum w:abstractNumId="6">
@@ -2069,6 +2583,7 @@
         </w:tabs>
         <w:ind w:left="1080" w:hanging="360"/>
       </w:pPr>
+      <w:rPr/>
     </w:lvl>
     <w:lvl w:ilvl="2">
       <w:start w:val="1"/>
@@ -2081,6 +2596,7 @@
         </w:tabs>
         <w:ind w:left="1440" w:hanging="360"/>
       </w:pPr>
+      <w:rPr/>
     </w:lvl>
     <w:lvl w:ilvl="3">
       <w:start w:val="1"/>
@@ -2093,6 +2609,7 @@
         </w:tabs>
         <w:ind w:left="1800" w:hanging="360"/>
       </w:pPr>
+      <w:rPr/>
     </w:lvl>
     <w:lvl w:ilvl="4">
       <w:start w:val="1"/>
@@ -2105,6 +2622,7 @@
         </w:tabs>
         <w:ind w:left="2160" w:hanging="360"/>
       </w:pPr>
+      <w:rPr/>
     </w:lvl>
     <w:lvl w:ilvl="5">
       <w:start w:val="1"/>
@@ -2117,6 +2635,7 @@
         </w:tabs>
         <w:ind w:left="2520" w:hanging="360"/>
       </w:pPr>
+      <w:rPr/>
     </w:lvl>
     <w:lvl w:ilvl="6">
       <w:start w:val="1"/>
@@ -2129,6 +2648,7 @@
         </w:tabs>
         <w:ind w:left="2880" w:hanging="360"/>
       </w:pPr>
+      <w:rPr/>
     </w:lvl>
     <w:lvl w:ilvl="7">
       <w:start w:val="1"/>
@@ -2141,6 +2661,7 @@
         </w:tabs>
         <w:ind w:left="3240" w:hanging="360"/>
       </w:pPr>
+      <w:rPr/>
     </w:lvl>
     <w:lvl w:ilvl="8">
       <w:start w:val="1"/>
@@ -2153,6 +2674,7 @@
         </w:tabs>
         <w:ind w:left="3600" w:hanging="360"/>
       </w:pPr>
+      <w:rPr/>
     </w:lvl>
   </w:abstractNum>
   <w:abstractNum w:abstractNumId="7">
@@ -2460,6 +2982,7 @@
     <w:rsid w:val="00fc693f"/>
     <w:pPr>
       <w:widowControl/>
+      <w:suppressAutoHyphens w:val="true"/>
       <w:bidi w:val="0"/>
       <w:spacing w:lineRule="auto" w:line="276" w:before="0" w:after="120"/>
       <w:jc w:val="left"/>
@@ -3136,6 +3659,7 @@
     <w:rsid w:val="00fc693f"/>
     <w:pPr>
       <w:widowControl/>
+      <w:suppressAutoHyphens w:val="true"/>
       <w:bidi w:val="0"/>
       <w:spacing w:lineRule="auto" w:line="240" w:before="0" w:after="0"/>
       <w:jc w:val="left"/>
@@ -3234,24 +3758,29 @@
       <w:szCs w:val="16"/>
     </w:rPr>
   </w:style>
-  <w:style w:type="paragraph" w:styleId="Elenco2">
+  <w:style w:type="paragraph" w:styleId="ListBullet3">
     <w:name w:val="List Bullet 3"/>
     <w:basedOn w:val="Normal"/>
     <w:uiPriority w:val="99"/>
     <w:unhideWhenUsed/>
+    <w:qFormat/>
     <w:rsid w:val="00326f90"/>
     <w:pPr>
+      <w:numPr>
+        <w:ilvl w:val="0"/>
+        <w:numId w:val="3"/>
+      </w:numPr>
       <w:spacing w:before="0" w:after="120"/>
-      <w:ind w:left="720" w:hanging="360"/>
       <w:contextualSpacing/>
     </w:pPr>
     <w:rPr/>
   </w:style>
-  <w:style w:type="paragraph" w:styleId="Elenco3">
+  <w:style w:type="paragraph" w:styleId="ListBullet4">
     <w:name w:val="List Bullet 4"/>
     <w:basedOn w:val="Normal"/>
     <w:uiPriority w:val="99"/>
     <w:unhideWhenUsed/>
+    <w:qFormat/>
     <w:rsid w:val="00326f90"/>
     <w:pPr>
       <w:spacing w:before="0" w:after="120"/>
@@ -3288,23 +3817,6 @@
       <w:numPr>
         <w:ilvl w:val="0"/>
         <w:numId w:val="2"/>
-      </w:numPr>
-      <w:spacing w:before="0" w:after="120"/>
-      <w:contextualSpacing/>
-    </w:pPr>
-    <w:rPr/>
-  </w:style>
-  <w:style w:type="paragraph" w:styleId="ListBullet3">
-    <w:name w:val="List Bullet 3"/>
-    <w:basedOn w:val="Normal"/>
-    <w:uiPriority w:val="99"/>
-    <w:unhideWhenUsed/>
-    <w:qFormat/>
-    <w:rsid w:val="00326f90"/>
-    <w:pPr>
-      <w:numPr>
-        <w:ilvl w:val="0"/>
-        <w:numId w:val="3"/>
       </w:numPr>
       <w:spacing w:before="0" w:after="120"/>
       <w:contextualSpacing/>
@@ -3423,6 +3935,7 @@
         <w:tab w:val="left" w:pos="3456" w:leader="none"/>
         <w:tab w:val="left" w:pos="4032" w:leader="none"/>
       </w:tabs>
+      <w:suppressAutoHyphens w:val="true"/>
       <w:bidi w:val="0"/>
       <w:spacing w:lineRule="auto" w:line="276" w:before="0" w:after="200"/>
       <w:jc w:val="left"/>

--- a/docs/VEHICLE_PRIORITY_GATE_CONTROL.docx
+++ b/docs/VEHICLE_PRIORITY_GATE_CONTROL.docx
@@ -184,14 +184,14 @@
         </w:numPr>
         <w:ind w:left="1417" w:hanging="360"/>
         <w:rPr>
-          <w:rFonts w:cstheme="minorBidi" w:eastAsiaTheme="minorEastAsia"/>
+          <w:rFonts w:eastAsia="ＭＳ 明朝" w:cs="" w:cstheme="minorBidi" w:eastAsiaTheme="minorEastAsia"/>
           <w:highlight w:val="none"/>
           <w:shd w:fill="auto" w:val="clear"/>
         </w:rPr>
       </w:pPr>
       <w:r>
         <w:rPr>
-          <w:rFonts w:cstheme="minorBidi" w:eastAsiaTheme="minorEastAsia"/>
+          <w:rFonts w:eastAsia="ＭＳ 明朝" w:cs="" w:cstheme="minorBidi" w:eastAsiaTheme="minorEastAsia"/>
           <w:shd w:fill="auto" w:val="clear"/>
           <w:lang w:val="it-IT"/>
         </w:rPr>
@@ -214,7 +214,7 @@
       </w:r>
       <w:r>
         <w:rPr>
-          <w:rFonts w:cstheme="minorBidi" w:eastAsiaTheme="minorEastAsia"/>
+          <w:rFonts w:eastAsia="ＭＳ 明朝" w:cs="" w:cstheme="minorBidi" w:eastAsiaTheme="minorEastAsia"/>
           <w:shd w:fill="auto" w:val="clear"/>
         </w:rPr>
         <w:t>Ora</w:t>
@@ -278,35 +278,7 @@
       </w:pPr>
       <w:r>
         <w:rPr/>
-        <w:t>Fase 2: Gestion</w:t>
-      </w:r>
-      <w:r>
-        <w:rPr/>
-        <w:t>e</w:t>
-      </w:r>
-      <w:r>
-        <w:rPr/>
-        <w:t xml:space="preserve"> Cod</w:t>
-      </w:r>
-      <w:r>
-        <w:rPr/>
-        <w:t>e</w:t>
-      </w:r>
-      <w:r>
-        <w:rPr/>
-        <w:t xml:space="preserve"> e Apertura Sbarr</w:t>
-      </w:r>
-      <w:r>
-        <w:rPr/>
-        <w:t>e</w:t>
-      </w:r>
-      <w:r>
-        <w:rPr/>
-        <w:t xml:space="preserve"> </w:t>
-      </w:r>
-      <w:r>
-        <w:rPr/>
-        <w:t>sulla Pesa 1</w:t>
+        <w:t>Fase 2: Gestione Code e Apertura Sbarre sulla Pesa 1</w:t>
       </w:r>
     </w:p>
     <w:p>
@@ -338,27 +310,11 @@
       </w:r>
       <w:r>
         <w:rPr>
-          <w:rFonts w:cstheme="minorBidi" w:eastAsiaTheme="minorEastAsia"/>
+          <w:rFonts w:eastAsia="ＭＳ 明朝" w:cs="" w:cstheme="minorBidi" w:eastAsiaTheme="minorEastAsia"/>
           <w:shd w:fill="auto" w:val="clear"/>
           <w:lang w:val="it-IT"/>
         </w:rPr>
-        <w:t xml:space="preserve"> (in base all’ora, </w:t>
-      </w:r>
-      <w:r>
-        <w:rPr>
-          <w:rFonts w:cstheme="minorBidi" w:eastAsiaTheme="minorEastAsia"/>
-          <w:shd w:fill="auto" w:val="clear"/>
-          <w:lang w:val="it-IT"/>
-        </w:rPr>
-        <w:t>in caso di due con la stessa data in base alla priorità, in caso uno dei due sia di solo transito ha la precedenza</w:t>
-      </w:r>
-      <w:r>
-        <w:rPr>
-          <w:rFonts w:cstheme="minorBidi" w:eastAsiaTheme="minorEastAsia"/>
-          <w:shd w:fill="auto" w:val="clear"/>
-          <w:lang w:val="it-IT"/>
-        </w:rPr>
-        <w:t xml:space="preserve">) </w:t>
+        <w:t xml:space="preserve"> (in base all’ora, in caso di due con la stessa data in base alla priorità, in caso uno dei due sia di solo transito ha la precedenza) </w:t>
       </w:r>
       <w:r>
         <w:rPr>
@@ -378,7 +334,7 @@
         <w:rPr>
           <w:lang w:val="it-IT"/>
         </w:rPr>
-        <w:t xml:space="preserve"> corrispondente (slot 1 o 2) consentendo al mezzo di accede alla pesa. Gestione del solo passaggio (accesso) in entrata su PESA 1 utile per veicoli di servizio o mezzi che non necessitano di pesatura.</w:t>
+        <w:t xml:space="preserve"> corrispondente (slot 1 o 2) consentendo al mezzo di accede alla pesa.</w:t>
       </w:r>
     </w:p>
     <w:p>
@@ -389,6 +345,48 @@
       <w:r>
         <w:rPr/>
         <w:t>Fase 3: Pesatura Automatica sulla Pesa 1</w:t>
+      </w:r>
+    </w:p>
+    <w:p>
+      <w:pPr>
+        <w:pStyle w:val="Normal"/>
+        <w:rPr/>
+      </w:pPr>
+      <w:r>
+        <w:rPr/>
+      </w:r>
+    </w:p>
+    <w:p>
+      <w:pPr>
+        <w:pStyle w:val="Normal"/>
+        <w:rPr/>
+      </w:pPr>
+      <w:r>
+        <w:rPr/>
+        <w:t xml:space="preserve">Il mezzo ri reca in </w:t>
+      </w:r>
+      <w:r>
+        <w:rPr>
+          <w:b/>
+          <w:bCs/>
+        </w:rPr>
+        <w:t>PESA 1 e c</w:t>
+      </w:r>
+      <w:r>
+        <w:rPr/>
+        <w:t>on peso sopra il minimo chiude la sbarra per evitare accesso di altri mezzi.</w:t>
+      </w:r>
+    </w:p>
+    <w:p>
+      <w:pPr>
+        <w:pStyle w:val="Normal"/>
+        <w:rPr>
+          <w:u w:val="single"/>
+          <w:lang w:val="it-IT"/>
+        </w:rPr>
+      </w:pPr>
+      <w:r>
+        <w:rPr/>
       </w:r>
     </w:p>
     <w:p>
@@ -418,20 +416,6 @@
           <w:lang w:val="it-IT"/>
         </w:rPr>
       </w:pPr>
-      <w:r>
-        <w:rPr>
-          <w:lang w:val="it-IT"/>
-        </w:rPr>
-        <w:t xml:space="preserve">Il mezzo si reca in </w:t>
-      </w:r>
-      <w:r>
-        <w:rPr>
-          <w:b/>
-          <w:bCs/>
-          <w:lang w:val="it-IT"/>
-        </w:rPr>
-        <w:t xml:space="preserve">PESA 1. </w:t>
-      </w:r>
       <w:r>
         <w:rPr>
           <w:lang w:val="it-IT"/>
@@ -483,36 +467,29 @@
     </w:p>
     <w:p>
       <w:pPr>
-        <w:pStyle w:val="Titolo2"/>
+        <w:pStyle w:val="Normal"/>
         <w:rPr/>
-      </w:pPr>
-      <w:r>
-        <w:rPr/>
-        <w:t xml:space="preserve">Fase 4: Gestione Coda e Apertura Sbarra </w:t>
-      </w:r>
-      <w:r>
-        <w:rPr/>
-        <w:t xml:space="preserve">sulla </w:t>
-      </w:r>
-      <w:r>
-        <w:rPr/>
-        <w:t>Pesa 2</w:t>
-      </w:r>
-    </w:p>
-    <w:p>
-      <w:pPr>
-        <w:pStyle w:val="Normal"/>
-        <w:rPr>
-          <w:u w:val="single"/>
-          <w:lang w:val="it-IT"/>
-        </w:rPr>
       </w:pPr>
       <w:r>
         <w:rPr>
           <w:u w:val="single"/>
           <w:lang w:val="it-IT"/>
         </w:rPr>
-        <w:t>Per i veicoli con accesso con pesatura:</w:t>
+        <w:t xml:space="preserve">Per i veicoli con accesso </w:t>
+      </w:r>
+      <w:r>
+        <w:rPr>
+          <w:u w:val="single"/>
+          <w:lang w:val="it-IT"/>
+        </w:rPr>
+        <w:t>di solo transito</w:t>
+      </w:r>
+      <w:r>
+        <w:rPr>
+          <w:u w:val="single"/>
+          <w:lang w:val="it-IT"/>
+        </w:rPr>
+        <w:t>:</w:t>
       </w:r>
     </w:p>
     <w:p>
@@ -527,10 +504,56 @@
         </w:rPr>
       </w:pPr>
       <w:r>
+        <w:rPr/>
+        <w:t xml:space="preserve">Telecamera </w:t>
+      </w:r>
+      <w:r>
+        <w:rPr>
+          <w:b/>
+          <w:bCs/>
+        </w:rPr>
+        <w:t>T1</w:t>
+      </w:r>
+      <w:r>
+        <w:rPr/>
+        <w:t xml:space="preserve"> rileva targa, non effettua la pesata e apre direttamente la sbarra </w:t>
+      </w:r>
+      <w:r>
+        <w:rPr>
+          <w:b/>
+          <w:bCs/>
+        </w:rPr>
+        <w:t>S3</w:t>
+      </w:r>
+      <w:r>
+        <w:rPr/>
+        <w:t xml:space="preserve"> per far accedere allo stabilimento.</w:t>
+      </w:r>
+    </w:p>
+    <w:p>
+      <w:pPr>
+        <w:pStyle w:val="Titolo2"/>
+        <w:rPr/>
+      </w:pPr>
+      <w:r>
+        <w:rPr/>
+        <w:t>Fase 4: Gestione Coda e Apertura Sbarra sulla Pesa 2</w:t>
+      </w:r>
+    </w:p>
+    <w:p>
+      <w:pPr>
+        <w:pStyle w:val="ListNumber"/>
+        <w:numPr>
+          <w:ilvl w:val="0"/>
+          <w:numId w:val="0"/>
+        </w:numPr>
+        <w:ind w:left="360" w:hanging="0"/>
         <w:rPr>
           <w:lang w:val="it-IT"/>
         </w:rPr>
-        <w:t>Il veicolo procede alla Pesa 2.</w:t>
+      </w:pPr>
+      <w:r>
+        <w:rPr/>
       </w:r>
     </w:p>
     <w:p>
@@ -576,26 +599,21 @@
         <w:rPr>
           <w:lang w:val="it-IT"/>
         </w:rPr>
-        <w:t xml:space="preserve"> è vuota questa è aperta per consentire l’accesso del mezzo alla pesa</w:t>
+        <w:t xml:space="preserve"> è vuota questa è aperta per consentire l’accesso del mezzo alla pesa. Una volta in pesa </w:t>
       </w:r>
-    </w:p>
-    <w:p>
-      <w:pPr>
-        <w:pStyle w:val="ListNumber"/>
-        <w:numPr>
-          <w:ilvl w:val="0"/>
-          <w:numId w:val="0"/>
-        </w:numPr>
-        <w:ind w:left="360" w:hanging="0"/>
+      <w:r>
         <w:rPr>
+          <w:b/>
+          <w:bCs/>
           <w:lang w:val="it-IT"/>
         </w:rPr>
-      </w:pPr>
+        <w:t>S4</w:t>
+      </w:r>
       <w:r>
         <w:rPr>
           <w:lang w:val="it-IT"/>
         </w:rPr>
-        <w:t>Una volta in pesa S4 si chiude per evitare accesso di altri mezzi in pesa.</w:t>
+        <w:t xml:space="preserve"> si chiude per evitare accesso di altri mezzi in pesa.</w:t>
       </w:r>
     </w:p>
     <w:p>
@@ -610,18 +628,18 @@
     </w:p>
     <w:p>
       <w:pPr>
-        <w:pStyle w:val="ListNumber"/>
-        <w:numPr>
-          <w:ilvl w:val="0"/>
-          <w:numId w:val="0"/>
-        </w:numPr>
-        <w:ind w:left="360" w:hanging="0"/>
+        <w:pStyle w:val="Normal"/>
         <w:rPr>
+          <w:u w:val="single"/>
           <w:lang w:val="it-IT"/>
         </w:rPr>
       </w:pPr>
       <w:r>
-        <w:rPr/>
+        <w:rPr>
+          <w:u w:val="single"/>
+          <w:lang w:val="it-IT"/>
+        </w:rPr>
+        <w:t>Per i veicoli con accesso con pesatura:</w:t>
       </w:r>
     </w:p>
     <w:p>
@@ -657,7 +675,7 @@
       </w:r>
       <w:r>
         <w:rPr>
-          <w:rFonts w:cstheme="minorBidi" w:eastAsiaTheme="minorEastAsia"/>
+          <w:rFonts w:eastAsia="ＭＳ 明朝" w:cs="" w:cstheme="minorBidi" w:eastAsiaTheme="minorEastAsia"/>
           <w:shd w:fill="auto" w:val="clear"/>
           <w:lang w:val="it-IT"/>
         </w:rPr>
@@ -724,6 +742,74 @@
         </w:rPr>
       </w:pPr>
       <w:r>
+        <w:rPr/>
+      </w:r>
+    </w:p>
+    <w:p>
+      <w:pPr>
+        <w:pStyle w:val="ListNumber"/>
+        <w:numPr>
+          <w:ilvl w:val="0"/>
+          <w:numId w:val="0"/>
+        </w:numPr>
+        <w:ind w:left="360" w:hanging="0"/>
+        <w:rPr>
+          <w:lang w:val="it-IT"/>
+        </w:rPr>
+      </w:pPr>
+      <w:r>
+        <w:rPr/>
+        <w:t xml:space="preserve">8.1 </w:t>
+      </w:r>
+      <w:r>
+        <w:rPr>
+          <w:rFonts w:ascii="Times New Roman" w:hAnsi="Times New Roman"/>
+          <w:b w:val="false"/>
+          <w:i w:val="false"/>
+          <w:caps w:val="false"/>
+          <w:smallCaps w:val="false"/>
+          <w:color w:val="000000"/>
+          <w:spacing w:val="0"/>
+          <w:sz w:val="28"/>
+        </w:rPr>
+        <w:t>In caso di peso Overload, Underload viene visualizzato avviso su display grafico (o normale) e non viene eseguita la pesata .Il mezzo deve ritornare al carico/scarico (apertura manuale della sbarra).</w:t>
+      </w:r>
+    </w:p>
+    <w:p>
+      <w:pPr>
+        <w:pStyle w:val="ListNumber"/>
+        <w:numPr>
+          <w:ilvl w:val="0"/>
+          <w:numId w:val="0"/>
+        </w:numPr>
+        <w:ind w:left="360" w:hanging="0"/>
+        <w:rPr>
+          <w:lang w:val="it-IT"/>
+        </w:rPr>
+      </w:pPr>
+      <w:r>
+        <w:rPr/>
+      </w:r>
+    </w:p>
+    <w:p>
+      <w:pPr>
+        <w:pStyle w:val="ListNumber"/>
+        <w:numPr>
+          <w:ilvl w:val="0"/>
+          <w:numId w:val="0"/>
+        </w:numPr>
+        <w:ind w:left="360" w:hanging="0"/>
+        <w:rPr>
+          <w:lang w:val="it-IT"/>
+        </w:rPr>
+      </w:pPr>
+      <w:r>
+        <w:rPr>
+          <w:lang w:val="it-IT"/>
+        </w:rPr>
+        <w:t xml:space="preserve">8.2 </w:t>
+      </w:r>
+      <w:r>
         <w:rPr>
           <w:lang w:val="it-IT"/>
         </w:rPr>
@@ -760,35 +846,69 @@
         <w:rPr>
           <w:lang w:val="it-IT"/>
         </w:rPr>
-        <w:t>La prenotazione viene chiusa.</w:t>
+        <w:t xml:space="preserve">La prenotazione viene chiusa. </w:t>
       </w:r>
     </w:p>
     <w:p>
       <w:pPr>
-        <w:pStyle w:val="Titolo2"/>
-        <w:rPr/>
+        <w:pStyle w:val="ListNumber"/>
+        <w:numPr>
+          <w:ilvl w:val="0"/>
+          <w:numId w:val="0"/>
+        </w:numPr>
+        <w:ind w:left="360" w:hanging="0"/>
+        <w:rPr>
+          <w:lang w:val="it-IT"/>
+        </w:rPr>
       </w:pPr>
       <w:r>
-        <w:rPr/>
-        <w:t>Fase 5: Transito Senza Pesatura</w:t>
+        <w:rPr>
+          <w:rFonts w:ascii="Times New Roman" w:hAnsi="Times New Roman"/>
+          <w:b w:val="false"/>
+          <w:i w:val="false"/>
+          <w:caps w:val="false"/>
+          <w:smallCaps w:val="false"/>
+          <w:color w:val="000000"/>
+          <w:spacing w:val="0"/>
+          <w:sz w:val="28"/>
+        </w:rPr>
+        <w:t>Se l’autista deve recarsi al parcheggio per attendere consegna documenti, il sistema Corà genererà un “accesso” di solo transito per la PESA 2 (a targa riconosciuta).</w:t>
       </w:r>
     </w:p>
     <w:p>
       <w:pPr>
-        <w:pStyle w:val="Normal"/>
-        <w:rPr/>
+        <w:pStyle w:val="ListNumber"/>
+        <w:numPr>
+          <w:ilvl w:val="0"/>
+          <w:numId w:val="0"/>
+        </w:numPr>
+        <w:ind w:left="360" w:hanging="0"/>
+        <w:rPr>
+          <w:lang w:val="it-IT"/>
+        </w:rPr>
       </w:pPr>
       <w:r>
         <w:rPr/>
-        <w:t xml:space="preserve">Alcuni mezzi devono attraversare le pese solo come transito, senza effettuare la pesatura </w:t>
       </w:r>
+    </w:p>
+    <w:p>
+      <w:pPr>
+        <w:pStyle w:val="ListNumber"/>
+        <w:numPr>
+          <w:ilvl w:val="0"/>
+          <w:numId w:val="0"/>
+        </w:numPr>
+        <w:ind w:left="360" w:hanging="0"/>
+        <w:rPr>
+          <w:lang w:val="it-IT"/>
+        </w:rPr>
+      </w:pPr>
       <w:r>
-        <w:rPr/>
-        <w:t>(Ad esempio per gli autisti che devono ritirare dei documenti dopo la pesatura o per veicoli propri che devono entrare in azienda)</w:t>
-      </w:r>
-      <w:r>
-        <w:rPr/>
-        <w:t>:</w:t>
+        <w:rPr>
+          <w:u w:val="single"/>
+          <w:lang w:val="it-IT"/>
+        </w:rPr>
+        <w:t>Per i veicoli con accesso di solo transito:</w:t>
       </w:r>
     </w:p>
     <w:p>
@@ -798,53 +918,35 @@
           <w:ilvl w:val="0"/>
           <w:numId w:val="4"/>
         </w:numPr>
-        <w:rPr/>
+        <w:rPr>
+          <w:lang w:val="it-IT"/>
+        </w:rPr>
       </w:pPr>
       <w:r>
         <w:rPr/>
-        <w:t>Il veicolo transita sulla pesa ma la pesatura NON scatta. Viene registrato solo il passaggio (data/ora).</w:t>
+        <w:t xml:space="preserve">Telecamera </w:t>
       </w:r>
-    </w:p>
-    <w:p>
-      <w:pPr>
-        <w:pStyle w:val="ListNumber"/>
-        <w:numPr>
-          <w:ilvl w:val="0"/>
-          <w:numId w:val="4"/>
-        </w:numPr>
-        <w:rPr/>
-      </w:pPr>
+      <w:r>
+        <w:rPr>
+          <w:b/>
+          <w:bCs/>
+        </w:rPr>
+        <w:t>T2</w:t>
+      </w:r>
       <w:r>
         <w:rPr/>
-        <w:t>Sulla Pesa 1, essendoci due code (due slot), il veicolo in solo transito ha la precedenza rispetto a quello che deve effettuare la pesata, per evitare di farlo attendere inutilmente.</w:t>
+        <w:t xml:space="preserve"> rileva targa, non effettua la pesata e apre direttamente la sbarra </w:t>
       </w:r>
-    </w:p>
-    <w:p>
-      <w:pPr>
-        <w:pStyle w:val="ListNumber"/>
-        <w:numPr>
-          <w:ilvl w:val="0"/>
-          <w:numId w:val="4"/>
-        </w:numPr>
-        <w:rPr/>
-      </w:pPr>
+      <w:r>
+        <w:rPr>
+          <w:b/>
+          <w:bCs/>
+        </w:rPr>
+        <w:t>S5</w:t>
+      </w:r>
       <w:r>
         <w:rPr/>
-        <w:t>Sulla Pesa 2 il transito avviene normalmente seguendo la coda, senza pesatura.</w:t>
-      </w:r>
-    </w:p>
-    <w:p>
-      <w:pPr>
-        <w:pStyle w:val="ListNumber"/>
-        <w:numPr>
-          <w:ilvl w:val="0"/>
-          <w:numId w:val="4"/>
-        </w:numPr>
-        <w:rPr/>
-      </w:pPr>
-      <w:r>
-        <w:rPr/>
-        <w:t>Al transito sulla Pesa 2 l’accesso di solo transito viene eliminato in automatico siccome sta ad indicare che sta uscendo dal cantiere.</w:t>
+        <w:t xml:space="preserve"> per far accedere allo stabilimento.</w:t>
       </w:r>
     </w:p>
     <w:p>
@@ -3547,6 +3649,11 @@
       <w:spacing w:val="5"/>
     </w:rPr>
   </w:style>
+  <w:style w:type="character" w:styleId="Caratteridinumerazione">
+    <w:name w:val="Caratteri di numerazione"/>
+    <w:qFormat/>
+    <w:rPr/>
+  </w:style>
   <w:style w:type="paragraph" w:styleId="Titolo">
     <w:name w:val="Titolo"/>
     <w:basedOn w:val="Normal"/>

--- a/docs/VEHICLE_PRIORITY_GATE_CONTROL.docx
+++ b/docs/VEHICLE_PRIORITY_GATE_CONTROL.docx
@@ -5,18 +5,22 @@
     <w:p>
       <w:pPr>
         <w:pStyle w:val="Title"/>
+      </w:pPr>
+      <w:r>
+        <w:t>Sistema di Controllo Sbarre con Priorità Veicoli</w:t>
+      </w:r>
+    </w:p>
+    <w:p>
+      <w:pPr>
+        <w:spacing w:after="320"/>
         <w:jc w:val="center"/>
       </w:pPr>
       <w:r>
         <w:rPr>
-          <w:color w:val="1F3A5F"/>
+          <w:color w:val="666666"/>
+          <w:sz w:val="20"/>
         </w:rPr>
-        <w:t>Sistema di Controllo Sbarre con Priorità Veicoli</w:t>
-      </w:r>
-    </w:p>
-    <w:p>
-      <w:r>
-        <w:t>Sistema di gestione accessi e pesatura con controllo sbarre automatico, integrato con un sistema esterno di identificazione targhe. La priorità determina l'ordine di servizio in coda quando più prenotazioni hanno la stessa data.</w:t>
+        <w:t>Sistema di gestione accessi e pesatura con controllo sbarre automatico, integrato con un sistema esterno di identificazione targhe. La priorità determina l'ordine di servizio.</w:t>
       </w:r>
     </w:p>
     <w:p>
@@ -32,12 +36,14 @@
         <w:pStyle w:val="Heading2"/>
       </w:pPr>
       <w:r>
-        <w:t>Fase 1: Arrivo del Mezzo</w:t>
+        <w:t>1.1 Fase 1 — Arrivo del Mezzo</w:t>
       </w:r>
     </w:p>
     <w:p>
       <w:pPr>
         <w:pStyle w:val="ListNumber"/>
+        <w:spacing w:after="60"/>
+        <w:ind w:left="680"/>
       </w:pPr>
       <w:r>
         <w:t>Il veicolo arriva all'ingresso del sito.</w:t>
@@ -46,6 +52,8 @@
     <w:p>
       <w:pPr>
         <w:pStyle w:val="ListNumber"/>
+        <w:spacing w:after="60"/>
+        <w:ind w:left="680"/>
       </w:pPr>
       <w:r>
         <w:t>Il sistema esterno (del cliente) identifica la targa tramite telecamera.</w:t>
@@ -54,6 +62,8 @@
     <w:p>
       <w:pPr>
         <w:pStyle w:val="ListNumber"/>
+        <w:spacing w:after="60"/>
+        <w:ind w:left="680"/>
       </w:pPr>
       <w:r>
         <w:t>Il sistema esterno chiama la nostra API per creare un accesso, passando:</w:t>
@@ -62,7 +72,8 @@
     <w:p>
       <w:pPr>
         <w:pStyle w:val="ListBullet"/>
-        <w:ind w:left="1417"/>
+        <w:spacing w:after="60"/>
+        <w:ind w:left="1134"/>
       </w:pPr>
       <w:r>
         <w:t>Targa del veicolo</w:t>
@@ -71,7 +82,8 @@
     <w:p>
       <w:pPr>
         <w:pStyle w:val="ListBullet"/>
-        <w:ind w:left="1417"/>
+        <w:spacing w:after="60"/>
+        <w:ind w:left="1134"/>
       </w:pPr>
       <w:r>
         <w:t>Data</w:t>
@@ -80,7 +92,8 @@
     <w:p>
       <w:pPr>
         <w:pStyle w:val="ListBullet"/>
-        <w:ind w:left="1417"/>
+        <w:spacing w:after="60"/>
+        <w:ind w:left="1134"/>
       </w:pPr>
       <w:r>
         <w:t>Slot assegnato (1 o 2)</w:t>
@@ -89,7 +102,8 @@
     <w:p>
       <w:pPr>
         <w:pStyle w:val="ListBullet"/>
-        <w:ind w:left="1417"/>
+        <w:spacing w:after="60"/>
+        <w:ind w:left="1134"/>
       </w:pPr>
       <w:r>
         <w:t>Priorità (usata per ordinare la coda in caso di stessa data)</w:t>
@@ -100,7 +114,7 @@
         <w:pStyle w:val="Heading2"/>
       </w:pPr>
       <w:r>
-        <w:t>Fase 2: Gestione Coda e Apertura Sbarra</w:t>
+        <w:t>1.2 Fase 2 — Gestione Coda e Apertura Sbarra</w:t>
       </w:r>
     </w:p>
     <w:p>
@@ -111,6 +125,8 @@
     <w:p>
       <w:pPr>
         <w:pStyle w:val="ListNumber"/>
+        <w:spacing w:after="60"/>
+        <w:ind w:left="680"/>
       </w:pPr>
       <w:r>
         <w:t>Cerca il prossimo accesso da servire.</w:t>
@@ -119,6 +135,8 @@
     <w:p>
       <w:pPr>
         <w:pStyle w:val="ListNumber"/>
+        <w:spacing w:after="60"/>
+        <w:ind w:left="680"/>
       </w:pPr>
       <w:r>
         <w:t>Apre la sbarra corrispondente.</w:t>
@@ -129,7 +147,7 @@
         <w:pStyle w:val="Heading2"/>
       </w:pPr>
       <w:r>
-        <w:t>Fase 3: Pesatura Automatica sulla Pesa 1</w:t>
+        <w:t>1.3 Fase 3 — Pesatura Automatica sulla Pesa 1</w:t>
       </w:r>
     </w:p>
     <w:p>
@@ -140,6 +158,8 @@
     <w:p>
       <w:pPr>
         <w:pStyle w:val="ListNumber"/>
+        <w:spacing w:after="60"/>
+        <w:ind w:left="680"/>
       </w:pPr>
       <w:r>
         <w:t>La telecamera legge la targa, identifica e seleziona la prenotazione associata.</w:t>
@@ -148,6 +168,8 @@
     <w:p>
       <w:pPr>
         <w:pStyle w:val="ListNumber"/>
+        <w:spacing w:after="60"/>
+        <w:ind w:left="680"/>
       </w:pPr>
       <w:r>
         <w:t>La pesatura automatica parte: il sistema attende la stabilità del peso e registra il peso.</w:t>
@@ -156,14 +178,18 @@
     <w:p>
       <w:pPr>
         <w:pStyle w:val="ListNumber"/>
+        <w:spacing w:after="60"/>
+        <w:ind w:left="680"/>
       </w:pPr>
       <w:r>
-        <w:t>Se la telecamera non riesce a leggere la targa, di fianco alla pesa è presente un totem con lettore QR code. L'autista appoggia il proprio QR code sul lettore e la pesata parte come con la telecamera.</w:t>
+        <w:t>Se la telecamera non riesce a leggere la targa, di fianco alla pesa è presente un totem con lettore QR code. L'autista appoggia il proprio QR code sul lettore per identificarsi manualmente.</w:t>
       </w:r>
     </w:p>
     <w:p>
       <w:pPr>
         <w:pStyle w:val="ListNumber"/>
+        <w:spacing w:after="60"/>
+        <w:ind w:left="680"/>
       </w:pPr>
       <w:r>
         <w:t>Il veicolo scende dalla pesa.</w:t>
@@ -174,7 +200,7 @@
         <w:pStyle w:val="Heading2"/>
       </w:pPr>
       <w:r>
-        <w:t>Fase 4: Gestione Sbarra Pesa 2</w:t>
+        <w:t>1.4 Fase 4 — Gestione Sbarra Pesa 2</w:t>
       </w:r>
     </w:p>
     <w:p>
@@ -185,6 +211,8 @@
     <w:p>
       <w:pPr>
         <w:pStyle w:val="ListNumber"/>
+        <w:spacing w:after="60"/>
+        <w:ind w:left="680"/>
       </w:pPr>
       <w:r>
         <w:t>Quando la Pesa 2 è vuota (peso sotto la soglia minima), la sbarra si apre.</w:t>
@@ -193,6 +221,8 @@
     <w:p>
       <w:pPr>
         <w:pStyle w:val="ListNumber"/>
+        <w:spacing w:after="60"/>
+        <w:ind w:left="680"/>
       </w:pPr>
       <w:r>
         <w:t>Quando un veicolo sale sulla pesa, la sbarra si chiude.</w:t>
@@ -201,6 +231,8 @@
     <w:p>
       <w:pPr>
         <w:pStyle w:val="ListNumber"/>
+        <w:spacing w:after="60"/>
+        <w:ind w:left="680"/>
       </w:pPr>
       <w:r>
         <w:t>Viene eseguita la pesata automatica, vengono generate le immagini dalle telecamere, il file CSV e il report PDF.</w:t>
@@ -209,6 +241,8 @@
     <w:p>
       <w:pPr>
         <w:pStyle w:val="ListNumber"/>
+        <w:spacing w:after="60"/>
+        <w:ind w:left="680"/>
       </w:pPr>
       <w:r>
         <w:t>La prenotazione viene chiusa.</w:t>
@@ -219,28 +253,29 @@
         <w:pStyle w:val="Heading2"/>
       </w:pPr>
       <w:r>
-        <w:t xml:space="preserve">Fase 5: Transito Senza Pesatura</w:t>
+        <w:t>1.5 Fase 5 — Transito Senza Pesatura</w:t>
       </w:r>
     </w:p>
     <w:p>
-      <w:pPr>
-        <w:pStyle w:val="Normal"/>
-      </w:pPr>
       <w:r>
-        <w:t xml:space="preserve">Alcuni mezzi devono attraversare le pese solo come transito, senza effettuare la pesatura:</w:t>
+        <w:t>Alcuni mezzi devono attraversare le pese solo come transito, senza effettuare la pesatura:</w:t>
       </w:r>
     </w:p>
     <w:p>
       <w:pPr>
         <w:pStyle w:val="ListNumber"/>
+        <w:spacing w:after="60"/>
+        <w:ind w:left="680"/>
       </w:pPr>
       <w:r>
-        <w:t xml:space="preserve">Il veicolo transita sulla pesa ma la pesatura NON scatta. Viene registrato solo il passaggio (data/ora).</w:t>
+        <w:t>Il veicolo transita sulla pesa ma la pesatura NON scatta. Viene registrato solo il passaggio (data/ora).</w:t>
       </w:r>
     </w:p>
     <w:p>
       <w:pPr>
         <w:pStyle w:val="ListNumber"/>
+        <w:spacing w:after="60"/>
+        <w:ind w:left="680"/>
       </w:pPr>
       <w:r>
         <w:t>Sulla Pesa 1, essendoci due code (due slot), il veicolo in solo transito ha la precedenza rispetto a quello che deve effettuare la pesata, per evitare di farlo attendere inutilmente.</w:t>
@@ -249,9 +284,11 @@
     <w:p>
       <w:pPr>
         <w:pStyle w:val="ListNumber"/>
+        <w:spacing w:after="60"/>
+        <w:ind w:left="680"/>
       </w:pPr>
       <w:r>
-        <w:t xml:space="preserve">Sulla Pesa 2 il transito avviene normalmente seguendo la coda, senza pesatura.</w:t>
+        <w:t>Sulla Pesa 2 il transito avviene normalmente seguendo la coda, senza pesatura.</w:t>
       </w:r>
     </w:p>
     <w:p>
@@ -270,6 +307,8 @@
     <w:p>
       <w:pPr>
         <w:pStyle w:val="ListNumber"/>
+        <w:spacing w:after="60"/>
+        <w:ind w:left="680"/>
       </w:pPr>
       <w:r>
         <w:rPr>
@@ -284,6 +323,8 @@
     <w:p>
       <w:pPr>
         <w:pStyle w:val="ListNumber"/>
+        <w:spacing w:after="60"/>
+        <w:ind w:left="680"/>
       </w:pPr>
       <w:r>
         <w:rPr>
@@ -298,53 +339,82 @@
     <w:p/>
     <w:tbl>
       <w:tblPr>
-        <w:tblStyle w:val="TableGrid"/>
+        <w:tblStyle w:val="LightGrid-Accent1"/>
         <w:tblW w:type="auto" w:w="0"/>
+        <w:jc w:val="center"/>
         <w:tblLook w:firstColumn="1" w:firstRow="1" w:lastColumn="0" w:lastRow="0" w:noHBand="0" w:noVBand="1" w:val="04A0"/>
       </w:tblPr>
       <w:tblGrid>
-        <w:gridCol w:w="2160"/>
-        <w:gridCol w:w="2160"/>
-        <w:gridCol w:w="2160"/>
-        <w:gridCol w:w="2160"/>
+        <w:gridCol w:w="2351"/>
+        <w:gridCol w:w="2351"/>
+        <w:gridCol w:w="2351"/>
+        <w:gridCol w:w="2351"/>
       </w:tblGrid>
       <w:tr>
         <w:tc>
           <w:tcPr>
-            <w:tcW w:type="dxa" w:w="2160"/>
+            <w:tcW w:type="dxa" w:w="2351"/>
           </w:tcPr>
           <w:p>
+            <w:pPr>
+              <w:jc w:val="center"/>
+            </w:pPr>
             <w:r>
+              <w:rPr>
+                <w:b/>
+                <w:sz w:val="20"/>
+              </w:rPr>
               <w:t>Targa</w:t>
             </w:r>
           </w:p>
         </w:tc>
         <w:tc>
           <w:tcPr>
-            <w:tcW w:type="dxa" w:w="2160"/>
+            <w:tcW w:type="dxa" w:w="2351"/>
           </w:tcPr>
           <w:p>
+            <w:pPr>
+              <w:jc w:val="center"/>
+            </w:pPr>
             <w:r>
+              <w:rPr>
+                <w:b/>
+                <w:sz w:val="20"/>
+              </w:rPr>
               <w:t>Data Prenotazione</w:t>
             </w:r>
           </w:p>
         </w:tc>
         <w:tc>
           <w:tcPr>
-            <w:tcW w:type="dxa" w:w="2160"/>
+            <w:tcW w:type="dxa" w:w="2351"/>
           </w:tcPr>
           <w:p>
+            <w:pPr>
+              <w:jc w:val="center"/>
+            </w:pPr>
             <w:r>
+              <w:rPr>
+                <w:b/>
+                <w:sz w:val="20"/>
+              </w:rPr>
               <w:t>Priorità</w:t>
             </w:r>
           </w:p>
         </w:tc>
         <w:tc>
           <w:tcPr>
-            <w:tcW w:type="dxa" w:w="2160"/>
+            <w:tcW w:type="dxa" w:w="2351"/>
           </w:tcPr>
           <w:p>
+            <w:pPr>
+              <w:jc w:val="center"/>
+            </w:pPr>
             <w:r>
+              <w:rPr>
+                <w:b/>
+                <w:sz w:val="20"/>
+              </w:rPr>
               <w:t>Ordine di Servizio</w:t>
             </w:r>
           </w:p>
@@ -353,40 +423,64 @@
       <w:tr>
         <w:tc>
           <w:tcPr>
-            <w:tcW w:type="dxa" w:w="2160"/>
+            <w:tcW w:type="dxa" w:w="2351"/>
           </w:tcPr>
           <w:p>
+            <w:pPr>
+              <w:jc w:val="center"/>
+            </w:pPr>
             <w:r>
+              <w:rPr>
+                <w:sz w:val="20"/>
+              </w:rPr>
               <w:t>AB123</w:t>
             </w:r>
           </w:p>
         </w:tc>
         <w:tc>
           <w:tcPr>
-            <w:tcW w:type="dxa" w:w="2160"/>
+            <w:tcW w:type="dxa" w:w="2351"/>
           </w:tcPr>
           <w:p>
+            <w:pPr>
+              <w:jc w:val="center"/>
+            </w:pPr>
             <w:r>
+              <w:rPr>
+                <w:sz w:val="20"/>
+              </w:rPr>
               <w:t>10/03 ore 08:00</w:t>
             </w:r>
           </w:p>
         </w:tc>
         <w:tc>
           <w:tcPr>
-            <w:tcW w:type="dxa" w:w="2160"/>
+            <w:tcW w:type="dxa" w:w="2351"/>
           </w:tcPr>
           <w:p>
+            <w:pPr>
+              <w:jc w:val="center"/>
+            </w:pPr>
             <w:r>
+              <w:rPr>
+                <w:sz w:val="20"/>
+              </w:rPr>
               <w:t>1</w:t>
             </w:r>
           </w:p>
         </w:tc>
         <w:tc>
           <w:tcPr>
-            <w:tcW w:type="dxa" w:w="2160"/>
+            <w:tcW w:type="dxa" w:w="2351"/>
           </w:tcPr>
           <w:p>
+            <w:pPr>
+              <w:jc w:val="center"/>
+            </w:pPr>
             <w:r>
+              <w:rPr>
+                <w:sz w:val="20"/>
+              </w:rPr>
               <w:t>1° (data più vecchia)</w:t>
             </w:r>
           </w:p>
@@ -395,40 +489,64 @@
       <w:tr>
         <w:tc>
           <w:tcPr>
-            <w:tcW w:type="dxa" w:w="2160"/>
+            <w:tcW w:type="dxa" w:w="2351"/>
           </w:tcPr>
           <w:p>
+            <w:pPr>
+              <w:jc w:val="center"/>
+            </w:pPr>
             <w:r>
+              <w:rPr>
+                <w:sz w:val="20"/>
+              </w:rPr>
               <w:t>CD456</w:t>
             </w:r>
           </w:p>
         </w:tc>
         <w:tc>
           <w:tcPr>
-            <w:tcW w:type="dxa" w:w="2160"/>
+            <w:tcW w:type="dxa" w:w="2351"/>
           </w:tcPr>
           <w:p>
+            <w:pPr>
+              <w:jc w:val="center"/>
+            </w:pPr>
             <w:r>
+              <w:rPr>
+                <w:sz w:val="20"/>
+              </w:rPr>
               <w:t>11/03 ore 09:00</w:t>
             </w:r>
           </w:p>
         </w:tc>
         <w:tc>
           <w:tcPr>
-            <w:tcW w:type="dxa" w:w="2160"/>
+            <w:tcW w:type="dxa" w:w="2351"/>
           </w:tcPr>
           <w:p>
+            <w:pPr>
+              <w:jc w:val="center"/>
+            </w:pPr>
             <w:r>
+              <w:rPr>
+                <w:sz w:val="20"/>
+              </w:rPr>
               <w:t>3</w:t>
             </w:r>
           </w:p>
         </w:tc>
         <w:tc>
           <w:tcPr>
-            <w:tcW w:type="dxa" w:w="2160"/>
+            <w:tcW w:type="dxa" w:w="2351"/>
           </w:tcPr>
           <w:p>
+            <w:pPr>
+              <w:jc w:val="center"/>
+            </w:pPr>
             <w:r>
+              <w:rPr>
+                <w:sz w:val="20"/>
+              </w:rPr>
               <w:t>2° (stessa data, priorità alta)</w:t>
             </w:r>
           </w:p>
@@ -437,40 +555,64 @@
       <w:tr>
         <w:tc>
           <w:tcPr>
-            <w:tcW w:type="dxa" w:w="2160"/>
+            <w:tcW w:type="dxa" w:w="2351"/>
           </w:tcPr>
           <w:p>
+            <w:pPr>
+              <w:jc w:val="center"/>
+            </w:pPr>
             <w:r>
+              <w:rPr>
+                <w:sz w:val="20"/>
+              </w:rPr>
               <w:t>EF789</w:t>
             </w:r>
           </w:p>
         </w:tc>
         <w:tc>
           <w:tcPr>
-            <w:tcW w:type="dxa" w:w="2160"/>
+            <w:tcW w:type="dxa" w:w="2351"/>
           </w:tcPr>
           <w:p>
+            <w:pPr>
+              <w:jc w:val="center"/>
+            </w:pPr>
             <w:r>
+              <w:rPr>
+                <w:sz w:val="20"/>
+              </w:rPr>
               <w:t>11/03 ore 09:00</w:t>
             </w:r>
           </w:p>
         </w:tc>
         <w:tc>
           <w:tcPr>
-            <w:tcW w:type="dxa" w:w="2160"/>
+            <w:tcW w:type="dxa" w:w="2351"/>
           </w:tcPr>
           <w:p>
+            <w:pPr>
+              <w:jc w:val="center"/>
+            </w:pPr>
             <w:r>
+              <w:rPr>
+                <w:sz w:val="20"/>
+              </w:rPr>
               <w:t>1</w:t>
             </w:r>
           </w:p>
         </w:tc>
         <w:tc>
           <w:tcPr>
-            <w:tcW w:type="dxa" w:w="2160"/>
+            <w:tcW w:type="dxa" w:w="2351"/>
           </w:tcPr>
           <w:p>
+            <w:pPr>
+              <w:jc w:val="center"/>
+            </w:pPr>
             <w:r>
+              <w:rPr>
+                <w:sz w:val="20"/>
+              </w:rPr>
               <w:t>3° (stessa data, priorità bassa)</w:t>
             </w:r>
           </w:p>
@@ -479,40 +621,64 @@
       <w:tr>
         <w:tc>
           <w:tcPr>
-            <w:tcW w:type="dxa" w:w="2160"/>
+            <w:tcW w:type="dxa" w:w="2351"/>
           </w:tcPr>
           <w:p>
+            <w:pPr>
+              <w:jc w:val="center"/>
+            </w:pPr>
             <w:r>
+              <w:rPr>
+                <w:sz w:val="20"/>
+              </w:rPr>
               <w:t>GH012</w:t>
             </w:r>
           </w:p>
         </w:tc>
         <w:tc>
           <w:tcPr>
-            <w:tcW w:type="dxa" w:w="2160"/>
+            <w:tcW w:type="dxa" w:w="2351"/>
           </w:tcPr>
           <w:p>
+            <w:pPr>
+              <w:jc w:val="center"/>
+            </w:pPr>
             <w:r>
+              <w:rPr>
+                <w:sz w:val="20"/>
+              </w:rPr>
               <w:t>12/03 ore 10:00</w:t>
             </w:r>
           </w:p>
         </w:tc>
         <w:tc>
           <w:tcPr>
-            <w:tcW w:type="dxa" w:w="2160"/>
+            <w:tcW w:type="dxa" w:w="2351"/>
           </w:tcPr>
           <w:p>
+            <w:pPr>
+              <w:jc w:val="center"/>
+            </w:pPr>
             <w:r>
+              <w:rPr>
+                <w:sz w:val="20"/>
+              </w:rPr>
               <w:t>2</w:t>
             </w:r>
           </w:p>
         </w:tc>
         <w:tc>
           <w:tcPr>
-            <w:tcW w:type="dxa" w:w="2160"/>
+            <w:tcW w:type="dxa" w:w="2351"/>
           </w:tcPr>
           <w:p>
+            <w:pPr>
+              <w:jc w:val="center"/>
+            </w:pPr>
             <w:r>
+              <w:rPr>
+                <w:sz w:val="20"/>
+              </w:rPr>
               <w:t>4° (data più recente)</w:t>
             </w:r>
           </w:p>
@@ -532,11 +698,10 @@
         <w:pStyle w:val="Heading2"/>
       </w:pPr>
       <w:r>
-        <w:t>Gestione Accessi con number_in_out</w:t>
+        <w:t>3.1 Gestione Accessi con number_in_out</w:t>
       </w:r>
     </w:p>
     <w:p>
-      <w:pPr/>
       <w:r>
         <w:t>Si utilizza un'unica tabella access per tutti i tipi di accesso. Il campo number_in_out distingue il tipo:</w:t>
       </w:r>
@@ -544,25 +709,49 @@
     <w:p>
       <w:pPr>
         <w:pStyle w:val="ListBullet"/>
+        <w:spacing w:after="60"/>
+        <w:ind w:left="680"/>
       </w:pPr>
       <w:r>
-        <w:t>number_in_out &gt; 0 (es. 1, 2, ...) → Prenotazione con pesatura. Il numero indica il conteggio ingressi/uscite.</w:t>
+        <w:rPr>
+          <w:b/>
+        </w:rPr>
+        <w:t>number_in_out</w:t>
+      </w:r>
+      <w:r>
+        <w:t xml:space="preserve"> &gt; 0 (es. 1, 2, …) → Prenotazione con pesatura. Il numero indica il conteggio ingressi/uscite.</w:t>
       </w:r>
     </w:p>
     <w:p>
       <w:pPr>
         <w:pStyle w:val="ListBullet"/>
+        <w:spacing w:after="60"/>
+        <w:ind w:left="680"/>
       </w:pPr>
       <w:r>
-        <w:t>number_in_out = 0 → Accesso permanente. Il veicolo può entrare senza prenotazione specifica.</w:t>
+        <w:rPr>
+          <w:b/>
+        </w:rPr>
+        <w:t>number_in_out</w:t>
+      </w:r>
+      <w:r>
+        <w:t xml:space="preserve"> = 0 → Accesso permanente. Il veicolo può entrare senza prenotazione specifica.</w:t>
       </w:r>
     </w:p>
     <w:p>
       <w:pPr>
         <w:pStyle w:val="ListBullet"/>
+        <w:spacing w:after="60"/>
+        <w:ind w:left="680"/>
       </w:pPr>
       <w:r>
-        <w:t>number_in_out = -1 → Solo transito. Il veicolo transita senza pesatura, viene registrato solo il passaggio.</w:t>
+        <w:rPr>
+          <w:b/>
+        </w:rPr>
+        <w:t>number_in_out</w:t>
+      </w:r>
+      <w:r>
+        <w:t xml:space="preserve"> = -1 → Solo transito. Il veicolo transita senza pesatura, viene registrato solo il passaggio.</w:t>
       </w:r>
     </w:p>
     <w:p>
@@ -570,34 +759,47 @@
         <w:pStyle w:val="Heading2"/>
       </w:pPr>
       <w:r>
-        <w:t>API per il Sistema Esterno</w:t>
+        <w:t>3.2 API per il Sistema Esterno</w:t>
       </w:r>
     </w:p>
     <w:p>
-      <w:pPr/>
       <w:r>
         <w:t>Endpoint unico per il sistema esterno per caricare tutti i tipi di accesso:</w:t>
       </w:r>
     </w:p>
     <w:p>
       <w:pPr>
-        <w:pStyle w:val="ListBullet"/>
+        <w:spacing w:after="80"/>
+        <w:ind w:left="567"/>
       </w:pPr>
       <w:r>
-        <w:t>POST /api/anagrafic/access — Crea un accesso (pesatura, permanente o transito in base a number_in_out)</w:t>
+        <w:rPr>
+          <w:b/>
+          <w:color w:val="2C5F8A"/>
+          <w:sz w:val="20"/>
+        </w:rPr>
+        <w:t>POST /api/anagrafic/access</w:t>
+      </w:r>
+      <w:r>
+        <w:t xml:space="preserve"> — Crea un accesso (pesatura, permanente o transito in base a number_in_out)</w:t>
       </w:r>
     </w:p>
     <w:p>
-      <w:pPr/>
+      <w:pPr>
+        <w:spacing w:after="40"/>
+      </w:pPr>
       <w:r>
         <w:t>Body della richiesta:</w:t>
       </w:r>
     </w:p>
     <w:p>
-      <w:pPr/>
+      <w:pPr>
+        <w:spacing w:after="120"/>
+        <w:ind w:left="567"/>
+      </w:pPr>
       <w:r>
         <w:rPr>
-          <w:rFonts w:ascii="Courier New" w:hAnsi="Courier New"/>
+          <w:rFonts w:ascii="Consolas" w:hAnsi="Consolas"/>
           <w:sz w:val="18"/>
         </w:rPr>
         <w:t>{</w:t>
@@ -618,24 +820,20 @@
         <w:br/>
         <w:t xml:space="preserve">  "note": "string",</w:t>
         <w:br/>
-        <w:t xml:space="preserve">  "document_reference": "string",</w:t>
+        <w:t xml:space="preserve">  "slot": 1,</w:t>
         <w:br/>
-        <w:t xml:space="preserve">  "type": "RESERVATION",</w:t>
+        <w:t xml:space="preserve">  "date": "2025-01-01",</w:t>
         <w:br/>
-        <w:t xml:space="preserve">  "badge": "string",</w:t>
-        <w:br/>
-        <w:t xml:space="preserve">  "permanent": false,</w:t>
-        <w:br/>
-        <w:t xml:space="preserve">  "hidden": false</w:t>
+        <w:t xml:space="preserve">  "priority": 1</w:t>
         <w:br/>
         <w:t>}</w:t>
       </w:r>
     </w:p>
     <w:p>
-      <w:pPr/>
       <w:r>
         <w:rPr>
           <w:b/>
+          <w:sz w:val="20"/>
         </w:rPr>
         <w:t>Dove number_in_out: 1 (o altro numero &gt; 0) per pesatura, 0 per permanente, -1 per solo transito.</w:t>
       </w:r>
@@ -645,20 +843,37 @@
         <w:pStyle w:val="Heading2"/>
       </w:pPr>
       <w:r>
-        <w:t>Automatismo Apertura Sbarre</w:t>
+        <w:t>3.3 Automatismo Apertura Sbarre</w:t>
+      </w:r>
+    </w:p>
+    <w:p>
+      <w:pPr>
+        <w:pStyle w:val="Heading3"/>
+      </w:pPr>
+      <w:r>
+        <w:t>3.3.1 Pesa 1</w:t>
+      </w:r>
+    </w:p>
+    <w:p>
+      <w:r>
+        <w:t>Nel Callback Realtime della Pesa 1:</w:t>
       </w:r>
     </w:p>
     <w:p>
       <w:pPr>
         <w:pStyle w:val="ListNumber"/>
+        <w:spacing w:after="60"/>
+        <w:ind w:left="680"/>
       </w:pPr>
       <w:r>
-        <w:t>Nel Callback Realtime della Pesa 1, quando la pesa è vuota: cercare il prossimo accesso in coda (data ASC, priorità DESC).</w:t>
+        <w:t>Quando la pesa è vuota: cercare il prossimo accesso in coda (data ASC, priorità DESC).</w:t>
       </w:r>
     </w:p>
     <w:p>
       <w:pPr>
         <w:pStyle w:val="ListNumber"/>
+        <w:spacing w:after="60"/>
+        <w:ind w:left="680"/>
       </w:pPr>
       <w:r>
         <w:t>Aprire il relè della sbarra corrispondente allo slot assegnato all'accesso.</w:t>
@@ -667,14 +882,8 @@
     <w:p>
       <w:pPr>
         <w:pStyle w:val="ListNumber"/>
-      </w:pPr>
-      <w:r>
-        <w:t xml:space="preserve">Nel Callback Realtime della Pesa 2, quando la pesa è vuota: aprire la sbarra.</w:t>
-      </w:r>
-    </w:p>
-    <w:p>
-      <w:pPr>
-        <w:pStyle w:val="ListNumber"/>
+        <w:spacing w:after="60"/>
+        <w:ind w:left="680"/>
       </w:pPr>
       <w:r>
         <w:t>Quando il veicolo sale sulla pesa, chiudere la sbarra.</w:t>
@@ -683,6 +892,8 @@
     <w:p>
       <w:pPr>
         <w:pStyle w:val="ListNumber"/>
+        <w:spacing w:after="60"/>
+        <w:ind w:left="680"/>
       </w:pPr>
       <w:r>
         <w:t>Se è un transito (number_in_out = -1) → registrare solo il passaggio, non avviare pesatura.</w:t>
@@ -691,6 +902,61 @@
     <w:p>
       <w:pPr>
         <w:pStyle w:val="ListNumber"/>
+        <w:spacing w:after="60"/>
+        <w:ind w:left="680"/>
+      </w:pPr>
+      <w:r>
+        <w:t>Se è un accesso normale (number_in_out &gt; 0) → procedere con il flusso di pesatura esistente.</w:t>
+      </w:r>
+    </w:p>
+    <w:p>
+      <w:pPr>
+        <w:pStyle w:val="Heading3"/>
+      </w:pPr>
+      <w:r>
+        <w:t>3.3.2 Pesa 2</w:t>
+      </w:r>
+    </w:p>
+    <w:p>
+      <w:r>
+        <w:t>Nel Callback Realtime della Pesa 2:</w:t>
+      </w:r>
+    </w:p>
+    <w:p>
+      <w:pPr>
+        <w:pStyle w:val="ListNumber"/>
+        <w:spacing w:after="60"/>
+        <w:ind w:left="680"/>
+      </w:pPr>
+      <w:r>
+        <w:t>Quando la pesa è vuota: aprire la sbarra.</w:t>
+      </w:r>
+    </w:p>
+    <w:p>
+      <w:pPr>
+        <w:pStyle w:val="ListNumber"/>
+        <w:spacing w:after="60"/>
+        <w:ind w:left="680"/>
+      </w:pPr>
+      <w:r>
+        <w:t>Quando il veicolo sale sulla pesa, chiudere la sbarra.</w:t>
+      </w:r>
+    </w:p>
+    <w:p>
+      <w:pPr>
+        <w:pStyle w:val="ListNumber"/>
+        <w:spacing w:after="60"/>
+        <w:ind w:left="680"/>
+      </w:pPr>
+      <w:r>
+        <w:t>Se è un transito (number_in_out = -1) → registrare solo il passaggio, non avviare pesatura.</w:t>
+      </w:r>
+    </w:p>
+    <w:p>
+      <w:pPr>
+        <w:pStyle w:val="ListNumber"/>
+        <w:spacing w:after="60"/>
+        <w:ind w:left="680"/>
       </w:pPr>
       <w:r>
         <w:t>Se è un accesso normale (number_in_out &gt; 0) → procedere con il flusso di pesatura esistente.</w:t>
@@ -701,11 +967,10 @@
         <w:pStyle w:val="Heading2"/>
       </w:pPr>
       <w:r>
-        <w:t>Generazione Dati in Uscita (CSV e Report PDF)</w:t>
+        <w:t>3.4 Generazione Dati in Uscita (CSV e Report PDF)</w:t>
       </w:r>
     </w:p>
     <w:p>
-      <w:pPr/>
       <w:r>
         <w:t>Al completamento di ogni accesso con pesatura, il sistema genera automaticamente i documenti di report:</w:t>
       </w:r>
@@ -713,17 +978,33 @@
     <w:p>
       <w:pPr>
         <w:pStyle w:val="ListBullet"/>
+        <w:spacing w:after="60"/>
+        <w:ind w:left="680"/>
       </w:pPr>
       <w:r>
-        <w:t>File CSV — Contiene i dati della pesata (targa, peso lordo, tara, peso netto, data/ora ingresso e uscita, materiale, note). Un file per ogni pesata completata.</w:t>
+        <w:rPr>
+          <w:b/>
+        </w:rPr>
+        <w:t>File CSV</w:t>
+      </w:r>
+      <w:r>
+        <w:t xml:space="preserve"> — Contiene i dati della pesata (targa, peso lordo, tara, peso netto, data/ora ingresso e uscita, materiale, note). Un file per ogni pesata completata.</w:t>
       </w:r>
     </w:p>
     <w:p>
       <w:pPr>
         <w:pStyle w:val="ListBullet"/>
+        <w:spacing w:after="60"/>
+        <w:ind w:left="680"/>
       </w:pPr>
       <w:r>
-        <w:t>Report PDF — Documento con i dati della pesata e le immagini catturate dalle telecamere (foto del veicolo in ingresso e in uscita). Generato automaticamente alla chiusura dell'accesso.</w:t>
+        <w:rPr>
+          <w:b/>
+        </w:rPr>
+        <w:t>Report PDF</w:t>
+      </w:r>
+      <w:r>
+        <w:t xml:space="preserve"> — Documento con i dati della pesata e le immagini catturate dalle telecamere (foto del veicolo in ingresso e in uscita). Generato automaticamente a fine pesatura.</w:t>
       </w:r>
     </w:p>
     <w:p>
@@ -731,11 +1012,10 @@
         <w:pStyle w:val="Heading2"/>
       </w:pPr>
       <w:r>
-        <w:t>Salvataggio e Sincronizzazione</w:t>
+        <w:t>3.5 Salvataggio e Sincronizzazione</w:t>
       </w:r>
     </w:p>
     <w:p>
-      <w:pPr/>
       <w:r>
         <w:t>I file vengono salvati in una cartella locale sulla macchina del software:</w:t>
       </w:r>
@@ -743,28 +1023,43 @@
     <w:p>
       <w:pPr>
         <w:pStyle w:val="ListBullet"/>
+        <w:spacing w:after="60"/>
+        <w:ind w:left="680"/>
       </w:pPr>
       <w:r>
-        <w:t>Cartella locale — Percorso configurabile nelle impostazioni. I file CSV e PDF vengono salvati qui automaticamente.</w:t>
+        <w:rPr>
+          <w:b/>
+        </w:rPr>
+        <w:t>Cartella locale</w:t>
+      </w:r>
+      <w:r>
+        <w:t xml:space="preserve"> — Percorso configurabile nelle impostazioni. I file CSV e PDF vengono salvati qui automaticamente.</w:t>
       </w:r>
     </w:p>
     <w:p>
       <w:pPr>
         <w:pStyle w:val="ListBullet"/>
+        <w:spacing w:after="60"/>
+        <w:ind w:left="680"/>
       </w:pPr>
       <w:r>
-        <w:t>Cartella remota (opzionale) — Configurando un percorso di rete (cartella condivisa sul server del cliente), i file vengono copiati automaticamente anche nella cartella remota. Questo permette al sistema esterno del cliente di accedere direttamente ai report senza intervento manuale.</w:t>
+        <w:rPr>
+          <w:b/>
+        </w:rPr>
+        <w:t>Cartella remota (opzionale)</w:t>
+      </w:r>
+      <w:r>
+        <w:t xml:space="preserve"> — Configurando un percorso di rete (cartella condivisa sul server del cliente), i file vengono copiati automaticamente anche nella cartella remota.</w:t>
       </w:r>
     </w:p>
     <w:p>
-      <w:pPr/>
       <w:r>
         <w:t>Se la cartella remota non è raggiungibile, i file restano salvati in locale e vengono sincronizzati automaticamente al ripristino della connessione.</w:t>
       </w:r>
     </w:p>
     <w:sectPr>
       <w:pgSz w:w="12240" w:h="15840"/>
-      <w:pgMar w:top="1440" w:right="1800" w:bottom="1440" w:left="1800" w:header="720" w:footer="720" w:gutter="0"/>
+      <w:pgMar w:top="1134" w:right="1417" w:bottom="1134" w:left="1417" w:header="720" w:footer="720" w:gutter="0"/>
       <w:cols w:space="720"/>
       <w:docGrid w:linePitch="360"/>
     </w:sectPr>
@@ -1136,7 +1431,7 @@
     <w:qFormat/>
     <w:rsid w:val="00FC693F"/>
     <w:pPr>
-      <w:spacing w:after="120"/>
+      <w:spacing w:after="120" w:line="276" w:lineRule="auto"/>
     </w:pPr>
     <w:rPr>
       <w:rFonts w:ascii="Calibri" w:hAnsi="Calibri"/>
@@ -1198,15 +1493,15 @@
     <w:pPr>
       <w:keepNext/>
       <w:keepLines/>
-      <w:spacing w:before="480" w:after="0"/>
+      <w:spacing w:before="360" w:after="160"/>
       <w:outlineLvl w:val="0"/>
     </w:pPr>
     <w:rPr>
-      <w:rFonts w:asciiTheme="majorHAnsi" w:eastAsiaTheme="majorEastAsia" w:hAnsiTheme="majorHAnsi" w:cstheme="majorBidi" w:ascii="Calibri" w:hAnsi="Calibri"/>
+      <w:rFonts w:asciiTheme="majorHAnsi" w:eastAsiaTheme="majorEastAsia" w:hAnsiTheme="majorHAnsi" w:cstheme="majorBidi"/>
       <w:b/>
       <w:bCs/>
       <w:color w:val="1F3A5F"/>
-      <w:sz w:val="28"/>
+      <w:sz w:val="32"/>
       <w:szCs w:val="28"/>
     </w:rPr>
   </w:style>
@@ -1222,14 +1517,14 @@
     <w:pPr>
       <w:keepNext/>
       <w:keepLines/>
-      <w:spacing w:before="200" w:after="0"/>
+      <w:spacing w:before="280" w:after="120"/>
       <w:outlineLvl w:val="1"/>
     </w:pPr>
     <w:rPr>
-      <w:rFonts w:asciiTheme="majorHAnsi" w:eastAsiaTheme="majorEastAsia" w:hAnsiTheme="majorHAnsi" w:cstheme="majorBidi" w:ascii="Calibri" w:hAnsi="Calibri"/>
+      <w:rFonts w:asciiTheme="majorHAnsi" w:eastAsiaTheme="majorEastAsia" w:hAnsiTheme="majorHAnsi" w:cstheme="majorBidi"/>
       <w:b/>
       <w:bCs/>
-      <w:color w:val="1F3A5F"/>
+      <w:color w:val="2C5F8A"/>
       <w:sz w:val="26"/>
       <w:szCs w:val="26"/>
     </w:rPr>
@@ -1246,14 +1541,15 @@
     <w:pPr>
       <w:keepNext/>
       <w:keepLines/>
-      <w:spacing w:before="200" w:after="0"/>
+      <w:spacing w:before="200" w:after="80"/>
       <w:outlineLvl w:val="2"/>
     </w:pPr>
     <w:rPr>
-      <w:rFonts w:asciiTheme="majorHAnsi" w:eastAsiaTheme="majorEastAsia" w:hAnsiTheme="majorHAnsi" w:cstheme="majorBidi" w:ascii="Calibri" w:hAnsi="Calibri"/>
+      <w:rFonts w:asciiTheme="majorHAnsi" w:eastAsiaTheme="majorEastAsia" w:hAnsiTheme="majorHAnsi" w:cstheme="majorBidi"/>
       <w:b/>
       <w:bCs/>
-      <w:color w:val="1F3A5F"/>
+      <w:color w:val="3A7AA8"/>
+      <w:sz w:val="22"/>
     </w:rPr>
   </w:style>
   <w:style w:type="paragraph" w:styleId="Heading4">
@@ -1487,15 +1783,17 @@
       <w:pBdr>
         <w:bottom w:val="single" w:sz="8" w:space="4" w:color="4F81BD" w:themeColor="accent1"/>
       </w:pBdr>
-      <w:spacing w:after="300" w:line="240" w:lineRule="auto"/>
+      <w:spacing w:after="80" w:line="240" w:lineRule="auto"/>
       <w:contextualSpacing/>
+      <w:jc w:val="center"/>
     </w:pPr>
     <w:rPr>
       <w:rFonts w:asciiTheme="majorHAnsi" w:eastAsiaTheme="majorEastAsia" w:hAnsiTheme="majorHAnsi" w:cstheme="majorBidi"/>
-      <w:color w:val="17365D" w:themeColor="text2" w:themeShade="BF"/>
+      <w:b/>
+      <w:color w:val="1F3A5F"/>
       <w:spacing w:val="5"/>
       <w:kern w:val="28"/>
-      <w:sz w:val="52"/>
+      <w:sz w:val="44"/>
       <w:szCs w:val="52"/>
     </w:rPr>
   </w:style>
